--- a/kb-sagyu/drafts/여비규정_전부개정안_v2_사규서식.docx
+++ b/kb-sagyu/drafts/여비규정_전부개정안_v2_사규서식.docx
@@ -98,16 +98,60 @@
           <w:color w:val="1A1A1A"/>
           <w:sz w:val="22"/>
         </w:rPr>
-        <w:t>제2조(정의)</w:t>
-      </w:r>
-      <w:r>
-        <w:rPr>
-          <w:rFonts w:ascii="KB금융 본문체 Light" w:hAnsi="KB금융 본문체 Light" w:eastAsia="KB금융 본문체 Light"/>
-          <w:b w:val="0"/>
-          <w:color w:val="1A1A1A"/>
-          <w:sz w:val="22"/>
-        </w:rPr>
-        <w:t xml:space="preserve"> 이 규정에서 사용하는 용어의 뜻은 다음 각 호와 같다. </w:t>
+        <w:t>제2조(적용범위)</w:t>
+      </w:r>
+      <w:r>
+        <w:rPr>
+          <w:rFonts w:ascii="KB금융 본문체 Light" w:hAnsi="KB금융 본문체 Light" w:eastAsia="KB금융 본문체 Light"/>
+          <w:b w:val="0"/>
+          <w:color w:val="1A1A1A"/>
+          <w:sz w:val="22"/>
+        </w:rPr>
+        <w:t xml:space="preserve"> ① 임원 및 직원이 임무수행을 위하여 국내 또는 국외를 여행할 때에는 이 규정에 따라 여비를 지급한다.</w:t>
+      </w:r>
+    </w:p>
+    <w:p>
+      <w:pPr>
+        <w:spacing w:line="400" w:lineRule="exact" w:before="0" w:after="0"/>
+        <w:ind w:left="200"/>
+      </w:pPr>
+      <w:r>
+        <w:rPr>
+          <w:rFonts w:ascii="KB금융 본문체 Light" w:hAnsi="KB금융 본문체 Light" w:eastAsia="KB금융 본문체 Light"/>
+          <w:b w:val="0"/>
+          <w:color w:val="1A1A1A"/>
+          <w:sz w:val="22"/>
+        </w:rPr>
+        <w:t>② 계약직원에 대하여는 그 대우에 상당하는 여비를 지급할 수 있다.</w:t>
+      </w:r>
+    </w:p>
+    <w:p>
+      <w:pPr>
+        <w:spacing w:line="400" w:lineRule="exact" w:before="0" w:after="0"/>
+      </w:pPr>
+    </w:p>
+    <w:p>
+      <w:pPr>
+        <w:spacing w:line="400" w:lineRule="exact" w:before="0" w:after="0"/>
+        <w:ind w:left="190" w:hanging="190"/>
+      </w:pPr>
+      <w:r>
+        <w:rPr>
+          <w:rFonts w:ascii="KB금융 본문체 Light" w:hAnsi="KB금융 본문체 Light" w:eastAsia="KB금융 본문체 Light"/>
+          <w:b/>
+          <w:color w:val="1A1A1A"/>
+          <w:sz w:val="22"/>
+        </w:rPr>
+        <w:t>제3조(다른 사규와의 관계)</w:t>
+      </w:r>
+      <w:r>
+        <w:rPr>
+          <w:rFonts w:ascii="KB금융 본문체 Light" w:hAnsi="KB금융 본문체 Light" w:eastAsia="KB금융 본문체 Light"/>
+          <w:b w:val="0"/>
+          <w:color w:val="1A1A1A"/>
+          <w:sz w:val="22"/>
+        </w:rPr>
+        <w:t xml:space="preserve"> 여비에 관하여 법령 또는 다른 사규에서 특별히 정한 것을 제외하고는 이 규정에서 정하는 바에 따른다. </w:t>
       </w:r>
       <w:r>
         <w:rPr>
@@ -116,52 +160,314 @@
           <w:color w:val="B03030"/>
           <w:sz w:val="18"/>
         </w:rPr>
-        <w:t>&lt;신설 — 현행은 출장·근무지·시내 등 핵심 용어가 모두 미정의&gt;</w:t>
-      </w:r>
-    </w:p>
-    <w:p>
-      <w:pPr>
-        <w:spacing w:line="400" w:lineRule="exact" w:before="0" w:after="0"/>
-        <w:ind w:left="400"/>
-      </w:pPr>
-      <w:r>
-        <w:rPr>
-          <w:rFonts w:ascii="KB금융 본문체 Light" w:hAnsi="KB금융 본문체 Light" w:eastAsia="KB금융 본문체 Light"/>
-          <w:b w:val="0"/>
-          <w:color w:val="1A1A1A"/>
-          <w:sz w:val="22"/>
-        </w:rPr>
-        <w:t>1. "출장"이란 임원 및 직원이 임무수행을 위하여 근무지를 벗어나 여행하는 것을 말한다. 다만, 통상적인 출퇴근은 제외한다.</w:t>
-      </w:r>
-    </w:p>
-    <w:p>
-      <w:pPr>
-        <w:spacing w:line="400" w:lineRule="exact" w:before="0" w:after="0"/>
-        <w:ind w:left="400"/>
-      </w:pPr>
-      <w:r>
-        <w:rPr>
-          <w:rFonts w:ascii="KB금융 본문체 Light" w:hAnsi="KB금융 본문체 Light" w:eastAsia="KB금융 본문체 Light"/>
-          <w:b w:val="0"/>
-          <w:color w:val="1A1A1A"/>
-          <w:sz w:val="22"/>
-        </w:rPr>
-        <w:t>2. "근무지"란 임원 및 직원이 소속된 부점의 소재지를 말한다.</w:t>
-      </w:r>
-    </w:p>
-    <w:p>
-      <w:pPr>
-        <w:spacing w:line="400" w:lineRule="exact" w:before="0" w:after="0"/>
-        <w:ind w:left="400"/>
-      </w:pPr>
-      <w:r>
-        <w:rPr>
-          <w:rFonts w:ascii="KB금융 본문체 Light" w:hAnsi="KB금융 본문체 Light" w:eastAsia="KB금융 본문체 Light"/>
-          <w:b w:val="0"/>
-          <w:color w:val="1A1A1A"/>
-          <w:sz w:val="22"/>
-        </w:rPr>
-        <w:t xml:space="preserve">3. "근무지 내 출장"이란 근무지와 같은 특별시·광역시·시 또는 군의 지역에서 하는 출장을 말한다. 이 경우 왕복 거리가 50킬로미터 미만인 인접 지역에서 하는 출장을 포함한다. </w:t>
+        <w:t>&lt;신설 — 총칙 표준 편제(「사규관리규정」 제9조제1호)&gt;</w:t>
+      </w:r>
+    </w:p>
+    <w:p>
+      <w:pPr>
+        <w:spacing w:line="400" w:lineRule="exact" w:before="0" w:after="0"/>
+      </w:pPr>
+    </w:p>
+    <w:p>
+      <w:pPr>
+        <w:spacing w:line="400" w:lineRule="exact" w:before="0" w:after="0"/>
+        <w:ind w:left="190" w:hanging="190"/>
+      </w:pPr>
+      <w:r>
+        <w:rPr>
+          <w:rFonts w:ascii="KB금융 본문체 Light" w:hAnsi="KB금융 본문체 Light" w:eastAsia="KB금융 본문체 Light"/>
+          <w:b/>
+          <w:color w:val="1A1A1A"/>
+          <w:sz w:val="22"/>
+        </w:rPr>
+        <w:t>제4조(여비의 종류)</w:t>
+      </w:r>
+      <w:r>
+        <w:rPr>
+          <w:rFonts w:ascii="KB금융 본문체 Light" w:hAnsi="KB금융 본문체 Light" w:eastAsia="KB금융 본문체 Light"/>
+          <w:b w:val="0"/>
+          <w:color w:val="1A1A1A"/>
+          <w:sz w:val="22"/>
+        </w:rPr>
+        <w:t xml:space="preserve"> 여비는 국내여비와 국외여비로 구분하고, 국내여비는 출장여비, 부임여비, 연수여비 및 그 밖의 여비로 한다.</w:t>
+      </w:r>
+    </w:p>
+    <w:p>
+      <w:pPr>
+        <w:spacing w:line="400" w:lineRule="exact" w:before="0" w:after="0"/>
+      </w:pPr>
+    </w:p>
+    <w:p>
+      <w:pPr>
+        <w:spacing w:line="400" w:lineRule="exact" w:before="0" w:after="0"/>
+        <w:ind w:left="190" w:hanging="190"/>
+      </w:pPr>
+      <w:r>
+        <w:rPr>
+          <w:rFonts w:ascii="KB금융 본문체 Light" w:hAnsi="KB금융 본문체 Light" w:eastAsia="KB금융 본문체 Light"/>
+          <w:b/>
+          <w:color w:val="1A1A1A"/>
+          <w:sz w:val="22"/>
+        </w:rPr>
+        <w:t>제5조(여비의 내용)</w:t>
+      </w:r>
+      <w:r>
+        <w:rPr>
+          <w:rFonts w:ascii="KB금융 본문체 Light" w:hAnsi="KB금융 본문체 Light" w:eastAsia="KB금융 본문체 Light"/>
+          <w:b w:val="0"/>
+          <w:color w:val="1A1A1A"/>
+          <w:sz w:val="22"/>
+        </w:rPr>
+        <w:t xml:space="preserve"> ① 국내여비는 교통비(항공운임·철도운임·선박운임·자동차운임을 말한다. 이하 같다), 일비, 숙박비, 식비, 가족여비 및 이전비로 한다.</w:t>
+      </w:r>
+    </w:p>
+    <w:p>
+      <w:pPr>
+        <w:spacing w:line="400" w:lineRule="exact" w:before="0" w:after="0"/>
+        <w:ind w:left="200"/>
+      </w:pPr>
+      <w:r>
+        <w:rPr>
+          <w:rFonts w:ascii="KB금융 본문체 Light" w:hAnsi="KB금융 본문체 Light" w:eastAsia="KB금융 본문체 Light"/>
+          <w:b w:val="0"/>
+          <w:color w:val="1A1A1A"/>
+          <w:sz w:val="22"/>
+        </w:rPr>
+        <w:t>② 국외여비는 교통비, 체재비 등으로 한다.</w:t>
+      </w:r>
+    </w:p>
+    <w:p>
+      <w:pPr>
+        <w:spacing w:line="400" w:lineRule="exact" w:before="0" w:after="0"/>
+      </w:pPr>
+    </w:p>
+    <w:p>
+      <w:pPr>
+        <w:spacing w:line="400" w:lineRule="exact" w:before="0" w:after="0"/>
+        <w:ind w:left="190" w:hanging="190"/>
+      </w:pPr>
+      <w:r>
+        <w:rPr>
+          <w:rFonts w:ascii="KB금융 본문체 Light" w:hAnsi="KB금융 본문체 Light" w:eastAsia="KB금융 본문체 Light"/>
+          <w:b/>
+          <w:color w:val="1A1A1A"/>
+          <w:sz w:val="22"/>
+        </w:rPr>
+        <w:t>제6조(계산기준)</w:t>
+      </w:r>
+      <w:r>
+        <w:rPr>
+          <w:rFonts w:ascii="KB금융 본문체 Light" w:hAnsi="KB금융 본문체 Light" w:eastAsia="KB금융 본문체 Light"/>
+          <w:b w:val="0"/>
+          <w:color w:val="1A1A1A"/>
+          <w:sz w:val="22"/>
+        </w:rPr>
+        <w:t xml:space="preserve"> ① 여비는 정해진 경로에 따라 정액 또는 실비로 계산한다. 다만, 업무 형편이나 천재지변 등 부득이한 사유로 정해진 경로로 여행하기 곤란한 경우에는 실제로 경유한 경로에 따라 지급할 수 있다.</w:t>
+      </w:r>
+    </w:p>
+    <w:p>
+      <w:pPr>
+        <w:spacing w:line="400" w:lineRule="exact" w:before="0" w:after="0"/>
+        <w:ind w:left="200"/>
+      </w:pPr>
+      <w:r>
+        <w:rPr>
+          <w:rFonts w:ascii="KB금융 본문체 Light" w:hAnsi="KB금융 본문체 Light" w:eastAsia="KB금융 본문체 Light"/>
+          <w:b w:val="0"/>
+          <w:color w:val="1A1A1A"/>
+          <w:sz w:val="22"/>
+        </w:rPr>
+        <w:t>② 일비와 식비는 일수에 따라, 숙박비는 숙박일수에 따라 지급한다.</w:t>
+      </w:r>
+    </w:p>
+    <w:p>
+      <w:pPr>
+        <w:spacing w:line="400" w:lineRule="exact" w:before="0" w:after="0"/>
+      </w:pPr>
+    </w:p>
+    <w:p>
+      <w:pPr>
+        <w:spacing w:line="400" w:lineRule="exact" w:before="0" w:after="0"/>
+        <w:ind w:left="190" w:hanging="190"/>
+      </w:pPr>
+      <w:r>
+        <w:rPr>
+          <w:rFonts w:ascii="KB금융 본문체 Light" w:hAnsi="KB금융 본문체 Light" w:eastAsia="KB금융 본문체 Light"/>
+          <w:b/>
+          <w:color w:val="1A1A1A"/>
+          <w:sz w:val="22"/>
+        </w:rPr>
+        <w:t>제7조(여비정액의 변경)</w:t>
+      </w:r>
+      <w:r>
+        <w:rPr>
+          <w:rFonts w:ascii="KB금융 본문체 Light" w:hAnsi="KB금융 본문체 Light" w:eastAsia="KB금융 본문체 Light"/>
+          <w:b w:val="0"/>
+          <w:color w:val="1A1A1A"/>
+          <w:sz w:val="22"/>
+        </w:rPr>
+        <w:t xml:space="preserve"> ① 여행 중 직급이 변경된 경우에는 그 발령일부터 변경된 직급에 따른 여비를 지급한다.</w:t>
+      </w:r>
+    </w:p>
+    <w:p>
+      <w:pPr>
+        <w:spacing w:line="400" w:lineRule="exact" w:before="0" w:after="0"/>
+        <w:ind w:left="200"/>
+      </w:pPr>
+      <w:r>
+        <w:rPr>
+          <w:rFonts w:ascii="KB금융 본문체 Light" w:hAnsi="KB금융 본문체 Light" w:eastAsia="KB금융 본문체 Light"/>
+          <w:b w:val="0"/>
+          <w:color w:val="1A1A1A"/>
+          <w:sz w:val="22"/>
+        </w:rPr>
+        <w:t>② 여행 중 여비의 정액이 개정된 경우에는 시행일부터 남은 여행기간에 대하여 개정된 여비를 지급한다.</w:t>
+      </w:r>
+    </w:p>
+    <w:p>
+      <w:pPr>
+        <w:spacing w:line="400" w:lineRule="exact" w:before="0" w:after="0"/>
+      </w:pPr>
+    </w:p>
+    <w:p>
+      <w:pPr>
+        <w:spacing w:line="400" w:lineRule="exact" w:before="0" w:after="0"/>
+        <w:ind w:left="190" w:hanging="190"/>
+      </w:pPr>
+      <w:r>
+        <w:rPr>
+          <w:rFonts w:ascii="KB금융 본문체 Light" w:hAnsi="KB금융 본문체 Light" w:eastAsia="KB금융 본문체 Light"/>
+          <w:b/>
+          <w:color w:val="1A1A1A"/>
+          <w:sz w:val="22"/>
+        </w:rPr>
+        <w:t>제8조(특례에 따른 실비지급)</w:t>
+      </w:r>
+      <w:r>
+        <w:rPr>
+          <w:rFonts w:ascii="KB금융 본문체 Light" w:hAnsi="KB금융 본문체 Light" w:eastAsia="KB금융 본문체 Light"/>
+          <w:b w:val="0"/>
+          <w:color w:val="1A1A1A"/>
+          <w:sz w:val="22"/>
+        </w:rPr>
+        <w:t xml:space="preserve"> 특별한 임무나 사유로 이 규정에 따른 정액여비만으로는 실비를 충당하기 곤란한 경우에는 대표이사의 승인을 받아 실비를 지급할 수 있다.</w:t>
+      </w:r>
+    </w:p>
+    <w:p>
+      <w:pPr>
+        <w:spacing w:line="400" w:lineRule="exact" w:before="0" w:after="0"/>
+      </w:pPr>
+    </w:p>
+    <w:p>
+      <w:pPr>
+        <w:spacing w:line="400" w:lineRule="exact" w:before="0" w:after="0"/>
+        <w:ind w:left="190" w:hanging="190"/>
+      </w:pPr>
+      <w:r>
+        <w:rPr>
+          <w:rFonts w:ascii="KB금융 본문체 Light" w:hAnsi="KB금융 본문체 Light" w:eastAsia="KB금융 본문체 Light"/>
+          <w:b/>
+          <w:color w:val="1A1A1A"/>
+          <w:sz w:val="22"/>
+        </w:rPr>
+        <w:t>제9조(수행직원의 여비)</w:t>
+      </w:r>
+      <w:r>
+        <w:rPr>
+          <w:rFonts w:ascii="KB금융 본문체 Light" w:hAnsi="KB금융 본문체 Light" w:eastAsia="KB금융 본문체 Light"/>
+          <w:b w:val="0"/>
+          <w:color w:val="1A1A1A"/>
+          <w:sz w:val="22"/>
+        </w:rPr>
+        <w:t xml:space="preserve"> ① 임원을 수행하는 직원에게는 임원에 준하여 여비를 지급할 수 있다.</w:t>
+      </w:r>
+    </w:p>
+    <w:p>
+      <w:pPr>
+        <w:spacing w:line="400" w:lineRule="exact" w:before="0" w:after="0"/>
+        <w:ind w:left="200"/>
+      </w:pPr>
+      <w:r>
+        <w:rPr>
+          <w:rFonts w:ascii="KB금융 본문체 Light" w:hAnsi="KB금융 본문체 Light" w:eastAsia="KB금융 본문체 Light"/>
+          <w:b w:val="0"/>
+          <w:color w:val="1A1A1A"/>
+          <w:sz w:val="22"/>
+        </w:rPr>
+        <w:t>② 직원이 같은 목적으로 함께 출장하는 경우 하급자에게는 일비(국외여비의 경우에는 기본체재비를 말한다)를 제외한 교통비, 식비 및 숙박비를 최고직급자와 같게 지급한다.</w:t>
+      </w:r>
+    </w:p>
+    <w:p>
+      <w:pPr>
+        <w:spacing w:line="400" w:lineRule="exact" w:before="0" w:after="0"/>
+        <w:ind w:left="200"/>
+      </w:pPr>
+      <w:r>
+        <w:rPr>
+          <w:rFonts w:ascii="KB금융 본문체 Light" w:hAnsi="KB금융 본문체 Light" w:eastAsia="KB금융 본문체 Light"/>
+          <w:b w:val="0"/>
+          <w:color w:val="1A1A1A"/>
+          <w:sz w:val="22"/>
+        </w:rPr>
+        <w:t>③ 감사부 직원이 감사를 위하여 상급자와 하급자가 함께 출장하는 경우에는 일행 중 최고직급자와 같은 여비를 지급한다.</w:t>
+      </w:r>
+    </w:p>
+    <w:p>
+      <w:pPr>
+        <w:spacing w:line="400" w:lineRule="exact" w:before="0" w:after="0"/>
+      </w:pPr>
+    </w:p>
+    <w:p>
+      <w:pPr>
+        <w:spacing w:line="400" w:lineRule="exact" w:before="0" w:after="0"/>
+        <w:ind w:left="190" w:hanging="190"/>
+      </w:pPr>
+      <w:r>
+        <w:rPr>
+          <w:rFonts w:ascii="KB금융 본문체 Light" w:hAnsi="KB금융 본문체 Light" w:eastAsia="KB금융 본문체 Light"/>
+          <w:b/>
+          <w:color w:val="1A1A1A"/>
+          <w:sz w:val="22"/>
+        </w:rPr>
+        <w:t>제10조(여비의 선급)</w:t>
+      </w:r>
+      <w:r>
+        <w:rPr>
+          <w:rFonts w:ascii="KB금융 본문체 Light" w:hAnsi="KB금융 본문체 Light" w:eastAsia="KB금융 본문체 Light"/>
+          <w:b w:val="0"/>
+          <w:color w:val="1A1A1A"/>
+          <w:sz w:val="22"/>
+        </w:rPr>
+        <w:t xml:space="preserve"> 여비는 실제 지급하여야 할 정액의 추정액 범위에서 미리 계산하여 지급할 수 있다.</w:t>
+      </w:r>
+    </w:p>
+    <w:p>
+      <w:pPr>
+        <w:spacing w:line="400" w:lineRule="exact" w:before="0" w:after="0"/>
+      </w:pPr>
+    </w:p>
+    <w:p>
+      <w:pPr>
+        <w:spacing w:line="400" w:lineRule="exact" w:before="0" w:after="0"/>
+        <w:ind w:left="190" w:hanging="190"/>
+      </w:pPr>
+      <w:r>
+        <w:rPr>
+          <w:rFonts w:ascii="KB금융 본문체 Light" w:hAnsi="KB금융 본문체 Light" w:eastAsia="KB금융 본문체 Light"/>
+          <w:b/>
+          <w:color w:val="1A1A1A"/>
+          <w:sz w:val="22"/>
+        </w:rPr>
+        <w:t>제11조(배우자 동반 출장 시 여비)</w:t>
+      </w:r>
+      <w:r>
+        <w:rPr>
+          <w:rFonts w:ascii="KB금융 본문체 Light" w:hAnsi="KB금융 본문체 Light" w:eastAsia="KB금융 본문체 Light"/>
+          <w:b w:val="0"/>
+          <w:color w:val="1A1A1A"/>
+          <w:sz w:val="22"/>
+        </w:rPr>
+        <w:t xml:space="preserve"> ① 임원 및 직원이 국내외 주요 회의 등에 참석할 때 업무수행상 배우자의 동반이 필요한 경우에는 대표이사의 승인을 받아 다음 각 호의 여비를 배우자에게 지급할 수 있다. </w:t>
       </w:r>
       <w:r>
         <w:rPr>
@@ -170,7 +476,7 @@
           <w:color w:val="B03030"/>
           <w:sz w:val="18"/>
         </w:rPr>
-        <w:t>&lt;확인 요망: 거리 기준 50km는 한전KDN 여비규정 제20조 기준 — 우리 본사·지점 구조에 맞는지 확인&gt;</w:t>
+        <w:t>&lt;신설 — 현행은 승인 절차 없이 지급 가능한 구조&gt;</w:t>
       </w:r>
     </w:p>
     <w:p>
@@ -185,7 +491,7 @@
           <w:color w:val="1A1A1A"/>
           <w:sz w:val="22"/>
         </w:rPr>
-        <w:t>4. "근무지 외 출장"이란 근무지 내 출장 외의 출장을 말한다.</w:t>
+        <w:t>1. 국내출장 : 본인과 같은 교통비 및 식비</w:t>
       </w:r>
     </w:p>
     <w:p>
@@ -200,7 +506,42 @@
           <w:color w:val="1A1A1A"/>
           <w:sz w:val="22"/>
         </w:rPr>
-        <w:t>5. "출장기간"이란 근무지를 출발한 때부터 근무지로 복귀한 때까지의 기간을 말한다.</w:t>
+        <w:t>2. 국외출장 : 본인과 같은 교통비 전액과 기본체재비 및 일당체재비의 2분의 1</w:t>
+      </w:r>
+    </w:p>
+    <w:p>
+      <w:pPr>
+        <w:spacing w:line="400" w:lineRule="exact" w:before="0" w:after="0"/>
+        <w:ind w:left="200"/>
+      </w:pPr>
+      <w:r>
+        <w:rPr>
+          <w:rFonts w:ascii="KB금융 본문체 Light" w:hAnsi="KB금융 본문체 Light" w:eastAsia="KB금융 본문체 Light"/>
+          <w:b w:val="0"/>
+          <w:color w:val="1A1A1A"/>
+          <w:sz w:val="22"/>
+        </w:rPr>
+        <w:t>② 제1항의 승인을 받으려는 경우에는 배우자 동반의 필요성과 소요 예상액을 적어 미리 신청하여야 한다.</w:t>
+      </w:r>
+    </w:p>
+    <w:p>
+      <w:pPr>
+        <w:spacing w:line="400" w:lineRule="exact" w:before="0" w:after="0"/>
+      </w:pPr>
+    </w:p>
+    <w:p>
+      <w:pPr>
+        <w:spacing w:line="400" w:lineRule="exact" w:before="0" w:after="0"/>
+        <w:jc w:val="center"/>
+      </w:pPr>
+      <w:r>
+        <w:rPr>
+          <w:rFonts w:ascii="KB금융 본문체 Medium" w:hAnsi="KB금융 본문체 Medium" w:eastAsia="KB금융 본문체 Medium"/>
+          <w:b/>
+          <w:color w:val="1A1A1A"/>
+          <w:sz w:val="24"/>
+        </w:rPr>
+        <w:t>제2장 출장의 절차</w:t>
       </w:r>
     </w:p>
     <w:p>
@@ -220,60 +561,16 @@
           <w:color w:val="1A1A1A"/>
           <w:sz w:val="22"/>
         </w:rPr>
-        <w:t>제3조(적용범위)</w:t>
-      </w:r>
-      <w:r>
-        <w:rPr>
-          <w:rFonts w:ascii="KB금융 본문체 Light" w:hAnsi="KB금융 본문체 Light" w:eastAsia="KB금융 본문체 Light"/>
-          <w:b w:val="0"/>
-          <w:color w:val="1A1A1A"/>
-          <w:sz w:val="22"/>
-        </w:rPr>
-        <w:t xml:space="preserve"> ① 임원 및 직원이 임무수행을 위하여 국내 또는 국외를 여행할 때에는 이 규정에 따라 여비를 지급한다.</w:t>
-      </w:r>
-    </w:p>
-    <w:p>
-      <w:pPr>
-        <w:spacing w:line="400" w:lineRule="exact" w:before="0" w:after="0"/>
-        <w:ind w:left="200"/>
-      </w:pPr>
-      <w:r>
-        <w:rPr>
-          <w:rFonts w:ascii="KB금융 본문체 Light" w:hAnsi="KB금융 본문체 Light" w:eastAsia="KB금융 본문체 Light"/>
-          <w:b w:val="0"/>
-          <w:color w:val="1A1A1A"/>
-          <w:sz w:val="22"/>
-        </w:rPr>
-        <w:t>② 계약직원에 대하여는 그 대우에 상당하는 여비를 지급할 수 있다.</w:t>
-      </w:r>
-    </w:p>
-    <w:p>
-      <w:pPr>
-        <w:spacing w:line="400" w:lineRule="exact" w:before="0" w:after="0"/>
-      </w:pPr>
-    </w:p>
-    <w:p>
-      <w:pPr>
-        <w:spacing w:line="400" w:lineRule="exact" w:before="0" w:after="0"/>
-        <w:ind w:left="190" w:hanging="190"/>
-      </w:pPr>
-      <w:r>
-        <w:rPr>
-          <w:rFonts w:ascii="KB금융 본문체 Light" w:hAnsi="KB금융 본문체 Light" w:eastAsia="KB금융 본문체 Light"/>
-          <w:b/>
-          <w:color w:val="1A1A1A"/>
-          <w:sz w:val="22"/>
-        </w:rPr>
-        <w:t>제4조(다른 사규와의 관계)</w:t>
-      </w:r>
-      <w:r>
-        <w:rPr>
-          <w:rFonts w:ascii="KB금융 본문체 Light" w:hAnsi="KB금융 본문체 Light" w:eastAsia="KB금융 본문체 Light"/>
-          <w:b w:val="0"/>
-          <w:color w:val="1A1A1A"/>
-          <w:sz w:val="22"/>
-        </w:rPr>
-        <w:t xml:space="preserve"> 여비에 관하여 법령 또는 다른 사규에서 특별히 정한 것을 제외하고는 이 규정에서 정하는 바에 따른다. </w:t>
+        <w:t>제12조(출장명령)</w:t>
+      </w:r>
+      <w:r>
+        <w:rPr>
+          <w:rFonts w:ascii="KB금융 본문체 Light" w:hAnsi="KB금융 본문체 Light" w:eastAsia="KB금융 본문체 Light"/>
+          <w:b w:val="0"/>
+          <w:color w:val="1A1A1A"/>
+          <w:sz w:val="22"/>
+        </w:rPr>
+        <w:t xml:space="preserve"> ① 출장은 소속 부점장의 출장명령에 따른다. 다만, 부점장의 출장은 차상위 결재권자의 명령에 따른다. </w:t>
       </w:r>
       <w:r>
         <w:rPr>
@@ -282,7 +579,37 @@
           <w:color w:val="B03030"/>
           <w:sz w:val="18"/>
         </w:rPr>
-        <w:t>&lt;신설 — 총칙 표준 편제(「사규관리규정」 제9조제1호)&gt;</w:t>
+        <w:t>&lt;신설 — 현행은 출장명령부를 사규 근거 없이 운용&gt;</w:t>
+      </w:r>
+    </w:p>
+    <w:p>
+      <w:pPr>
+        <w:spacing w:line="400" w:lineRule="exact" w:before="0" w:after="0"/>
+        <w:ind w:left="200"/>
+      </w:pPr>
+      <w:r>
+        <w:rPr>
+          <w:rFonts w:ascii="KB금융 본문체 Light" w:hAnsi="KB금융 본문체 Light" w:eastAsia="KB금융 본문체 Light"/>
+          <w:b w:val="0"/>
+          <w:color w:val="1A1A1A"/>
+          <w:sz w:val="22"/>
+        </w:rPr>
+        <w:t>② 출장명령은 출장자, 출장지, 출장기간, 용무 및 출장의 구분(근무지 내·외)을 적은 출장명령부[서식 제1호]에 승인을 받는 것으로 한다.</w:t>
+      </w:r>
+    </w:p>
+    <w:p>
+      <w:pPr>
+        <w:spacing w:line="400" w:lineRule="exact" w:before="0" w:after="0"/>
+        <w:ind w:left="200"/>
+      </w:pPr>
+      <w:r>
+        <w:rPr>
+          <w:rFonts w:ascii="KB금융 본문체 Light" w:hAnsi="KB금융 본문체 Light" w:eastAsia="KB금융 본문체 Light"/>
+          <w:b w:val="0"/>
+          <w:color w:val="1A1A1A"/>
+          <w:sz w:val="22"/>
+        </w:rPr>
+        <w:t>③ 긴급한 사유로 미리 출장명령을 받을 수 없는 경우에는 사후에 지체 없이 승인을 받아야 한다.</w:t>
       </w:r>
     </w:p>
     <w:p>
@@ -302,294 +629,16 @@
           <w:color w:val="1A1A1A"/>
           <w:sz w:val="22"/>
         </w:rPr>
-        <w:t>제5조(여비의 종류)</w:t>
-      </w:r>
-      <w:r>
-        <w:rPr>
-          <w:rFonts w:ascii="KB금융 본문체 Light" w:hAnsi="KB금융 본문체 Light" w:eastAsia="KB금융 본문체 Light"/>
-          <w:b w:val="0"/>
-          <w:color w:val="1A1A1A"/>
-          <w:sz w:val="22"/>
-        </w:rPr>
-        <w:t xml:space="preserve"> 여비는 국내여비와 국외여비로 구분하고, 국내여비는 출장여비, 부임여비, 연수여비 및 그 밖의 여비로 한다.</w:t>
-      </w:r>
-    </w:p>
-    <w:p>
-      <w:pPr>
-        <w:spacing w:line="400" w:lineRule="exact" w:before="0" w:after="0"/>
-      </w:pPr>
-    </w:p>
-    <w:p>
-      <w:pPr>
-        <w:spacing w:line="400" w:lineRule="exact" w:before="0" w:after="0"/>
-        <w:ind w:left="190" w:hanging="190"/>
-      </w:pPr>
-      <w:r>
-        <w:rPr>
-          <w:rFonts w:ascii="KB금융 본문체 Light" w:hAnsi="KB금융 본문체 Light" w:eastAsia="KB금융 본문체 Light"/>
-          <w:b/>
-          <w:color w:val="1A1A1A"/>
-          <w:sz w:val="22"/>
-        </w:rPr>
-        <w:t>제6조(여비의 내용)</w:t>
-      </w:r>
-      <w:r>
-        <w:rPr>
-          <w:rFonts w:ascii="KB금융 본문체 Light" w:hAnsi="KB금융 본문체 Light" w:eastAsia="KB금융 본문체 Light"/>
-          <w:b w:val="0"/>
-          <w:color w:val="1A1A1A"/>
-          <w:sz w:val="22"/>
-        </w:rPr>
-        <w:t xml:space="preserve"> ① 국내여비는 교통비(항공운임·철도운임·선박운임·자동차운임을 말한다. 이하 같다), 일비, 숙박비, 식비, 가족여비 및 이전비로 한다.</w:t>
-      </w:r>
-    </w:p>
-    <w:p>
-      <w:pPr>
-        <w:spacing w:line="400" w:lineRule="exact" w:before="0" w:after="0"/>
-        <w:ind w:left="200"/>
-      </w:pPr>
-      <w:r>
-        <w:rPr>
-          <w:rFonts w:ascii="KB금융 본문체 Light" w:hAnsi="KB금융 본문체 Light" w:eastAsia="KB금융 본문체 Light"/>
-          <w:b w:val="0"/>
-          <w:color w:val="1A1A1A"/>
-          <w:sz w:val="22"/>
-        </w:rPr>
-        <w:t>② 국외여비는 교통비, 체재비 등으로 한다.</w:t>
-      </w:r>
-    </w:p>
-    <w:p>
-      <w:pPr>
-        <w:spacing w:line="400" w:lineRule="exact" w:before="0" w:after="0"/>
-      </w:pPr>
-    </w:p>
-    <w:p>
-      <w:pPr>
-        <w:spacing w:line="400" w:lineRule="exact" w:before="0" w:after="0"/>
-        <w:ind w:left="190" w:hanging="190"/>
-      </w:pPr>
-      <w:r>
-        <w:rPr>
-          <w:rFonts w:ascii="KB금융 본문체 Light" w:hAnsi="KB금융 본문체 Light" w:eastAsia="KB금융 본문체 Light"/>
-          <w:b/>
-          <w:color w:val="1A1A1A"/>
-          <w:sz w:val="22"/>
-        </w:rPr>
-        <w:t>제7조(계산기준)</w:t>
-      </w:r>
-      <w:r>
-        <w:rPr>
-          <w:rFonts w:ascii="KB금융 본문체 Light" w:hAnsi="KB금융 본문체 Light" w:eastAsia="KB금융 본문체 Light"/>
-          <w:b w:val="0"/>
-          <w:color w:val="1A1A1A"/>
-          <w:sz w:val="22"/>
-        </w:rPr>
-        <w:t xml:space="preserve"> ① 여비는 정해진 경로에 따라 정액 또는 실비로 계산한다. 다만, 업무 형편이나 천재지변 등 부득이한 사유로 정해진 경로로 여행하기 곤란한 경우에는 실제로 경유한 경로에 따라 지급할 수 있다.</w:t>
-      </w:r>
-    </w:p>
-    <w:p>
-      <w:pPr>
-        <w:spacing w:line="400" w:lineRule="exact" w:before="0" w:after="0"/>
-        <w:ind w:left="200"/>
-      </w:pPr>
-      <w:r>
-        <w:rPr>
-          <w:rFonts w:ascii="KB금융 본문체 Light" w:hAnsi="KB금융 본문체 Light" w:eastAsia="KB금융 본문체 Light"/>
-          <w:b w:val="0"/>
-          <w:color w:val="1A1A1A"/>
-          <w:sz w:val="22"/>
-        </w:rPr>
-        <w:t>② 일비와 식비는 일수에 따라, 숙박비는 숙박일수에 따라 지급한다.</w:t>
-      </w:r>
-    </w:p>
-    <w:p>
-      <w:pPr>
-        <w:spacing w:line="400" w:lineRule="exact" w:before="0" w:after="0"/>
-      </w:pPr>
-    </w:p>
-    <w:p>
-      <w:pPr>
-        <w:spacing w:line="400" w:lineRule="exact" w:before="0" w:after="0"/>
-        <w:ind w:left="190" w:hanging="190"/>
-      </w:pPr>
-      <w:r>
-        <w:rPr>
-          <w:rFonts w:ascii="KB금융 본문체 Light" w:hAnsi="KB금융 본문체 Light" w:eastAsia="KB금융 본문체 Light"/>
-          <w:b/>
-          <w:color w:val="1A1A1A"/>
-          <w:sz w:val="22"/>
-        </w:rPr>
-        <w:t>제8조(여비정액의 변경)</w:t>
-      </w:r>
-      <w:r>
-        <w:rPr>
-          <w:rFonts w:ascii="KB금융 본문체 Light" w:hAnsi="KB금융 본문체 Light" w:eastAsia="KB금융 본문체 Light"/>
-          <w:b w:val="0"/>
-          <w:color w:val="1A1A1A"/>
-          <w:sz w:val="22"/>
-        </w:rPr>
-        <w:t xml:space="preserve"> ① 여행 중 직급이 변경된 경우에는 그 발령일부터 변경된 직급에 따른 여비를 지급한다.</w:t>
-      </w:r>
-    </w:p>
-    <w:p>
-      <w:pPr>
-        <w:spacing w:line="400" w:lineRule="exact" w:before="0" w:after="0"/>
-        <w:ind w:left="200"/>
-      </w:pPr>
-      <w:r>
-        <w:rPr>
-          <w:rFonts w:ascii="KB금융 본문체 Light" w:hAnsi="KB금융 본문체 Light" w:eastAsia="KB금융 본문체 Light"/>
-          <w:b w:val="0"/>
-          <w:color w:val="1A1A1A"/>
-          <w:sz w:val="22"/>
-        </w:rPr>
-        <w:t>② 여행 중 여비의 정액이 개정된 경우에는 시행일부터 남은 여행기간에 대하여 개정된 여비를 지급한다.</w:t>
-      </w:r>
-    </w:p>
-    <w:p>
-      <w:pPr>
-        <w:spacing w:line="400" w:lineRule="exact" w:before="0" w:after="0"/>
-      </w:pPr>
-    </w:p>
-    <w:p>
-      <w:pPr>
-        <w:spacing w:line="400" w:lineRule="exact" w:before="0" w:after="0"/>
-        <w:ind w:left="190" w:hanging="190"/>
-      </w:pPr>
-      <w:r>
-        <w:rPr>
-          <w:rFonts w:ascii="KB금융 본문체 Light" w:hAnsi="KB금융 본문체 Light" w:eastAsia="KB금융 본문체 Light"/>
-          <w:b/>
-          <w:color w:val="1A1A1A"/>
-          <w:sz w:val="22"/>
-        </w:rPr>
-        <w:t>제9조(특례에 따른 실비지급)</w:t>
-      </w:r>
-      <w:r>
-        <w:rPr>
-          <w:rFonts w:ascii="KB금융 본문체 Light" w:hAnsi="KB금융 본문체 Light" w:eastAsia="KB금융 본문체 Light"/>
-          <w:b w:val="0"/>
-          <w:color w:val="1A1A1A"/>
-          <w:sz w:val="22"/>
-        </w:rPr>
-        <w:t xml:space="preserve"> 특별한 임무나 사유로 이 규정에 따른 정액여비만으로는 실비를 충당하기 곤란한 경우에는 대표이사의 승인을 받아 실비를 지급할 수 있다.</w:t>
-      </w:r>
-    </w:p>
-    <w:p>
-      <w:pPr>
-        <w:spacing w:line="400" w:lineRule="exact" w:before="0" w:after="0"/>
-      </w:pPr>
-    </w:p>
-    <w:p>
-      <w:pPr>
-        <w:spacing w:line="400" w:lineRule="exact" w:before="0" w:after="0"/>
-        <w:ind w:left="190" w:hanging="190"/>
-      </w:pPr>
-      <w:r>
-        <w:rPr>
-          <w:rFonts w:ascii="KB금융 본문체 Light" w:hAnsi="KB금융 본문체 Light" w:eastAsia="KB금융 본문체 Light"/>
-          <w:b/>
-          <w:color w:val="1A1A1A"/>
-          <w:sz w:val="22"/>
-        </w:rPr>
-        <w:t>제10조(수행직원의 여비)</w:t>
-      </w:r>
-      <w:r>
-        <w:rPr>
-          <w:rFonts w:ascii="KB금융 본문체 Light" w:hAnsi="KB금융 본문체 Light" w:eastAsia="KB금융 본문체 Light"/>
-          <w:b w:val="0"/>
-          <w:color w:val="1A1A1A"/>
-          <w:sz w:val="22"/>
-        </w:rPr>
-        <w:t xml:space="preserve"> ① 임원을 수행하는 직원에게는 임원에 준하여 여비를 지급할 수 있다.</w:t>
-      </w:r>
-    </w:p>
-    <w:p>
-      <w:pPr>
-        <w:spacing w:line="400" w:lineRule="exact" w:before="0" w:after="0"/>
-        <w:ind w:left="200"/>
-      </w:pPr>
-      <w:r>
-        <w:rPr>
-          <w:rFonts w:ascii="KB금융 본문체 Light" w:hAnsi="KB금융 본문체 Light" w:eastAsia="KB금융 본문체 Light"/>
-          <w:b w:val="0"/>
-          <w:color w:val="1A1A1A"/>
-          <w:sz w:val="22"/>
-        </w:rPr>
-        <w:t>② 직원이 같은 목적으로 함께 출장하는 경우 하급자에게는 일비(국외여비의 경우에는 기본체재비를 말한다)를 제외한 교통비, 식비 및 숙박비를 최고직급자와 같게 지급한다.</w:t>
-      </w:r>
-    </w:p>
-    <w:p>
-      <w:pPr>
-        <w:spacing w:line="400" w:lineRule="exact" w:before="0" w:after="0"/>
-        <w:ind w:left="200"/>
-      </w:pPr>
-      <w:r>
-        <w:rPr>
-          <w:rFonts w:ascii="KB금융 본문체 Light" w:hAnsi="KB금융 본문체 Light" w:eastAsia="KB금융 본문체 Light"/>
-          <w:b w:val="0"/>
-          <w:color w:val="1A1A1A"/>
-          <w:sz w:val="22"/>
-        </w:rPr>
-        <w:t>③ 감사부 직원이 감사를 위하여 상급자와 하급자가 함께 출장하는 경우에는 일행 중 최고직급자와 같은 여비를 지급한다.</w:t>
-      </w:r>
-    </w:p>
-    <w:p>
-      <w:pPr>
-        <w:spacing w:line="400" w:lineRule="exact" w:before="0" w:after="0"/>
-      </w:pPr>
-    </w:p>
-    <w:p>
-      <w:pPr>
-        <w:spacing w:line="400" w:lineRule="exact" w:before="0" w:after="0"/>
-        <w:ind w:left="190" w:hanging="190"/>
-      </w:pPr>
-      <w:r>
-        <w:rPr>
-          <w:rFonts w:ascii="KB금융 본문체 Light" w:hAnsi="KB금융 본문체 Light" w:eastAsia="KB금융 본문체 Light"/>
-          <w:b/>
-          <w:color w:val="1A1A1A"/>
-          <w:sz w:val="22"/>
-        </w:rPr>
-        <w:t>제11조(여비의 선급)</w:t>
-      </w:r>
-      <w:r>
-        <w:rPr>
-          <w:rFonts w:ascii="KB금융 본문체 Light" w:hAnsi="KB금융 본문체 Light" w:eastAsia="KB금융 본문체 Light"/>
-          <w:b w:val="0"/>
-          <w:color w:val="1A1A1A"/>
-          <w:sz w:val="22"/>
-        </w:rPr>
-        <w:t xml:space="preserve"> 여비는 실제 지급하여야 할 정액의 추정액 범위에서 미리 계산하여 지급할 수 있다.</w:t>
-      </w:r>
-    </w:p>
-    <w:p>
-      <w:pPr>
-        <w:spacing w:line="400" w:lineRule="exact" w:before="0" w:after="0"/>
-      </w:pPr>
-    </w:p>
-    <w:p>
-      <w:pPr>
-        <w:spacing w:line="400" w:lineRule="exact" w:before="0" w:after="0"/>
-        <w:ind w:left="190" w:hanging="190"/>
-      </w:pPr>
-      <w:r>
-        <w:rPr>
-          <w:rFonts w:ascii="KB금융 본문체 Light" w:hAnsi="KB금융 본문체 Light" w:eastAsia="KB금융 본문체 Light"/>
-          <w:b/>
-          <w:color w:val="1A1A1A"/>
-          <w:sz w:val="22"/>
-        </w:rPr>
-        <w:t>제12조(배우자 동반 출장 시 여비)</w:t>
-      </w:r>
-      <w:r>
-        <w:rPr>
-          <w:rFonts w:ascii="KB금융 본문체 Light" w:hAnsi="KB금융 본문체 Light" w:eastAsia="KB금융 본문체 Light"/>
-          <w:b w:val="0"/>
-          <w:color w:val="1A1A1A"/>
-          <w:sz w:val="22"/>
-        </w:rPr>
-        <w:t xml:space="preserve"> ① 임원 및 직원이 국내외 주요 회의 등에 참석할 때 업무수행상 배우자의 동반이 필요한 경우에는 대표이사의 승인을 받아 다음 각 호의 여비를 배우자에게 지급할 수 있다. </w:t>
+        <w:t>제13조(복명 및 정산)</w:t>
+      </w:r>
+      <w:r>
+        <w:rPr>
+          <w:rFonts w:ascii="KB금융 본문체 Light" w:hAnsi="KB금융 본문체 Light" w:eastAsia="KB금융 본문체 Light"/>
+          <w:b w:val="0"/>
+          <w:color w:val="1A1A1A"/>
+          <w:sz w:val="22"/>
+        </w:rPr>
+        <w:t xml:space="preserve"> ① 출장자는 근무지에 복귀한 날부터 7일 이내에 출장명령부에 출장 결과를 적어 제출하고 여비를 정산하여야 한다. </w:t>
       </w:r>
       <w:r>
         <w:rPr>
@@ -598,37 +647,7 @@
           <w:color w:val="B03030"/>
           <w:sz w:val="18"/>
         </w:rPr>
-        <w:t>&lt;신설 — 현행은 승인 절차 없이 지급 가능한 구조&gt;</w:t>
-      </w:r>
-    </w:p>
-    <w:p>
-      <w:pPr>
-        <w:spacing w:line="400" w:lineRule="exact" w:before="0" w:after="0"/>
-        <w:ind w:left="400"/>
-      </w:pPr>
-      <w:r>
-        <w:rPr>
-          <w:rFonts w:ascii="KB금융 본문체 Light" w:hAnsi="KB금융 본문체 Light" w:eastAsia="KB금융 본문체 Light"/>
-          <w:b w:val="0"/>
-          <w:color w:val="1A1A1A"/>
-          <w:sz w:val="22"/>
-        </w:rPr>
-        <w:t>1. 국내출장 : 본인과 같은 교통비 및 식비</w:t>
-      </w:r>
-    </w:p>
-    <w:p>
-      <w:pPr>
-        <w:spacing w:line="400" w:lineRule="exact" w:before="0" w:after="0"/>
-        <w:ind w:left="400"/>
-      </w:pPr>
-      <w:r>
-        <w:rPr>
-          <w:rFonts w:ascii="KB금융 본문체 Light" w:hAnsi="KB금융 본문체 Light" w:eastAsia="KB금융 본문체 Light"/>
-          <w:b w:val="0"/>
-          <w:color w:val="1A1A1A"/>
-          <w:sz w:val="22"/>
-        </w:rPr>
-        <w:t>2. 국외출장 : 본인과 같은 교통비 전액과 기본체재비 및 일당체재비의 2분의 1</w:t>
+        <w:t>&lt;신설 — 정산 기한·증빙 의무의 규범 근거 부재 해소(한전KDN 여비규정 제6조 참고)&gt;</w:t>
       </w:r>
     </w:p>
     <w:p>
@@ -643,7 +662,37 @@
           <w:color w:val="1A1A1A"/>
           <w:sz w:val="22"/>
         </w:rPr>
-        <w:t>② 제1항의 승인을 받으려는 경우에는 배우자 동반의 필요성과 소요 예상액을 적어 미리 신청하여야 한다.</w:t>
+        <w:t>② 제1항에 따라 정산할 때에는 승차권, 영수증 등 실비를 증명하는 서류를 첨부하여야 한다. 다만, 제15조에 따라 정액을 지급하는 근무지 내 출장의 경우에는 그러하지 아니하다.</w:t>
+      </w:r>
+    </w:p>
+    <w:p>
+      <w:pPr>
+        <w:spacing w:line="400" w:lineRule="exact" w:before="0" w:after="0"/>
+        <w:ind w:left="200"/>
+      </w:pPr>
+      <w:r>
+        <w:rPr>
+          <w:rFonts w:ascii="KB금융 본문체 Light" w:hAnsi="KB금융 본문체 Light" w:eastAsia="KB금융 본문체 Light"/>
+          <w:b w:val="0"/>
+          <w:color w:val="1A1A1A"/>
+          <w:sz w:val="22"/>
+        </w:rPr>
+        <w:t>③ 제1항의 기한이 지난 후에 여비를 청구하는 경우에는 그 사유를 적어 소속 부점장의 확인을 받아야 한다.</w:t>
+      </w:r>
+    </w:p>
+    <w:p>
+      <w:pPr>
+        <w:spacing w:line="400" w:lineRule="exact" w:before="0" w:after="0"/>
+        <w:ind w:left="200"/>
+      </w:pPr>
+      <w:r>
+        <w:rPr>
+          <w:rFonts w:ascii="KB금융 본문체 Light" w:hAnsi="KB금융 본문체 Light" w:eastAsia="KB금융 본문체 Light"/>
+          <w:b w:val="0"/>
+          <w:color w:val="1A1A1A"/>
+          <w:sz w:val="22"/>
+        </w:rPr>
+        <w:t>④ 출장이 취소되거나 출장기간이 변경된 경우에는 미리 지급받은 여비를 지체 없이 정산하여야 한다.</w:t>
       </w:r>
     </w:p>
     <w:p>
@@ -661,9 +710,29 @@
           <w:rFonts w:ascii="KB금융 본문체 Medium" w:hAnsi="KB금융 본문체 Medium" w:eastAsia="KB금융 본문체 Medium"/>
           <w:b/>
           <w:color w:val="1A1A1A"/>
+          <w:sz w:val="26"/>
+        </w:rPr>
+        <w:t>제3장 국내여비</w:t>
+      </w:r>
+    </w:p>
+    <w:p>
+      <w:pPr>
+        <w:spacing w:line="400" w:lineRule="exact" w:before="0" w:after="0"/>
+      </w:pPr>
+    </w:p>
+    <w:p>
+      <w:pPr>
+        <w:spacing w:line="400" w:lineRule="exact" w:before="0" w:after="0"/>
+        <w:jc w:val="center"/>
+      </w:pPr>
+      <w:r>
+        <w:rPr>
+          <w:rFonts w:ascii="KB금융 본문체 Medium" w:hAnsi="KB금융 본문체 Medium" w:eastAsia="KB금융 본문체 Medium"/>
+          <w:b/>
+          <w:color w:val="1A1A1A"/>
           <w:sz w:val="24"/>
         </w:rPr>
-        <w:t>제2장 출장의 절차</w:t>
+        <w:t>제1절 출장여비</w:t>
       </w:r>
     </w:p>
     <w:p>
@@ -683,16 +752,16 @@
           <w:color w:val="1A1A1A"/>
           <w:sz w:val="22"/>
         </w:rPr>
-        <w:t>제13조(출장명령)</w:t>
-      </w:r>
-      <w:r>
-        <w:rPr>
-          <w:rFonts w:ascii="KB금융 본문체 Light" w:hAnsi="KB금융 본문체 Light" w:eastAsia="KB금융 본문체 Light"/>
-          <w:b w:val="0"/>
-          <w:color w:val="1A1A1A"/>
-          <w:sz w:val="22"/>
-        </w:rPr>
-        <w:t xml:space="preserve"> ① 출장은 소속 부점장의 출장명령에 따른다. 다만, 부점장의 출장은 차상위 결재권자의 명령에 따른다. </w:t>
+        <w:t>제14조(지급기준)</w:t>
+      </w:r>
+      <w:r>
+        <w:rPr>
+          <w:rFonts w:ascii="KB금융 본문체 Light" w:hAnsi="KB금융 본문체 Light" w:eastAsia="KB금융 본문체 Light"/>
+          <w:b w:val="0"/>
+          <w:color w:val="1A1A1A"/>
+          <w:sz w:val="22"/>
+        </w:rPr>
+        <w:t xml:space="preserve"> ① 출장은 근무지와 같은 특별시·광역시·시 또는 군의 지역에서 하는 출장(왕복 거리가 50킬로미터 미만인 인접 지역에서 하는 출장을 포함한다. 이하 "근무지 내 출장"이라 한다)과 그 밖의 출장(이하 "근무지 외 출장"이라 한다)으로 구분한다. </w:t>
       </w:r>
       <w:r>
         <w:rPr>
@@ -701,7 +770,7 @@
           <w:color w:val="B03030"/>
           <w:sz w:val="18"/>
         </w:rPr>
-        <w:t>&lt;신설 — 현행은 출장명령부를 사규 근거 없이 운용&gt;</w:t>
+        <w:t>&lt;확인 요망: 거리 기준 50km는 한전KDN 여비규정 제20조 기준 — 본사·지점 구조인 우리 회사에 맞는지 확인&gt;</w:t>
       </w:r>
     </w:p>
     <w:p>
@@ -716,7 +785,7 @@
           <w:color w:val="1A1A1A"/>
           <w:sz w:val="22"/>
         </w:rPr>
-        <w:t>② 출장명령은 출장자, 출장지, 출장기간, 용무 및 출장의 구분(근무지 내·외)을 적은 출장명령부[서식 제1호]에 승인을 받는 것으로 한다.</w:t>
+        <w:t>② 근무지 외 출장의 여비는 [별표 제1호]의 국내여비정액표에 따라 교통비, 일비, 숙박비 및 식비를 지급한다.</w:t>
       </w:r>
     </w:p>
     <w:p>
@@ -731,36 +800,7 @@
           <w:color w:val="1A1A1A"/>
           <w:sz w:val="22"/>
         </w:rPr>
-        <w:t>③ 긴급한 사유로 미리 출장명령을 받을 수 없는 경우에는 사후에 지체 없이 승인을 받아야 한다.</w:t>
-      </w:r>
-    </w:p>
-    <w:p>
-      <w:pPr>
-        <w:spacing w:line="400" w:lineRule="exact" w:before="0" w:after="0"/>
-      </w:pPr>
-    </w:p>
-    <w:p>
-      <w:pPr>
-        <w:spacing w:line="400" w:lineRule="exact" w:before="0" w:after="0"/>
-        <w:ind w:left="190" w:hanging="190"/>
-      </w:pPr>
-      <w:r>
-        <w:rPr>
-          <w:rFonts w:ascii="KB금융 본문체 Light" w:hAnsi="KB금융 본문체 Light" w:eastAsia="KB금융 본문체 Light"/>
-          <w:b/>
-          <w:color w:val="1A1A1A"/>
-          <w:sz w:val="22"/>
-        </w:rPr>
-        <w:t>제14조(복명 및 정산)</w:t>
-      </w:r>
-      <w:r>
-        <w:rPr>
-          <w:rFonts w:ascii="KB금융 본문체 Light" w:hAnsi="KB금융 본문체 Light" w:eastAsia="KB금융 본문체 Light"/>
-          <w:b w:val="0"/>
-          <w:color w:val="1A1A1A"/>
-          <w:sz w:val="22"/>
-        </w:rPr>
-        <w:t xml:space="preserve"> ① 출장자는 근무지에 복귀한 날부터 7일 이내에 출장명령부에 출장 결과를 적어 제출하고 여비를 정산하여야 한다. </w:t>
+        <w:t xml:space="preserve">③ 항공기는 철도 등 다른 교통수단을 이용하기 어렵거나 이용하는 것이 현저히 비효율적인 경우에 이용할 수 있다. 다만, 임원의 경우에는 그러하지 아니하다. </w:t>
       </w:r>
       <w:r>
         <w:rPr>
@@ -769,7 +809,7 @@
           <w:color w:val="B03030"/>
           <w:sz w:val="18"/>
         </w:rPr>
-        <w:t>&lt;신설 — 정산 기한·증빙 의무의 규범 근거 부재 해소(한전KDN 여비규정 제6조 참고)&gt;</w:t>
+        <w:t>&lt;확인 요망: 현행 단서('제주도를 제외하고 긴급 시 담당임원 승인')는 별표 제1호가 전 직급에 이코노미석을 정한 것과 충돌 — KTX 보편화를 반영한 문안으로 정비&gt;</w:t>
       </w:r>
     </w:p>
     <w:p>
@@ -784,7 +824,7 @@
           <w:color w:val="1A1A1A"/>
           <w:sz w:val="22"/>
         </w:rPr>
-        <w:t>② 제1항에 따라 정산할 때에는 승차권, 영수증 등 실비를 증명하는 서류를 첨부하여야 한다. 다만, 제16조에 따라 정액을 지급하는 근무지 내 출장의 경우에는 그러하지 아니하다.</w:t>
+        <w:t>④ 회사 차량을 이용하여 여행하는 구간에 대하여는 교통비를 지급하지 아니한다. 다만, 통행료·주차료 등은 실비로 지급한다.</w:t>
       </w:r>
     </w:p>
     <w:p>
@@ -799,62 +839,7 @@
           <w:color w:val="1A1A1A"/>
           <w:sz w:val="22"/>
         </w:rPr>
-        <w:t>③ 제1항의 기한이 지난 후에 여비를 청구하는 경우에는 그 사유를 적어 소속 부점장의 확인을 받아야 한다.</w:t>
-      </w:r>
-    </w:p>
-    <w:p>
-      <w:pPr>
-        <w:spacing w:line="400" w:lineRule="exact" w:before="0" w:after="0"/>
-        <w:ind w:left="200"/>
-      </w:pPr>
-      <w:r>
-        <w:rPr>
-          <w:rFonts w:ascii="KB금융 본문체 Light" w:hAnsi="KB금융 본문체 Light" w:eastAsia="KB금융 본문체 Light"/>
-          <w:b w:val="0"/>
-          <w:color w:val="1A1A1A"/>
-          <w:sz w:val="22"/>
-        </w:rPr>
-        <w:t>④ 출장이 취소되거나 출장기간이 변경된 경우에는 미리 지급받은 여비를 지체 없이 정산하여야 한다.</w:t>
-      </w:r>
-    </w:p>
-    <w:p>
-      <w:pPr>
-        <w:spacing w:line="400" w:lineRule="exact" w:before="0" w:after="0"/>
-      </w:pPr>
-    </w:p>
-    <w:p>
-      <w:pPr>
-        <w:spacing w:line="400" w:lineRule="exact" w:before="0" w:after="0"/>
-        <w:jc w:val="center"/>
-      </w:pPr>
-      <w:r>
-        <w:rPr>
-          <w:rFonts w:ascii="KB금융 본문체 Medium" w:hAnsi="KB금융 본문체 Medium" w:eastAsia="KB금융 본문체 Medium"/>
-          <w:b/>
-          <w:color w:val="1A1A1A"/>
-          <w:sz w:val="26"/>
-        </w:rPr>
-        <w:t>제3장 국내여비</w:t>
-      </w:r>
-    </w:p>
-    <w:p>
-      <w:pPr>
-        <w:spacing w:line="400" w:lineRule="exact" w:before="0" w:after="0"/>
-      </w:pPr>
-    </w:p>
-    <w:p>
-      <w:pPr>
-        <w:spacing w:line="400" w:lineRule="exact" w:before="0" w:after="0"/>
-        <w:jc w:val="center"/>
-      </w:pPr>
-      <w:r>
-        <w:rPr>
-          <w:rFonts w:ascii="KB금융 본문체 Medium" w:hAnsi="KB금융 본문체 Medium" w:eastAsia="KB금융 본문체 Medium"/>
-          <w:b/>
-          <w:color w:val="1A1A1A"/>
-          <w:sz w:val="24"/>
-        </w:rPr>
-        <w:t>제1절 출장여비</w:t>
+        <w:t>⑤ 자가운전보조금 지급대상자에게는 근무지 내 출장의 여비를 지급하지 아니한다.</w:t>
       </w:r>
     </w:p>
     <w:p>
@@ -874,31 +859,16 @@
           <w:color w:val="1A1A1A"/>
           <w:sz w:val="22"/>
         </w:rPr>
-        <w:t>제15조(지급기준)</w:t>
-      </w:r>
-      <w:r>
-        <w:rPr>
-          <w:rFonts w:ascii="KB금융 본문체 Light" w:hAnsi="KB금융 본문체 Light" w:eastAsia="KB금융 본문체 Light"/>
-          <w:b w:val="0"/>
-          <w:color w:val="1A1A1A"/>
-          <w:sz w:val="22"/>
-        </w:rPr>
-        <w:t xml:space="preserve"> ① 근무지 외 출장의 여비는 [별표 제1호]의 국내여비정액표에 따라 교통비, 일비, 숙박비 및 식비를 지급한다.</w:t>
-      </w:r>
-    </w:p>
-    <w:p>
-      <w:pPr>
-        <w:spacing w:line="400" w:lineRule="exact" w:before="0" w:after="0"/>
-        <w:ind w:left="200"/>
-      </w:pPr>
-      <w:r>
-        <w:rPr>
-          <w:rFonts w:ascii="KB금융 본문체 Light" w:hAnsi="KB금융 본문체 Light" w:eastAsia="KB금융 본문체 Light"/>
-          <w:b w:val="0"/>
-          <w:color w:val="1A1A1A"/>
-          <w:sz w:val="22"/>
-        </w:rPr>
-        <w:t xml:space="preserve">② 항공기는 철도 등 다른 교통수단을 이용하기 어렵거나 이용하는 것이 현저히 비효율적인 경우에 이용할 수 있다. 다만, 임원의 경우에는 그러하지 아니하다. </w:t>
+        <w:t>제15조(근무지 내 출장의 여비)</w:t>
+      </w:r>
+      <w:r>
+        <w:rPr>
+          <w:rFonts w:ascii="KB금융 본문체 Light" w:hAnsi="KB금융 본문체 Light" w:eastAsia="KB금융 본문체 Light"/>
+          <w:b w:val="0"/>
+          <w:color w:val="1A1A1A"/>
+          <w:sz w:val="22"/>
+        </w:rPr>
+        <w:t xml:space="preserve"> ① 근무지 내 출장의 여비는 출장 1회당 [별표 제1호]에서 정하는 금액을 정액으로 지급하며, 그 금액에는 교통비, 일비 및 식비가 포함된 것으로 본다. </w:t>
       </w:r>
       <w:r>
         <w:rPr>
@@ -907,7 +877,7 @@
           <w:color w:val="B03030"/>
           <w:sz w:val="18"/>
         </w:rPr>
-        <w:t>&lt;확인 요망: 현행 단서('제주도를 제외하고 긴급 시 담당임원 승인')는 별표 제1호가 전 직급에 이코노미석을 정한 것과 충돌 — KTX 보편화를 반영한 문안으로 정비&gt;</w:t>
+        <w:t>&lt;확인 요망: 정액 금액(안) — 회계·예산 협의 후 별표에 반영. 현행 6시간 이상 출장 시 지급액(일비 20,000원 + 교통비 실비) 수준을 기준으로 검토&gt;</w:t>
       </w:r>
     </w:p>
     <w:p>
@@ -922,7 +892,7 @@
           <w:color w:val="1A1A1A"/>
           <w:sz w:val="22"/>
         </w:rPr>
-        <w:t>③ 회사 차량을 이용하여 여행하는 구간에 대하여는 교통비를 지급하지 아니한다. 다만, 통행료·주차료 등은 실비로 지급한다.</w:t>
+        <w:t>② 제1항에도 불구하고 업무상 부득이하게 숙박한 경우에는 숙박비와 식비를 실비로 지급한다.</w:t>
       </w:r>
     </w:p>
     <w:p>
@@ -937,36 +907,7 @@
           <w:color w:val="1A1A1A"/>
           <w:sz w:val="22"/>
         </w:rPr>
-        <w:t>④ 자가운전보조금 지급대상자에게는 근무지 내 출장의 여비를 지급하지 아니한다.</w:t>
-      </w:r>
-    </w:p>
-    <w:p>
-      <w:pPr>
-        <w:spacing w:line="400" w:lineRule="exact" w:before="0" w:after="0"/>
-      </w:pPr>
-    </w:p>
-    <w:p>
-      <w:pPr>
-        <w:spacing w:line="400" w:lineRule="exact" w:before="0" w:after="0"/>
-        <w:ind w:left="190" w:hanging="190"/>
-      </w:pPr>
-      <w:r>
-        <w:rPr>
-          <w:rFonts w:ascii="KB금융 본문체 Light" w:hAnsi="KB금융 본문체 Light" w:eastAsia="KB금융 본문체 Light"/>
-          <w:b/>
-          <w:color w:val="1A1A1A"/>
-          <w:sz w:val="22"/>
-        </w:rPr>
-        <w:t>제16조(근무지 내 출장의 여비)</w:t>
-      </w:r>
-      <w:r>
-        <w:rPr>
-          <w:rFonts w:ascii="KB금융 본문체 Light" w:hAnsi="KB금융 본문체 Light" w:eastAsia="KB금융 본문체 Light"/>
-          <w:b w:val="0"/>
-          <w:color w:val="1A1A1A"/>
-          <w:sz w:val="22"/>
-        </w:rPr>
-        <w:t xml:space="preserve"> ① 근무지 내 출장의 여비는 출장 1회당 [별표 제1호]에서 정하는 금액을 정액으로 지급하며, 그 금액에는 교통비, 일비 및 식비가 포함된 것으로 본다. </w:t>
+        <w:t xml:space="preserve">③ 소속 부점장이 일상적·반복적으로 수행하는 고유업무로 인정하는 경우에는 근무지 외 출장에 대해서도 제1항에 따른 정액을 지급할 수 있다. </w:t>
       </w:r>
       <w:r>
         <w:rPr>
@@ -975,7 +916,7 @@
           <w:color w:val="B03030"/>
           <w:sz w:val="18"/>
         </w:rPr>
-        <w:t>&lt;확인 요망: 정액 금액(안) — 회계·예산 협의 후 별표에 반영. 현행 6시간 이상 출장 시 지급액(일비 20,000원 + 교통비 실비) 수준을 기준으로 검토&gt;</w:t>
+        <w:t>&lt;신설 — 채권추심·조사 등 상시 외근 업무에 정식 출장여비가 지급되는 것을 방지(한전KDN 여비규정 제20조제4항 참고)&gt;</w:t>
       </w:r>
     </w:p>
     <w:p>
@@ -983,30 +924,6 @@
         <w:spacing w:line="400" w:lineRule="exact" w:before="0" w:after="0"/>
         <w:ind w:left="200"/>
       </w:pPr>
-      <w:r>
-        <w:rPr>
-          <w:rFonts w:ascii="KB금융 본문체 Light" w:hAnsi="KB금융 본문체 Light" w:eastAsia="KB금융 본문체 Light"/>
-          <w:b w:val="0"/>
-          <w:color w:val="1A1A1A"/>
-          <w:sz w:val="22"/>
-        </w:rPr>
-        <w:t>② 제1항에도 불구하고 업무상 부득이하게 숙박한 경우에는 숙박비와 식비를 실비로 지급한다.</w:t>
-      </w:r>
-    </w:p>
-    <w:p>
-      <w:pPr>
-        <w:spacing w:line="400" w:lineRule="exact" w:before="0" w:after="0"/>
-        <w:ind w:left="200"/>
-      </w:pPr>
-      <w:r>
-        <w:rPr>
-          <w:rFonts w:ascii="KB금융 본문체 Light" w:hAnsi="KB금융 본문체 Light" w:eastAsia="KB금융 본문체 Light"/>
-          <w:b w:val="0"/>
-          <w:color w:val="1A1A1A"/>
-          <w:sz w:val="22"/>
-        </w:rPr>
-        <w:t xml:space="preserve">③ 소속 부점장이 일상적·반복적으로 수행하는 고유업무로 인정하는 경우에는 근무지 외 출장에 대해서도 제1항에 따른 정액을 지급할 수 있다. </w:t>
-      </w:r>
       <w:r>
         <w:rPr>
           <w:rFonts w:ascii="KB금융 본문체 Light" w:hAnsi="KB금융 본문체 Light" w:eastAsia="KB금융 본문체 Light"/>
@@ -1014,14 +931,37 @@
           <w:color w:val="B03030"/>
           <w:sz w:val="18"/>
         </w:rPr>
-        <w:t>&lt;신설 — 채권추심·조사 등 상시 외근 업무에 정식 출장여비가 지급되는 것을 방지(한전KDN 여비규정 제20조제4항 참고)&gt;</w:t>
-      </w:r>
-    </w:p>
-    <w:p>
-      <w:pPr>
-        <w:spacing w:line="400" w:lineRule="exact" w:before="0" w:after="0"/>
-        <w:ind w:left="200"/>
-      </w:pPr>
+        <w:t>※ 종전 제12조(당일출장여비)의 소요시간 3구간(3시간 미만·3시간 이상·6시간 이상) 기준은 폐지한다. 소요시간은 출장자의 신고 외에 확인할 방법이 없어 지급 요건으로서 검증이 불가능하다.</w:t>
+      </w:r>
+    </w:p>
+    <w:p>
+      <w:pPr>
+        <w:spacing w:line="400" w:lineRule="exact" w:before="0" w:after="0"/>
+      </w:pPr>
+    </w:p>
+    <w:p>
+      <w:pPr>
+        <w:spacing w:line="400" w:lineRule="exact" w:before="0" w:after="0"/>
+        <w:ind w:left="190" w:hanging="190"/>
+      </w:pPr>
+      <w:r>
+        <w:rPr>
+          <w:rFonts w:ascii="KB금융 본문체 Light" w:hAnsi="KB금융 본문체 Light" w:eastAsia="KB금융 본문체 Light"/>
+          <w:b/>
+          <w:color w:val="1A1A1A"/>
+          <w:sz w:val="22"/>
+        </w:rPr>
+        <w:t>제16조(해당 등급이 없는 경우의 운임)</w:t>
+      </w:r>
+      <w:r>
+        <w:rPr>
+          <w:rFonts w:ascii="KB금융 본문체 Light" w:hAnsi="KB금융 본문체 Light" w:eastAsia="KB금융 본문체 Light"/>
+          <w:b w:val="0"/>
+          <w:color w:val="1A1A1A"/>
+          <w:sz w:val="22"/>
+        </w:rPr>
+        <w:t xml:space="preserve"> 철도운임과 선박운임의 경우 해당 등급의 운행이 없을 때에는 실비를 지급한다. </w:t>
+      </w:r>
       <w:r>
         <w:rPr>
           <w:rFonts w:ascii="KB금융 본문체 Light" w:hAnsi="KB금융 본문체 Light" w:eastAsia="KB금융 본문체 Light"/>
@@ -1029,7 +969,7 @@
           <w:color w:val="B03030"/>
           <w:sz w:val="18"/>
         </w:rPr>
-        <w:t>※ 종전 제12조(당일출장여비)의 소요시간 3구간(3시간 미만·3시간 이상·6시간 이상) 기준은 폐지한다. 소요시간은 출장자의 신고 외에 확인할 방법이 없어 지급 요건으로서 검증이 불가능하다.</w:t>
+        <w:t>&lt;확인 요망: 현행 철도는 등급제가 아니므로 별표 제1호의 '최특급(특실정액)' 표기와 함께 현행 좌석 기준으로 정비 필요&gt;</w:t>
       </w:r>
     </w:p>
     <w:p>
@@ -1049,16 +989,258 @@
           <w:color w:val="1A1A1A"/>
           <w:sz w:val="22"/>
         </w:rPr>
-        <w:t>제17조(해당 등급이 없는 경우의 운임)</w:t>
-      </w:r>
-      <w:r>
-        <w:rPr>
-          <w:rFonts w:ascii="KB금융 본문체 Light" w:hAnsi="KB금융 본문체 Light" w:eastAsia="KB금융 본문체 Light"/>
-          <w:b w:val="0"/>
-          <w:color w:val="1A1A1A"/>
-          <w:sz w:val="22"/>
-        </w:rPr>
-        <w:t xml:space="preserve"> 철도운임과 선박운임의 경우 해당 등급의 운행이 없을 때에는 실비를 지급한다. </w:t>
+        <w:t>제17조(장기출장여비)</w:t>
+      </w:r>
+      <w:r>
+        <w:rPr>
+          <w:rFonts w:ascii="KB금융 본문체 Light" w:hAnsi="KB금융 본문체 Light" w:eastAsia="KB금융 본문체 Light"/>
+          <w:b w:val="0"/>
+          <w:color w:val="1A1A1A"/>
+          <w:sz w:val="22"/>
+        </w:rPr>
+        <w:t xml:space="preserve"> 같은 지역에서 15일을 초과하여 체재하는 경우 일비와 숙박비는 그 초과일수에 대하여 [별표 제3호]의 장기출장여비를 지급한다.</w:t>
+      </w:r>
+    </w:p>
+    <w:p>
+      <w:pPr>
+        <w:spacing w:line="400" w:lineRule="exact" w:before="0" w:after="0"/>
+      </w:pPr>
+    </w:p>
+    <w:p>
+      <w:pPr>
+        <w:spacing w:line="400" w:lineRule="exact" w:before="0" w:after="0"/>
+        <w:jc w:val="center"/>
+      </w:pPr>
+      <w:r>
+        <w:rPr>
+          <w:rFonts w:ascii="KB금융 본문체 Medium" w:hAnsi="KB금융 본문체 Medium" w:eastAsia="KB금융 본문체 Medium"/>
+          <w:b/>
+          <w:color w:val="1A1A1A"/>
+          <w:sz w:val="24"/>
+        </w:rPr>
+        <w:t>제2절 부임여비</w:t>
+      </w:r>
+    </w:p>
+    <w:p>
+      <w:pPr>
+        <w:spacing w:line="400" w:lineRule="exact" w:before="0" w:after="0"/>
+      </w:pPr>
+    </w:p>
+    <w:p>
+      <w:pPr>
+        <w:spacing w:line="400" w:lineRule="exact" w:before="0" w:after="0"/>
+        <w:ind w:left="190" w:hanging="190"/>
+      </w:pPr>
+      <w:r>
+        <w:rPr>
+          <w:rFonts w:ascii="KB금융 본문체 Light" w:hAnsi="KB금융 본문체 Light" w:eastAsia="KB금융 본문체 Light"/>
+          <w:b/>
+          <w:color w:val="1A1A1A"/>
+          <w:sz w:val="22"/>
+        </w:rPr>
+        <w:t>제18조(지급기준)</w:t>
+      </w:r>
+      <w:r>
+        <w:rPr>
+          <w:rFonts w:ascii="KB금융 본문체 Light" w:hAnsi="KB금융 본문체 Light" w:eastAsia="KB금융 본문체 Light"/>
+          <w:b w:val="0"/>
+          <w:color w:val="1A1A1A"/>
+          <w:sz w:val="22"/>
+        </w:rPr>
+        <w:t xml:space="preserve"> ① 전근, 신규채용 등으로 새로운 근무지에 부임한 직원에게는 본인부임여비, 가족여비 및 이전비를 지급한다.</w:t>
+      </w:r>
+    </w:p>
+    <w:p>
+      <w:pPr>
+        <w:spacing w:line="400" w:lineRule="exact" w:before="0" w:after="0"/>
+        <w:ind w:left="200"/>
+      </w:pPr>
+      <w:r>
+        <w:rPr>
+          <w:rFonts w:ascii="KB금융 본문체 Light" w:hAnsi="KB금융 본문체 Light" w:eastAsia="KB금융 본문체 Light"/>
+          <w:b w:val="0"/>
+          <w:color w:val="1A1A1A"/>
+          <w:sz w:val="22"/>
+        </w:rPr>
+        <w:t>② 새로운 근무지와 종전 근무지가 같은 행정구역(시 또는 군을 말한다)인 경우와 같은 행정구역은 아니더라도 통상적인 출퇴근이 가능한 지역인 경우에는 부임여비를 지급하지 아니한다.</w:t>
+      </w:r>
+    </w:p>
+    <w:p>
+      <w:pPr>
+        <w:spacing w:line="400" w:lineRule="exact" w:before="0" w:after="0"/>
+        <w:ind w:left="200"/>
+      </w:pPr>
+      <w:r>
+        <w:rPr>
+          <w:rFonts w:ascii="KB금융 본문체 Light" w:hAnsi="KB금융 본문체 Light" w:eastAsia="KB금융 본문체 Light"/>
+          <w:b w:val="0"/>
+          <w:color w:val="1A1A1A"/>
+          <w:sz w:val="22"/>
+        </w:rPr>
+        <w:t>③ 부임에 걸리는 여행일수는 1일로 계산하며, 부임여비는 전입 부점에서 부담함을 원칙으로 한다.</w:t>
+      </w:r>
+    </w:p>
+    <w:p>
+      <w:pPr>
+        <w:spacing w:line="400" w:lineRule="exact" w:before="0" w:after="0"/>
+      </w:pPr>
+    </w:p>
+    <w:p>
+      <w:pPr>
+        <w:spacing w:line="400" w:lineRule="exact" w:before="0" w:after="0"/>
+        <w:ind w:left="190" w:hanging="190"/>
+      </w:pPr>
+      <w:r>
+        <w:rPr>
+          <w:rFonts w:ascii="KB금융 본문체 Light" w:hAnsi="KB금융 본문체 Light" w:eastAsia="KB금융 본문체 Light"/>
+          <w:b/>
+          <w:color w:val="1A1A1A"/>
+          <w:sz w:val="22"/>
+        </w:rPr>
+        <w:t>제19조(본인부임여비)</w:t>
+      </w:r>
+      <w:r>
+        <w:rPr>
+          <w:rFonts w:ascii="KB금융 본문체 Light" w:hAnsi="KB금융 본문체 Light" w:eastAsia="KB금융 본문체 Light"/>
+          <w:b w:val="0"/>
+          <w:color w:val="1A1A1A"/>
+          <w:sz w:val="22"/>
+        </w:rPr>
+        <w:t xml:space="preserve"> 본인이 부임할 때에는 [별표 제1호]에 따라 교통비, 일비 및 식비의 정액을 지급하되, 다음 각 호의 구간을 적용한다.</w:t>
+      </w:r>
+    </w:p>
+    <w:p>
+      <w:pPr>
+        <w:spacing w:line="400" w:lineRule="exact" w:before="0" w:after="0"/>
+        <w:ind w:left="400"/>
+      </w:pPr>
+      <w:r>
+        <w:rPr>
+          <w:rFonts w:ascii="KB금융 본문체 Light" w:hAnsi="KB금융 본문체 Light" w:eastAsia="KB금융 본문체 Light"/>
+          <w:b w:val="0"/>
+          <w:color w:val="1A1A1A"/>
+          <w:sz w:val="22"/>
+        </w:rPr>
+        <w:t>1. 전근직원 : 종전 근무지부터 새로운 근무지까지</w:t>
+      </w:r>
+    </w:p>
+    <w:p>
+      <w:pPr>
+        <w:spacing w:line="400" w:lineRule="exact" w:before="0" w:after="0"/>
+        <w:ind w:left="400"/>
+      </w:pPr>
+      <w:r>
+        <w:rPr>
+          <w:rFonts w:ascii="KB금융 본문체 Light" w:hAnsi="KB금융 본문체 Light" w:eastAsia="KB금융 본문체 Light"/>
+          <w:b w:val="0"/>
+          <w:color w:val="1A1A1A"/>
+          <w:sz w:val="22"/>
+        </w:rPr>
+        <w:t>2. 복직직원 : 거주지부터 부임지까지</w:t>
+      </w:r>
+    </w:p>
+    <w:p>
+      <w:pPr>
+        <w:spacing w:line="400" w:lineRule="exact" w:before="0" w:after="0"/>
+        <w:ind w:left="400"/>
+      </w:pPr>
+      <w:r>
+        <w:rPr>
+          <w:rFonts w:ascii="KB금융 본문체 Light" w:hAnsi="KB금융 본문체 Light" w:eastAsia="KB금융 본문체 Light"/>
+          <w:b w:val="0"/>
+          <w:color w:val="1A1A1A"/>
+          <w:sz w:val="22"/>
+        </w:rPr>
+        <w:t>3. 신규채용직원 : 발령장 교부지부터 부임지까지</w:t>
+      </w:r>
+    </w:p>
+    <w:p>
+      <w:pPr>
+        <w:spacing w:line="400" w:lineRule="exact" w:before="0" w:after="0"/>
+        <w:ind w:left="400"/>
+      </w:pPr>
+      <w:r>
+        <w:rPr>
+          <w:rFonts w:ascii="KB금융 본문체 Light" w:hAnsi="KB금융 본문체 Light" w:eastAsia="KB금융 본문체 Light"/>
+          <w:b w:val="0"/>
+          <w:color w:val="1A1A1A"/>
+          <w:sz w:val="22"/>
+        </w:rPr>
+        <w:t>4. 수습직원 : 실무실습통지서 교부지부터 실무수습지까지 직원에 준하는 여비</w:t>
+      </w:r>
+    </w:p>
+    <w:p>
+      <w:pPr>
+        <w:spacing w:line="400" w:lineRule="exact" w:before="0" w:after="0"/>
+      </w:pPr>
+    </w:p>
+    <w:p>
+      <w:pPr>
+        <w:spacing w:line="400" w:lineRule="exact" w:before="0" w:after="0"/>
+        <w:ind w:left="190" w:hanging="190"/>
+      </w:pPr>
+      <w:r>
+        <w:rPr>
+          <w:rFonts w:ascii="KB금융 본문체 Light" w:hAnsi="KB금융 본문체 Light" w:eastAsia="KB금융 본문체 Light"/>
+          <w:b/>
+          <w:color w:val="1A1A1A"/>
+          <w:sz w:val="22"/>
+        </w:rPr>
+        <w:t>제20조(가족여비)</w:t>
+      </w:r>
+      <w:r>
+        <w:rPr>
+          <w:rFonts w:ascii="KB금융 본문체 Light" w:hAnsi="KB금융 본문체 Light" w:eastAsia="KB금융 본문체 Light"/>
+          <w:b w:val="0"/>
+          <w:color w:val="1A1A1A"/>
+          <w:sz w:val="22"/>
+        </w:rPr>
+        <w:t xml:space="preserve"> ① 직원이 부임할 때 부양가족을 동반하거나 부임 후 1년 이내에 그 부양가족을 이전시키는 경우에는 부양가족 1명마다 [별표 제1호]에 따라 다음 각 호와 같이 지급한다.</w:t>
+      </w:r>
+    </w:p>
+    <w:p>
+      <w:pPr>
+        <w:spacing w:line="400" w:lineRule="exact" w:before="0" w:after="0"/>
+        <w:ind w:left="400"/>
+      </w:pPr>
+      <w:r>
+        <w:rPr>
+          <w:rFonts w:ascii="KB금융 본문체 Light" w:hAnsi="KB금융 본문체 Light" w:eastAsia="KB금융 본문체 Light"/>
+          <w:b w:val="0"/>
+          <w:color w:val="1A1A1A"/>
+          <w:sz w:val="22"/>
+        </w:rPr>
+        <w:t>1. 교통비 : 정액을 지급하되, 할인 대상자에게는 그 해당 금액만 지급하고 면제 대상자에게는 지급하지 아니한다.</w:t>
+      </w:r>
+    </w:p>
+    <w:p>
+      <w:pPr>
+        <w:spacing w:line="400" w:lineRule="exact" w:before="0" w:after="0"/>
+        <w:ind w:left="400"/>
+      </w:pPr>
+      <w:r>
+        <w:rPr>
+          <w:rFonts w:ascii="KB금융 본문체 Light" w:hAnsi="KB금융 본문체 Light" w:eastAsia="KB금융 본문체 Light"/>
+          <w:b w:val="0"/>
+          <w:color w:val="1A1A1A"/>
+          <w:sz w:val="22"/>
+        </w:rPr>
+        <w:t>2. 일비 및 식비 : 6세 이상 부양가족에게는 정액을, 6세 미만 부양가족에게는 정액의 2분의 1을 지급한다.</w:t>
+      </w:r>
+    </w:p>
+    <w:p>
+      <w:pPr>
+        <w:spacing w:line="400" w:lineRule="exact" w:before="0" w:after="0"/>
+        <w:ind w:left="200"/>
+      </w:pPr>
+      <w:r>
+        <w:rPr>
+          <w:rFonts w:ascii="KB금융 본문체 Light" w:hAnsi="KB금융 본문체 Light" w:eastAsia="KB금융 본문체 Light"/>
+          <w:b w:val="0"/>
+          <w:color w:val="1A1A1A"/>
+          <w:sz w:val="22"/>
+        </w:rPr>
+        <w:t xml:space="preserve">② 제1항에서 "부양가족"이란 배우자, 직계존비속 및 19세 미만의 형제자매로서 함께 사는 사람을 말한다. </w:t>
       </w:r>
       <w:r>
         <w:rPr>
@@ -1067,7 +1249,7 @@
           <w:color w:val="B03030"/>
           <w:sz w:val="18"/>
         </w:rPr>
-        <w:t>&lt;확인 요망: 현행 철도는 등급제가 아니므로 별표 제1호의 '최특급(특실정액)' 표기와 함께 현행 좌석 기준으로 정비 필요&gt;</w:t>
+        <w:t>&lt;확인 요망: 현행 '만 20세 미만'을 민법상 성년 기준(19세)에 맞춤 — 다른 사규의 부양가족 기준과 정합 확인&gt;</w:t>
       </w:r>
     </w:p>
     <w:p>
@@ -1087,16 +1269,105 @@
           <w:color w:val="1A1A1A"/>
           <w:sz w:val="22"/>
         </w:rPr>
-        <w:t>제18조(장기출장여비)</w:t>
-      </w:r>
-      <w:r>
-        <w:rPr>
-          <w:rFonts w:ascii="KB금융 본문체 Light" w:hAnsi="KB금융 본문체 Light" w:eastAsia="KB금융 본문체 Light"/>
-          <w:b w:val="0"/>
-          <w:color w:val="1A1A1A"/>
-          <w:sz w:val="22"/>
-        </w:rPr>
-        <w:t xml:space="preserve"> 같은 지역에서 15일을 초과하여 체재하는 경우 일비와 숙박비는 그 초과일수에 대하여 [별표 제3호]의 장기출장여비를 지급한다.</w:t>
+        <w:t>제21조(이전비)</w:t>
+      </w:r>
+      <w:r>
+        <w:rPr>
+          <w:rFonts w:ascii="KB금융 본문체 Light" w:hAnsi="KB금융 본문체 Light" w:eastAsia="KB금융 본문체 Light"/>
+          <w:b w:val="0"/>
+          <w:color w:val="1A1A1A"/>
+          <w:sz w:val="22"/>
+        </w:rPr>
+        <w:t xml:space="preserve"> 이전비는 [별표 제2호]에서 정하는 바에 따라 다음 각 호와 같이 지급한다.</w:t>
+      </w:r>
+    </w:p>
+    <w:p>
+      <w:pPr>
+        <w:spacing w:line="400" w:lineRule="exact" w:before="0" w:after="0"/>
+        <w:ind w:left="400"/>
+      </w:pPr>
+      <w:r>
+        <w:rPr>
+          <w:rFonts w:ascii="KB금융 본문체 Light" w:hAnsi="KB금융 본문체 Light" w:eastAsia="KB금융 본문체 Light"/>
+          <w:b w:val="0"/>
+          <w:color w:val="1A1A1A"/>
+          <w:sz w:val="22"/>
+        </w:rPr>
+        <w:t>1. 부임할 때 부양가족을 동반하는 경우 : 이전비 정액의 전액</w:t>
+      </w:r>
+    </w:p>
+    <w:p>
+      <w:pPr>
+        <w:spacing w:line="400" w:lineRule="exact" w:before="0" w:after="0"/>
+        <w:ind w:left="400"/>
+      </w:pPr>
+      <w:r>
+        <w:rPr>
+          <w:rFonts w:ascii="KB금융 본문체 Light" w:hAnsi="KB금융 본문체 Light" w:eastAsia="KB금융 본문체 Light"/>
+          <w:b w:val="0"/>
+          <w:color w:val="1A1A1A"/>
+          <w:sz w:val="22"/>
+        </w:rPr>
+        <w:t>2. 부양가족이 있는 직원이 단신으로 부임하는 경우 : 이전비 정액의 2분의 1을 지급하고, 1년 이내에 부양가족을 이전시킬 때 잔액 지급</w:t>
+      </w:r>
+    </w:p>
+    <w:p>
+      <w:pPr>
+        <w:spacing w:line="400" w:lineRule="exact" w:before="0" w:after="0"/>
+        <w:ind w:left="400"/>
+      </w:pPr>
+      <w:r>
+        <w:rPr>
+          <w:rFonts w:ascii="KB금융 본문체 Light" w:hAnsi="KB금융 본문체 Light" w:eastAsia="KB금융 본문체 Light"/>
+          <w:b w:val="0"/>
+          <w:color w:val="1A1A1A"/>
+          <w:sz w:val="22"/>
+        </w:rPr>
+        <w:t>3. 가족이 없는 직원이 단신으로 부임하는 경우 : 이전비 정액의 2분의 1</w:t>
+      </w:r>
+    </w:p>
+    <w:p>
+      <w:pPr>
+        <w:spacing w:line="400" w:lineRule="exact" w:before="0" w:after="0"/>
+      </w:pPr>
+    </w:p>
+    <w:p>
+      <w:pPr>
+        <w:spacing w:line="400" w:lineRule="exact" w:before="0" w:after="0"/>
+        <w:ind w:left="190" w:hanging="190"/>
+      </w:pPr>
+      <w:r>
+        <w:rPr>
+          <w:rFonts w:ascii="KB금융 본문체 Light" w:hAnsi="KB금융 본문체 Light" w:eastAsia="KB금융 본문체 Light"/>
+          <w:b/>
+          <w:color w:val="1A1A1A"/>
+          <w:sz w:val="22"/>
+        </w:rPr>
+        <w:t>제22조(지급기한 및 증빙서류의 제출)</w:t>
+      </w:r>
+      <w:r>
+        <w:rPr>
+          <w:rFonts w:ascii="KB금융 본문체 Light" w:hAnsi="KB금융 본문체 Light" w:eastAsia="KB금융 본문체 Light"/>
+          <w:b w:val="0"/>
+          <w:color w:val="1A1A1A"/>
+          <w:sz w:val="22"/>
+        </w:rPr>
+        <w:t xml:space="preserve"> ① 부임여비의 지급기한은 발령일부터 1년 이내로 하며, 발령일 현재의 지급기준에 따른다.</w:t>
+      </w:r>
+    </w:p>
+    <w:p>
+      <w:pPr>
+        <w:spacing w:line="400" w:lineRule="exact" w:before="0" w:after="0"/>
+        <w:ind w:left="200"/>
+      </w:pPr>
+      <w:r>
+        <w:rPr>
+          <w:rFonts w:ascii="KB금융 본문체 Light" w:hAnsi="KB금융 본문체 Light" w:eastAsia="KB금융 본문체 Light"/>
+          <w:b w:val="0"/>
+          <w:color w:val="1A1A1A"/>
+          <w:sz w:val="22"/>
+        </w:rPr>
+        <w:t>② 가족여비와 가족 동반에 따른 이전비를 신청하는 경우에는 실제로 전입 및 이전을 완료하고 주민등록표를 제출하여야 한다.</w:t>
       </w:r>
     </w:p>
     <w:p>
@@ -1116,7 +1387,7 @@
           <w:color w:val="1A1A1A"/>
           <w:sz w:val="24"/>
         </w:rPr>
-        <w:t>제2절 부임여비</w:t>
+        <w:t>제3절 연수여비</w:t>
       </w:r>
     </w:p>
     <w:p>
@@ -1136,16 +1407,16 @@
           <w:color w:val="1A1A1A"/>
           <w:sz w:val="22"/>
         </w:rPr>
-        <w:t>제19조(지급기준)</w:t>
-      </w:r>
-      <w:r>
-        <w:rPr>
-          <w:rFonts w:ascii="KB금융 본문체 Light" w:hAnsi="KB금융 본문체 Light" w:eastAsia="KB금융 본문체 Light"/>
-          <w:b w:val="0"/>
-          <w:color w:val="1A1A1A"/>
-          <w:sz w:val="22"/>
-        </w:rPr>
-        <w:t xml:space="preserve"> ① 전근, 신규채용 등으로 새로운 근무지에 부임한 직원에게는 본인부임여비, 가족여비 및 이전비를 지급한다.</w:t>
+        <w:t>제23조(연수여비)</w:t>
+      </w:r>
+      <w:r>
+        <w:rPr>
+          <w:rFonts w:ascii="KB금융 본문체 Light" w:hAnsi="KB금융 본문체 Light" w:eastAsia="KB금융 본문체 Light"/>
+          <w:b w:val="0"/>
+          <w:color w:val="1A1A1A"/>
+          <w:sz w:val="22"/>
+        </w:rPr>
+        <w:t xml:space="preserve"> ① 직원이 회사 밖의 연수에 참가할 때에는 출장여비에 준하여 여비를 지급하되, [별표 제1호]의 범위에서 지급기준을 달리 적용할 수 있다.</w:t>
       </w:r>
     </w:p>
     <w:p>
@@ -1160,7 +1431,56 @@
           <w:color w:val="1A1A1A"/>
           <w:sz w:val="22"/>
         </w:rPr>
-        <w:t>② 새로운 근무지와 종전 근무지가 같은 행정구역(시 또는 군을 말한다)인 경우와 같은 행정구역은 아니더라도 통상적인 출퇴근이 가능한 지역인 경우에는 부임여비를 지급하지 아니한다.</w:t>
+        <w:t>② 연수기관에서 교통편의나 숙식을 제공하는 등 여비의 일부 또는 전부를 제공하는 경우에는 해당 여비를 차감하거나 지급하지 아니할 수 있다.</w:t>
+      </w:r>
+    </w:p>
+    <w:p>
+      <w:pPr>
+        <w:spacing w:line="400" w:lineRule="exact" w:before="0" w:after="0"/>
+      </w:pPr>
+    </w:p>
+    <w:p>
+      <w:pPr>
+        <w:spacing w:line="400" w:lineRule="exact" w:before="0" w:after="0"/>
+        <w:jc w:val="center"/>
+      </w:pPr>
+      <w:r>
+        <w:rPr>
+          <w:rFonts w:ascii="KB금융 본문체 Medium" w:hAnsi="KB금융 본문체 Medium" w:eastAsia="KB금융 본문체 Medium"/>
+          <w:b/>
+          <w:color w:val="1A1A1A"/>
+          <w:sz w:val="24"/>
+        </w:rPr>
+        <w:t>제4절 그 밖의 여비</w:t>
+      </w:r>
+    </w:p>
+    <w:p>
+      <w:pPr>
+        <w:spacing w:line="400" w:lineRule="exact" w:before="0" w:after="0"/>
+      </w:pPr>
+    </w:p>
+    <w:p>
+      <w:pPr>
+        <w:spacing w:line="400" w:lineRule="exact" w:before="0" w:after="0"/>
+        <w:ind w:left="190" w:hanging="190"/>
+      </w:pPr>
+      <w:r>
+        <w:rPr>
+          <w:rFonts w:ascii="KB금융 본문체 Light" w:hAnsi="KB금융 본문체 Light" w:eastAsia="KB금융 본문체 Light"/>
+          <w:b/>
+          <w:color w:val="1A1A1A"/>
+          <w:sz w:val="22"/>
+        </w:rPr>
+        <w:t>제24조(휴직자·퇴직자의 여비)</w:t>
+      </w:r>
+      <w:r>
+        <w:rPr>
+          <w:rFonts w:ascii="KB금융 본문체 Light" w:hAnsi="KB금융 본문체 Light" w:eastAsia="KB금융 본문체 Light"/>
+          <w:b w:val="0"/>
+          <w:color w:val="1A1A1A"/>
+          <w:sz w:val="22"/>
+        </w:rPr>
+        <w:t xml:space="preserve"> ① 직원이 국내외 업무여행 중 휴직하거나 퇴직한 경우에는 그 통지를 받은 곳부터 종전 근무지까지 종전 직위에 해당하는 여비를 지급한다.</w:t>
       </w:r>
     </w:p>
     <w:p>
@@ -1175,7 +1495,7 @@
           <w:color w:val="1A1A1A"/>
           <w:sz w:val="22"/>
         </w:rPr>
-        <w:t>③ 부임에 걸리는 여행일수는 1일로 계산하며, 부임여비는 전입 부점에서 부담함을 원칙으로 한다.</w:t>
+        <w:t>② 휴직하거나 퇴직한 사람에게 사무인계 또는 잔무정리 등을 위하여 여행을 명한 경우에는 종전 직위에 해당하는 여비를 지급한다.</w:t>
       </w:r>
     </w:p>
     <w:p>
@@ -1195,76 +1515,16 @@
           <w:color w:val="1A1A1A"/>
           <w:sz w:val="22"/>
         </w:rPr>
-        <w:t>제20조(본인부임여비)</w:t>
-      </w:r>
-      <w:r>
-        <w:rPr>
-          <w:rFonts w:ascii="KB금융 본문체 Light" w:hAnsi="KB금융 본문체 Light" w:eastAsia="KB금융 본문체 Light"/>
-          <w:b w:val="0"/>
-          <w:color w:val="1A1A1A"/>
-          <w:sz w:val="22"/>
-        </w:rPr>
-        <w:t xml:space="preserve"> 본인이 부임할 때에는 [별표 제1호]에 따라 교통비, 일비 및 식비의 정액을 지급하되, 다음 각 호의 구간을 적용한다.</w:t>
-      </w:r>
-    </w:p>
-    <w:p>
-      <w:pPr>
-        <w:spacing w:line="400" w:lineRule="exact" w:before="0" w:after="0"/>
-        <w:ind w:left="400"/>
-      </w:pPr>
-      <w:r>
-        <w:rPr>
-          <w:rFonts w:ascii="KB금융 본문체 Light" w:hAnsi="KB금융 본문체 Light" w:eastAsia="KB금융 본문체 Light"/>
-          <w:b w:val="0"/>
-          <w:color w:val="1A1A1A"/>
-          <w:sz w:val="22"/>
-        </w:rPr>
-        <w:t>1. 전근직원 : 종전 근무지부터 새로운 근무지까지</w:t>
-      </w:r>
-    </w:p>
-    <w:p>
-      <w:pPr>
-        <w:spacing w:line="400" w:lineRule="exact" w:before="0" w:after="0"/>
-        <w:ind w:left="400"/>
-      </w:pPr>
-      <w:r>
-        <w:rPr>
-          <w:rFonts w:ascii="KB금융 본문체 Light" w:hAnsi="KB금융 본문체 Light" w:eastAsia="KB금융 본문체 Light"/>
-          <w:b w:val="0"/>
-          <w:color w:val="1A1A1A"/>
-          <w:sz w:val="22"/>
-        </w:rPr>
-        <w:t>2. 복직직원 : 거주지부터 부임지까지</w:t>
-      </w:r>
-    </w:p>
-    <w:p>
-      <w:pPr>
-        <w:spacing w:line="400" w:lineRule="exact" w:before="0" w:after="0"/>
-        <w:ind w:left="400"/>
-      </w:pPr>
-      <w:r>
-        <w:rPr>
-          <w:rFonts w:ascii="KB금융 본문체 Light" w:hAnsi="KB금융 본문체 Light" w:eastAsia="KB금융 본문체 Light"/>
-          <w:b w:val="0"/>
-          <w:color w:val="1A1A1A"/>
-          <w:sz w:val="22"/>
-        </w:rPr>
-        <w:t>3. 신규채용직원 : 발령장 교부지부터 부임지까지</w:t>
-      </w:r>
-    </w:p>
-    <w:p>
-      <w:pPr>
-        <w:spacing w:line="400" w:lineRule="exact" w:before="0" w:after="0"/>
-        <w:ind w:left="400"/>
-      </w:pPr>
-      <w:r>
-        <w:rPr>
-          <w:rFonts w:ascii="KB금융 본문체 Light" w:hAnsi="KB금융 본문체 Light" w:eastAsia="KB금융 본문체 Light"/>
-          <w:b w:val="0"/>
-          <w:color w:val="1A1A1A"/>
-          <w:sz w:val="22"/>
-        </w:rPr>
-        <w:t>4. 수습직원 : 실무실습통지서 교부지부터 실무수습지까지 직원에 준하는 여비</w:t>
+        <w:t>제25조(여행 중 부상자의 여비)</w:t>
+      </w:r>
+      <w:r>
+        <w:rPr>
+          <w:rFonts w:ascii="KB금융 본문체 Light" w:hAnsi="KB금융 본문체 Light" w:eastAsia="KB금융 본문체 Light"/>
+          <w:b w:val="0"/>
+          <w:color w:val="1A1A1A"/>
+          <w:sz w:val="22"/>
+        </w:rPr>
+        <w:t xml:space="preserve"> 업무여행 중 질병이나 부상으로 가족의 간호가 필요하다고 인정되는 경우에는 가족 1명에 한정하여 본인과 같은 등급의 왕복여비를 지급한다.</w:t>
       </w:r>
     </w:p>
     <w:p>
@@ -1284,46 +1544,16 @@
           <w:color w:val="1A1A1A"/>
           <w:sz w:val="22"/>
         </w:rPr>
-        <w:t>제21조(가족여비)</w:t>
-      </w:r>
-      <w:r>
-        <w:rPr>
-          <w:rFonts w:ascii="KB금융 본문체 Light" w:hAnsi="KB금융 본문체 Light" w:eastAsia="KB금융 본문체 Light"/>
-          <w:b w:val="0"/>
-          <w:color w:val="1A1A1A"/>
-          <w:sz w:val="22"/>
-        </w:rPr>
-        <w:t xml:space="preserve"> ① 직원이 부임할 때 부양가족을 동반하거나 부임 후 1년 이내에 그 부양가족을 이전시키는 경우에는 부양가족 1명마다 [별표 제1호]에 따라 다음 각 호와 같이 지급한다.</w:t>
-      </w:r>
-    </w:p>
-    <w:p>
-      <w:pPr>
-        <w:spacing w:line="400" w:lineRule="exact" w:before="0" w:after="0"/>
-        <w:ind w:left="400"/>
-      </w:pPr>
-      <w:r>
-        <w:rPr>
-          <w:rFonts w:ascii="KB금융 본문체 Light" w:hAnsi="KB금융 본문체 Light" w:eastAsia="KB금융 본문체 Light"/>
-          <w:b w:val="0"/>
-          <w:color w:val="1A1A1A"/>
-          <w:sz w:val="22"/>
-        </w:rPr>
-        <w:t>1. 교통비 : 정액을 지급하되, 할인 대상자에게는 그 해당 금액만 지급하고 면제 대상자에게는 지급하지 아니한다.</w:t>
-      </w:r>
-    </w:p>
-    <w:p>
-      <w:pPr>
-        <w:spacing w:line="400" w:lineRule="exact" w:before="0" w:after="0"/>
-        <w:ind w:left="400"/>
-      </w:pPr>
-      <w:r>
-        <w:rPr>
-          <w:rFonts w:ascii="KB금융 본문체 Light" w:hAnsi="KB금융 본문체 Light" w:eastAsia="KB금융 본문체 Light"/>
-          <w:b w:val="0"/>
-          <w:color w:val="1A1A1A"/>
-          <w:sz w:val="22"/>
-        </w:rPr>
-        <w:t>2. 일비 및 식비 : 6세 이상 부양가족에게는 정액을, 6세 미만 부양가족에게는 정액의 2분의 1을 지급한다.</w:t>
+        <w:t>제26조(여행 중 사망자의 여비)</w:t>
+      </w:r>
+      <w:r>
+        <w:rPr>
+          <w:rFonts w:ascii="KB금융 본문체 Light" w:hAnsi="KB금융 본문체 Light" w:eastAsia="KB금융 본문체 Light"/>
+          <w:b w:val="0"/>
+          <w:color w:val="1A1A1A"/>
+          <w:sz w:val="22"/>
+        </w:rPr>
+        <w:t xml:space="preserve"> ① 국내 업무여행 중 사망한 경우에는 부임 중인 경우에는 종전 근무지부터 부임지를 경유하여 생활근거지까지, 출장 또는 연수 중인 경우에는 근무지부터 출장지 또는 연수지를 경유하여 생활근거지까지 본인 직위 또는 종전 직위의 여비에 해당하는 금액의 2배를 유가족에게 지급한다.</w:t>
       </w:r>
     </w:p>
     <w:p>
@@ -1338,7 +1568,36 @@
           <w:color w:val="1A1A1A"/>
           <w:sz w:val="22"/>
         </w:rPr>
-        <w:t xml:space="preserve">② 제1항에서 "부양가족"이란 배우자, 직계존비속 및 19세 미만의 형제자매로서 함께 사는 사람을 말한다. </w:t>
+        <w:t>② 국외여행 또는 체재 중 사망한 경우에는 [별표 제5호]에 따른 여비액을 유가족에게 지급한다.</w:t>
+      </w:r>
+    </w:p>
+    <w:p>
+      <w:pPr>
+        <w:spacing w:line="400" w:lineRule="exact" w:before="0" w:after="0"/>
+      </w:pPr>
+    </w:p>
+    <w:p>
+      <w:pPr>
+        <w:spacing w:line="400" w:lineRule="exact" w:before="0" w:after="0"/>
+        <w:ind w:left="190" w:hanging="190"/>
+      </w:pPr>
+      <w:r>
+        <w:rPr>
+          <w:rFonts w:ascii="KB금융 본문체 Light" w:hAnsi="KB금융 본문체 Light" w:eastAsia="KB금융 본문체 Light"/>
+          <w:b/>
+          <w:color w:val="1A1A1A"/>
+          <w:sz w:val="22"/>
+        </w:rPr>
+        <w:t>제27조(준용)</w:t>
+      </w:r>
+      <w:r>
+        <w:rPr>
+          <w:rFonts w:ascii="KB금융 본문체 Light" w:hAnsi="KB금융 본문체 Light" w:eastAsia="KB금융 본문체 Light"/>
+          <w:b w:val="0"/>
+          <w:color w:val="1A1A1A"/>
+          <w:sz w:val="22"/>
+        </w:rPr>
+        <w:t xml:space="preserve"> ① 정년만기 또는 회사 형편으로 퇴직하는 사람에 대하여는 퇴직일부터 2개월 이내에 근무지부터 등록기준지 또는 생활근거지까지 실제로 이주하는 경우에 한정하여 종전 직위에 상당하는 부임에 준하는 여비를 지급할 수 있다. 다만, 근속 3년 미만인 사람과 징계로 해직된 사람은 제외한다. </w:t>
       </w:r>
       <w:r>
         <w:rPr>
@@ -1347,7 +1606,42 @@
           <w:color w:val="B03030"/>
           <w:sz w:val="18"/>
         </w:rPr>
-        <w:t>&lt;확인 요망: 현행 '만 20세 미만'을 민법상 성년 기준(19세)에 맞춤 — 다른 사규의 부양가족 기준과 정합 확인&gt;</w:t>
+        <w:t>&lt;확인 요망: 현행 '본적지'는 호주제 폐지(2008)로 없어진 개념이므로 '등록기준지'로 정비&gt;</w:t>
+      </w:r>
+    </w:p>
+    <w:p>
+      <w:pPr>
+        <w:spacing w:line="400" w:lineRule="exact" w:before="0" w:after="0"/>
+        <w:ind w:left="200"/>
+      </w:pPr>
+      <w:r>
+        <w:rPr>
+          <w:rFonts w:ascii="KB금융 본문체 Light" w:hAnsi="KB금융 본문체 Light" w:eastAsia="KB금융 본문체 Light"/>
+          <w:b w:val="0"/>
+          <w:color w:val="1A1A1A"/>
+          <w:sz w:val="22"/>
+        </w:rPr>
+        <w:t>② 제1항은 직원이 사망한 경우에도 준용하며, 그 여비는 유가족에게 지급한다.</w:t>
+      </w:r>
+    </w:p>
+    <w:p>
+      <w:pPr>
+        <w:spacing w:line="400" w:lineRule="exact" w:before="0" w:after="0"/>
+      </w:pPr>
+    </w:p>
+    <w:p>
+      <w:pPr>
+        <w:spacing w:line="400" w:lineRule="exact" w:before="0" w:after="0"/>
+        <w:jc w:val="center"/>
+      </w:pPr>
+      <w:r>
+        <w:rPr>
+          <w:rFonts w:ascii="KB금융 본문체 Medium" w:hAnsi="KB금융 본문체 Medium" w:eastAsia="KB금융 본문체 Medium"/>
+          <w:b/>
+          <w:color w:val="1A1A1A"/>
+          <w:sz w:val="26"/>
+        </w:rPr>
+        <w:t>제4장 국외여비</w:t>
       </w:r>
     </w:p>
     <w:p>
@@ -1367,16 +1661,89 @@
           <w:color w:val="1A1A1A"/>
           <w:sz w:val="22"/>
         </w:rPr>
-        <w:t>제22조(이전비)</w:t>
-      </w:r>
-      <w:r>
-        <w:rPr>
-          <w:rFonts w:ascii="KB금융 본문체 Light" w:hAnsi="KB금융 본문체 Light" w:eastAsia="KB금융 본문체 Light"/>
-          <w:b w:val="0"/>
-          <w:color w:val="1A1A1A"/>
-          <w:sz w:val="22"/>
-        </w:rPr>
-        <w:t xml:space="preserve"> 이전비는 [별표 제2호]에서 정하는 바에 따라 다음 각 호와 같이 지급한다.</w:t>
+        <w:t>제28조(지급기준)</w:t>
+      </w:r>
+      <w:r>
+        <w:rPr>
+          <w:rFonts w:ascii="KB금융 본문체 Light" w:hAnsi="KB금융 본문체 Light" w:eastAsia="KB금융 본문체 Light"/>
+          <w:b w:val="0"/>
+          <w:color w:val="1A1A1A"/>
+          <w:sz w:val="22"/>
+        </w:rPr>
+        <w:t xml:space="preserve"> ① 국외여행의 여비 지급 대상 기간은 육로로 출국하는 경우에는 국내 최종역, 해로로 출국하는 경우에는 국내 항만, 공로로 출국하는 경우에는 국내 공항을 출발할 때부터 도착할 때까지로 한다.</w:t>
+      </w:r>
+    </w:p>
+    <w:p>
+      <w:pPr>
+        <w:spacing w:line="400" w:lineRule="exact" w:before="0" w:after="0"/>
+        <w:ind w:left="200"/>
+      </w:pPr>
+      <w:r>
+        <w:rPr>
+          <w:rFonts w:ascii="KB금융 본문체 Light" w:hAnsi="KB금융 본문체 Light" w:eastAsia="KB금융 본문체 Light"/>
+          <w:b w:val="0"/>
+          <w:color w:val="1A1A1A"/>
+          <w:sz w:val="22"/>
+        </w:rPr>
+        <w:t>② 여비는 지급일 현재의 현찰매도율로 환산하여 원화로 지급할 수 있다.</w:t>
+      </w:r>
+    </w:p>
+    <w:p>
+      <w:pPr>
+        <w:spacing w:line="400" w:lineRule="exact" w:before="0" w:after="0"/>
+      </w:pPr>
+    </w:p>
+    <w:p>
+      <w:pPr>
+        <w:spacing w:line="400" w:lineRule="exact" w:before="0" w:after="0"/>
+        <w:ind w:left="190" w:hanging="190"/>
+      </w:pPr>
+      <w:r>
+        <w:rPr>
+          <w:rFonts w:ascii="KB금융 본문체 Light" w:hAnsi="KB금융 본문체 Light" w:eastAsia="KB금융 본문체 Light"/>
+          <w:b/>
+          <w:color w:val="1A1A1A"/>
+          <w:sz w:val="22"/>
+        </w:rPr>
+        <w:t>제29조(교통비)</w:t>
+      </w:r>
+      <w:r>
+        <w:rPr>
+          <w:rFonts w:ascii="KB금융 본문체 Light" w:hAnsi="KB금융 본문체 Light" w:eastAsia="KB금융 본문체 Light"/>
+          <w:b w:val="0"/>
+          <w:color w:val="1A1A1A"/>
+          <w:sz w:val="22"/>
+        </w:rPr>
+        <w:t xml:space="preserve"> 국외여행의 교통비는 [별표 제4호]에 따라 지급한다.</w:t>
+      </w:r>
+    </w:p>
+    <w:p>
+      <w:pPr>
+        <w:spacing w:line="400" w:lineRule="exact" w:before="0" w:after="0"/>
+      </w:pPr>
+    </w:p>
+    <w:p>
+      <w:pPr>
+        <w:spacing w:line="400" w:lineRule="exact" w:before="0" w:after="0"/>
+        <w:ind w:left="190" w:hanging="190"/>
+      </w:pPr>
+      <w:r>
+        <w:rPr>
+          <w:rFonts w:ascii="KB금융 본문체 Light" w:hAnsi="KB금융 본문체 Light" w:eastAsia="KB금융 본문체 Light"/>
+          <w:b/>
+          <w:color w:val="1A1A1A"/>
+          <w:sz w:val="22"/>
+        </w:rPr>
+        <w:t>제30조(체재비)</w:t>
+      </w:r>
+      <w:r>
+        <w:rPr>
+          <w:rFonts w:ascii="KB금융 본문체 Light" w:hAnsi="KB금융 본문체 Light" w:eastAsia="KB금융 본문체 Light"/>
+          <w:b w:val="0"/>
+          <w:color w:val="1A1A1A"/>
+          <w:sz w:val="22"/>
+        </w:rPr>
+        <w:t xml:space="preserve"> 체재비는 기본체재비, 일당체재비 및 월당체재비로 구분하며, 다음 각 호에 따라 [별표 제4호]에서 정한 기준으로 지급한다.</w:t>
       </w:r>
     </w:p>
     <w:p>
@@ -1391,7 +1758,7 @@
           <w:color w:val="1A1A1A"/>
           <w:sz w:val="22"/>
         </w:rPr>
-        <w:t>1. 부임할 때 부양가족을 동반하는 경우 : 이전비 정액의 전액</w:t>
+        <w:t>1. 기본체재비는 여행준비와 목적지에서의 생활정착을 위하여 지급한다.</w:t>
       </w:r>
     </w:p>
     <w:p>
@@ -1406,7 +1773,7 @@
           <w:color w:val="1A1A1A"/>
           <w:sz w:val="22"/>
         </w:rPr>
-        <w:t>2. 부양가족이 있는 직원이 단신으로 부임하는 경우 : 이전비 정액의 2분의 1을 지급하고, 1년 이내에 부양가족을 이전시킬 때 잔액 지급</w:t>
+        <w:t>2. 일당체재비는 여행일수가 60일에 이르기까지 그 일수에 따라 지급하되, 30일을 초과하는 경우 그 초과일수에 대하여는 정액의 100분의 30을 감액하여 지급한다.</w:t>
       </w:r>
     </w:p>
     <w:p>
@@ -1421,7 +1788,7 @@
           <w:color w:val="1A1A1A"/>
           <w:sz w:val="22"/>
         </w:rPr>
-        <w:t>3. 가족이 없는 직원이 단신으로 부임하는 경우 : 이전비 정액의 2분의 1</w:t>
+        <w:t>3. 월당체재비는 여행일수 60일을 초과하는 부분에 대하여 30일을 1개월로 계산한 월수에 따라 지급하며, 30일 미만의 체재일수는 월당체재비에 30일 미만의 체재일수를 곱한 금액을 30으로 나누어 지급한다.</w:t>
       </w:r>
     </w:p>
     <w:p>
@@ -1441,16 +1808,16 @@
           <w:color w:val="1A1A1A"/>
           <w:sz w:val="22"/>
         </w:rPr>
-        <w:t>제23조(지급기한 및 증빙서류의 제출)</w:t>
-      </w:r>
-      <w:r>
-        <w:rPr>
-          <w:rFonts w:ascii="KB금융 본문체 Light" w:hAnsi="KB금융 본문체 Light" w:eastAsia="KB금융 본문체 Light"/>
-          <w:b w:val="0"/>
-          <w:color w:val="1A1A1A"/>
-          <w:sz w:val="22"/>
-        </w:rPr>
-        <w:t xml:space="preserve"> ① 부임여비의 지급기한은 발령일부터 1년 이내로 하며, 발령일 현재의 지급기준에 따른다.</w:t>
+        <w:t>제31조(부대비용)</w:t>
+      </w:r>
+      <w:r>
+        <w:rPr>
+          <w:rFonts w:ascii="KB금융 본문체 Light" w:hAnsi="KB금융 본문체 Light" w:eastAsia="KB금융 본문체 Light"/>
+          <w:b w:val="0"/>
+          <w:color w:val="1A1A1A"/>
+          <w:sz w:val="22"/>
+        </w:rPr>
+        <w:t xml:space="preserve"> ① 여권 발급과 입국사증에 드는 수수료, 입국세 등 부대비용은 실비를 지급한다.</w:t>
       </w:r>
     </w:p>
     <w:p>
@@ -1465,7 +1832,51 @@
           <w:color w:val="1A1A1A"/>
           <w:sz w:val="22"/>
         </w:rPr>
-        <w:t>② 가족여비와 가족 동반에 따른 이전비를 신청하는 경우에는 실제로 전입 및 이전을 완료하고 주민등록표를 제출하여야 한다.</w:t>
+        <w:t>② 국외여행 중 질병이나 그 밖의 사고에 대비하여 보험에 가입하고 [별표 제6호]의 기준에 따른 보험료를 지급한다.</w:t>
+      </w:r>
+    </w:p>
+    <w:p>
+      <w:pPr>
+        <w:spacing w:line="400" w:lineRule="exact" w:before="0" w:after="0"/>
+      </w:pPr>
+    </w:p>
+    <w:p>
+      <w:pPr>
+        <w:spacing w:line="400" w:lineRule="exact" w:before="0" w:after="0"/>
+        <w:ind w:left="190" w:hanging="190"/>
+      </w:pPr>
+      <w:r>
+        <w:rPr>
+          <w:rFonts w:ascii="KB금융 본문체 Light" w:hAnsi="KB금융 본문체 Light" w:eastAsia="KB금융 본문체 Light"/>
+          <w:b/>
+          <w:color w:val="1A1A1A"/>
+          <w:sz w:val="22"/>
+        </w:rPr>
+        <w:t>제32조(여비지급의 특례 및 공제)</w:t>
+      </w:r>
+      <w:r>
+        <w:rPr>
+          <w:rFonts w:ascii="KB금융 본문체 Light" w:hAnsi="KB금융 본문체 Light" w:eastAsia="KB금융 본문체 Light"/>
+          <w:b w:val="0"/>
+          <w:color w:val="1A1A1A"/>
+          <w:sz w:val="22"/>
+        </w:rPr>
+        <w:t xml:space="preserve"> ① 파견처 또는 출장 상대처에서 경비의 일부 또는 전부(금전 외의 숙식 제공을 포함한다)를 부담하거나 여행업체에 경비를 일괄 지급하는 경우로서 그 금액이 이 규정에서 정한 여비에 미치지 못하는 경우에는 기본체재비의 100분의 50 범위에서 그 차액을 지급할 수 있다.</w:t>
+      </w:r>
+    </w:p>
+    <w:p>
+      <w:pPr>
+        <w:spacing w:line="400" w:lineRule="exact" w:before="0" w:after="0"/>
+        <w:ind w:left="200"/>
+      </w:pPr>
+      <w:r>
+        <w:rPr>
+          <w:rFonts w:ascii="KB금융 본문체 Light" w:hAnsi="KB금융 본문체 Light" w:eastAsia="KB금융 본문체 Light"/>
+          <w:b w:val="0"/>
+          <w:color w:val="1A1A1A"/>
+          <w:sz w:val="22"/>
+        </w:rPr>
+        <w:t>② 파견처 또는 출장 상대처가 숙식 제공 등의 방법으로 여비를 부담하여 그 금액을 산정할 수 없는 경우에는 일당체재비(월당체재비를 포함한다)의 구성비를 숙박비 100분의 45, 식비 100분의 30, 일비 100분의 25로 하여 산정한다.</w:t>
       </w:r>
     </w:p>
     <w:p>
@@ -1483,9 +1894,9 @@
           <w:rFonts w:ascii="KB금융 본문체 Medium" w:hAnsi="KB금융 본문체 Medium" w:eastAsia="KB금융 본문체 Medium"/>
           <w:b/>
           <w:color w:val="1A1A1A"/>
-          <w:sz w:val="24"/>
-        </w:rPr>
-        <w:t>제3절 연수여비</w:t>
+          <w:sz w:val="26"/>
+        </w:rPr>
+        <w:t>제5장 보칙</w:t>
       </w:r>
     </w:p>
     <w:p>
@@ -1505,197 +1916,16 @@
           <w:color w:val="1A1A1A"/>
           <w:sz w:val="22"/>
         </w:rPr>
-        <w:t>제24조(연수여비)</w:t>
-      </w:r>
-      <w:r>
-        <w:rPr>
-          <w:rFonts w:ascii="KB금융 본문체 Light" w:hAnsi="KB금융 본문체 Light" w:eastAsia="KB금융 본문체 Light"/>
-          <w:b w:val="0"/>
-          <w:color w:val="1A1A1A"/>
-          <w:sz w:val="22"/>
-        </w:rPr>
-        <w:t xml:space="preserve"> ① 직원이 회사 밖의 연수에 참가할 때에는 출장여비에 준하여 여비를 지급하되, [별표 제1호]의 범위에서 지급기준을 달리 적용할 수 있다.</w:t>
-      </w:r>
-    </w:p>
-    <w:p>
-      <w:pPr>
-        <w:spacing w:line="400" w:lineRule="exact" w:before="0" w:after="0"/>
-        <w:ind w:left="200"/>
-      </w:pPr>
-      <w:r>
-        <w:rPr>
-          <w:rFonts w:ascii="KB금융 본문체 Light" w:hAnsi="KB금융 본문체 Light" w:eastAsia="KB금융 본문체 Light"/>
-          <w:b w:val="0"/>
-          <w:color w:val="1A1A1A"/>
-          <w:sz w:val="22"/>
-        </w:rPr>
-        <w:t>② 연수기관에서 교통편의나 숙식을 제공하는 등 여비의 일부 또는 전부를 제공하는 경우에는 해당 여비를 차감하거나 지급하지 아니할 수 있다.</w:t>
-      </w:r>
-    </w:p>
-    <w:p>
-      <w:pPr>
-        <w:spacing w:line="400" w:lineRule="exact" w:before="0" w:after="0"/>
-      </w:pPr>
-    </w:p>
-    <w:p>
-      <w:pPr>
-        <w:spacing w:line="400" w:lineRule="exact" w:before="0" w:after="0"/>
-        <w:jc w:val="center"/>
-      </w:pPr>
-      <w:r>
-        <w:rPr>
-          <w:rFonts w:ascii="KB금융 본문체 Medium" w:hAnsi="KB금융 본문체 Medium" w:eastAsia="KB금융 본문체 Medium"/>
-          <w:b/>
-          <w:color w:val="1A1A1A"/>
-          <w:sz w:val="24"/>
-        </w:rPr>
-        <w:t>제4절 그 밖의 여비</w:t>
-      </w:r>
-    </w:p>
-    <w:p>
-      <w:pPr>
-        <w:spacing w:line="400" w:lineRule="exact" w:before="0" w:after="0"/>
-      </w:pPr>
-    </w:p>
-    <w:p>
-      <w:pPr>
-        <w:spacing w:line="400" w:lineRule="exact" w:before="0" w:after="0"/>
-        <w:ind w:left="190" w:hanging="190"/>
-      </w:pPr>
-      <w:r>
-        <w:rPr>
-          <w:rFonts w:ascii="KB금융 본문체 Light" w:hAnsi="KB금융 본문체 Light" w:eastAsia="KB금융 본문체 Light"/>
-          <w:b/>
-          <w:color w:val="1A1A1A"/>
-          <w:sz w:val="22"/>
-        </w:rPr>
-        <w:t>제25조(휴직자·퇴직자의 여비)</w:t>
-      </w:r>
-      <w:r>
-        <w:rPr>
-          <w:rFonts w:ascii="KB금융 본문체 Light" w:hAnsi="KB금융 본문체 Light" w:eastAsia="KB금융 본문체 Light"/>
-          <w:b w:val="0"/>
-          <w:color w:val="1A1A1A"/>
-          <w:sz w:val="22"/>
-        </w:rPr>
-        <w:t xml:space="preserve"> ① 직원이 국내외 업무여행 중 휴직하거나 퇴직한 경우에는 그 통지를 받은 곳부터 종전 근무지까지 종전 직위에 해당하는 여비를 지급한다.</w:t>
-      </w:r>
-    </w:p>
-    <w:p>
-      <w:pPr>
-        <w:spacing w:line="400" w:lineRule="exact" w:before="0" w:after="0"/>
-        <w:ind w:left="200"/>
-      </w:pPr>
-      <w:r>
-        <w:rPr>
-          <w:rFonts w:ascii="KB금융 본문체 Light" w:hAnsi="KB금융 본문체 Light" w:eastAsia="KB금융 본문체 Light"/>
-          <w:b w:val="0"/>
-          <w:color w:val="1A1A1A"/>
-          <w:sz w:val="22"/>
-        </w:rPr>
-        <w:t>② 휴직하거나 퇴직한 사람에게 사무인계 또는 잔무정리 등을 위하여 여행을 명한 경우에는 종전 직위에 해당하는 여비를 지급한다.</w:t>
-      </w:r>
-    </w:p>
-    <w:p>
-      <w:pPr>
-        <w:spacing w:line="400" w:lineRule="exact" w:before="0" w:after="0"/>
-      </w:pPr>
-    </w:p>
-    <w:p>
-      <w:pPr>
-        <w:spacing w:line="400" w:lineRule="exact" w:before="0" w:after="0"/>
-        <w:ind w:left="190" w:hanging="190"/>
-      </w:pPr>
-      <w:r>
-        <w:rPr>
-          <w:rFonts w:ascii="KB금융 본문체 Light" w:hAnsi="KB금융 본문체 Light" w:eastAsia="KB금융 본문체 Light"/>
-          <w:b/>
-          <w:color w:val="1A1A1A"/>
-          <w:sz w:val="22"/>
-        </w:rPr>
-        <w:t>제26조(여행 중 부상자의 여비)</w:t>
-      </w:r>
-      <w:r>
-        <w:rPr>
-          <w:rFonts w:ascii="KB금융 본문체 Light" w:hAnsi="KB금융 본문체 Light" w:eastAsia="KB금융 본문체 Light"/>
-          <w:b w:val="0"/>
-          <w:color w:val="1A1A1A"/>
-          <w:sz w:val="22"/>
-        </w:rPr>
-        <w:t xml:space="preserve"> 업무여행 중 질병이나 부상으로 가족의 간호가 필요하다고 인정되는 경우에는 가족 1명에 한정하여 본인과 같은 등급의 왕복여비를 지급한다.</w:t>
-      </w:r>
-    </w:p>
-    <w:p>
-      <w:pPr>
-        <w:spacing w:line="400" w:lineRule="exact" w:before="0" w:after="0"/>
-      </w:pPr>
-    </w:p>
-    <w:p>
-      <w:pPr>
-        <w:spacing w:line="400" w:lineRule="exact" w:before="0" w:after="0"/>
-        <w:ind w:left="190" w:hanging="190"/>
-      </w:pPr>
-      <w:r>
-        <w:rPr>
-          <w:rFonts w:ascii="KB금융 본문체 Light" w:hAnsi="KB금융 본문체 Light" w:eastAsia="KB금융 본문체 Light"/>
-          <w:b/>
-          <w:color w:val="1A1A1A"/>
-          <w:sz w:val="22"/>
-        </w:rPr>
-        <w:t>제27조(여행 중 사망자의 여비)</w:t>
-      </w:r>
-      <w:r>
-        <w:rPr>
-          <w:rFonts w:ascii="KB금융 본문체 Light" w:hAnsi="KB금융 본문체 Light" w:eastAsia="KB금융 본문체 Light"/>
-          <w:b w:val="0"/>
-          <w:color w:val="1A1A1A"/>
-          <w:sz w:val="22"/>
-        </w:rPr>
-        <w:t xml:space="preserve"> ① 국내 업무여행 중 사망한 경우에는 부임 중인 경우에는 종전 근무지부터 부임지를 경유하여 생활근거지까지, 출장 또는 연수 중인 경우에는 근무지부터 출장지 또는 연수지를 경유하여 생활근거지까지 본인 직위 또는 종전 직위의 여비에 해당하는 금액의 2배를 유가족에게 지급한다.</w:t>
-      </w:r>
-    </w:p>
-    <w:p>
-      <w:pPr>
-        <w:spacing w:line="400" w:lineRule="exact" w:before="0" w:after="0"/>
-        <w:ind w:left="200"/>
-      </w:pPr>
-      <w:r>
-        <w:rPr>
-          <w:rFonts w:ascii="KB금융 본문체 Light" w:hAnsi="KB금융 본문체 Light" w:eastAsia="KB금융 본문체 Light"/>
-          <w:b w:val="0"/>
-          <w:color w:val="1A1A1A"/>
-          <w:sz w:val="22"/>
-        </w:rPr>
-        <w:t>② 국외여행 또는 체재 중 사망한 경우에는 [별표 제5호]에 따른 여비액을 유가족에게 지급한다.</w:t>
-      </w:r>
-    </w:p>
-    <w:p>
-      <w:pPr>
-        <w:spacing w:line="400" w:lineRule="exact" w:before="0" w:after="0"/>
-      </w:pPr>
-    </w:p>
-    <w:p>
-      <w:pPr>
-        <w:spacing w:line="400" w:lineRule="exact" w:before="0" w:after="0"/>
-        <w:ind w:left="190" w:hanging="190"/>
-      </w:pPr>
-      <w:r>
-        <w:rPr>
-          <w:rFonts w:ascii="KB금융 본문체 Light" w:hAnsi="KB금융 본문체 Light" w:eastAsia="KB금융 본문체 Light"/>
-          <w:b/>
-          <w:color w:val="1A1A1A"/>
-          <w:sz w:val="22"/>
-        </w:rPr>
-        <w:t>제28조(준용)</w:t>
-      </w:r>
-      <w:r>
-        <w:rPr>
-          <w:rFonts w:ascii="KB금융 본문체 Light" w:hAnsi="KB금융 본문체 Light" w:eastAsia="KB금융 본문체 Light"/>
-          <w:b w:val="0"/>
-          <w:color w:val="1A1A1A"/>
-          <w:sz w:val="22"/>
-        </w:rPr>
-        <w:t xml:space="preserve"> ① 정년만기 또는 회사 형편으로 퇴직하는 사람에 대하여는 퇴직일부터 2개월 이내에 근무지부터 등록기준지 또는 생활근거지까지 실제로 이주하는 경우에 한정하여 종전 직위에 상당하는 부임에 준하는 여비를 지급할 수 있다. 다만, 근속 3년 미만인 사람과 징계로 해직된 사람은 제외한다. </w:t>
+        <w:t>제33조(원격지 근무 교통비)</w:t>
+      </w:r>
+      <w:r>
+        <w:rPr>
+          <w:rFonts w:ascii="KB금융 본문체 Light" w:hAnsi="KB금융 본문체 Light" w:eastAsia="KB금융 본문체 Light"/>
+          <w:b w:val="0"/>
+          <w:color w:val="1A1A1A"/>
+          <w:sz w:val="22"/>
+        </w:rPr>
+        <w:t xml:space="preserve"> 근무지와 거주지가 서로 다른 특별시·광역시 또는 도에 속하는 임원 및 직원에게는 근무지와 거주지 간의 왕복 교통비를 주 1회에 한정하여 실비로 지원할 수 있다. 이 경우 주는 월요일부터 일요일까지로 한다. </w:t>
       </w:r>
       <w:r>
         <w:rPr>
@@ -1704,42 +1934,7 @@
           <w:color w:val="B03030"/>
           <w:sz w:val="18"/>
         </w:rPr>
-        <w:t>&lt;확인 요망: 현행 '본적지'는 호주제 폐지(2008)로 없어진 개념이므로 '등록기준지'로 정비&gt;</w:t>
-      </w:r>
-    </w:p>
-    <w:p>
-      <w:pPr>
-        <w:spacing w:line="400" w:lineRule="exact" w:before="0" w:after="0"/>
-        <w:ind w:left="200"/>
-      </w:pPr>
-      <w:r>
-        <w:rPr>
-          <w:rFonts w:ascii="KB금융 본문체 Light" w:hAnsi="KB금융 본문체 Light" w:eastAsia="KB금융 본문체 Light"/>
-          <w:b w:val="0"/>
-          <w:color w:val="1A1A1A"/>
-          <w:sz w:val="22"/>
-        </w:rPr>
-        <w:t>② 제1항은 직원이 사망한 경우에도 준용하며, 그 여비는 유가족에게 지급한다.</w:t>
-      </w:r>
-    </w:p>
-    <w:p>
-      <w:pPr>
-        <w:spacing w:line="400" w:lineRule="exact" w:before="0" w:after="0"/>
-      </w:pPr>
-    </w:p>
-    <w:p>
-      <w:pPr>
-        <w:spacing w:line="400" w:lineRule="exact" w:before="0" w:after="0"/>
-        <w:jc w:val="center"/>
-      </w:pPr>
-      <w:r>
-        <w:rPr>
-          <w:rFonts w:ascii="KB금융 본문체 Medium" w:hAnsi="KB금융 본문체 Medium" w:eastAsia="KB금융 본문체 Medium"/>
-          <w:b/>
-          <w:color w:val="1A1A1A"/>
-          <w:sz w:val="26"/>
-        </w:rPr>
-        <w:t>제4장 국외여비</w:t>
+        <w:t>&lt;확인 요망: 시행문으로만 운영해 온 지급 기준의 규정화. 「복지후생규정」 제18조 통근비와의 중복 지급 여부, 지급 위치(여비규정 또는 복지후생규정) 확정 필요&gt;</w:t>
       </w:r>
     </w:p>
     <w:p>
@@ -1759,271 +1954,16 @@
           <w:color w:val="1A1A1A"/>
           <w:sz w:val="22"/>
         </w:rPr>
-        <w:t>제29조(지급기준)</w:t>
-      </w:r>
-      <w:r>
-        <w:rPr>
-          <w:rFonts w:ascii="KB금융 본문체 Light" w:hAnsi="KB금융 본문체 Light" w:eastAsia="KB금융 본문체 Light"/>
-          <w:b w:val="0"/>
-          <w:color w:val="1A1A1A"/>
-          <w:sz w:val="22"/>
-        </w:rPr>
-        <w:t xml:space="preserve"> ① 국외여행의 여비 지급 대상 기간은 육로로 출국하는 경우에는 국내 최종역, 해로로 출국하는 경우에는 국내 항만, 공로로 출국하는 경우에는 국내 공항을 출발할 때부터 도착할 때까지로 한다.</w:t>
-      </w:r>
-    </w:p>
-    <w:p>
-      <w:pPr>
-        <w:spacing w:line="400" w:lineRule="exact" w:before="0" w:after="0"/>
-        <w:ind w:left="200"/>
-      </w:pPr>
-      <w:r>
-        <w:rPr>
-          <w:rFonts w:ascii="KB금융 본문체 Light" w:hAnsi="KB금융 본문체 Light" w:eastAsia="KB금융 본문체 Light"/>
-          <w:b w:val="0"/>
-          <w:color w:val="1A1A1A"/>
-          <w:sz w:val="22"/>
-        </w:rPr>
-        <w:t>② 여비는 지급일 현재의 현찰매도율로 환산하여 원화로 지급할 수 있다.</w:t>
-      </w:r>
-    </w:p>
-    <w:p>
-      <w:pPr>
-        <w:spacing w:line="400" w:lineRule="exact" w:before="0" w:after="0"/>
-      </w:pPr>
-    </w:p>
-    <w:p>
-      <w:pPr>
-        <w:spacing w:line="400" w:lineRule="exact" w:before="0" w:after="0"/>
-        <w:ind w:left="190" w:hanging="190"/>
-      </w:pPr>
-      <w:r>
-        <w:rPr>
-          <w:rFonts w:ascii="KB금융 본문체 Light" w:hAnsi="KB금융 본문체 Light" w:eastAsia="KB금융 본문체 Light"/>
-          <w:b/>
-          <w:color w:val="1A1A1A"/>
-          <w:sz w:val="22"/>
-        </w:rPr>
-        <w:t>제30조(교통비)</w:t>
-      </w:r>
-      <w:r>
-        <w:rPr>
-          <w:rFonts w:ascii="KB금융 본문체 Light" w:hAnsi="KB금융 본문체 Light" w:eastAsia="KB금융 본문체 Light"/>
-          <w:b w:val="0"/>
-          <w:color w:val="1A1A1A"/>
-          <w:sz w:val="22"/>
-        </w:rPr>
-        <w:t xml:space="preserve"> 국외여행의 교통비는 [별표 제4호]에 따라 지급한다.</w:t>
-      </w:r>
-    </w:p>
-    <w:p>
-      <w:pPr>
-        <w:spacing w:line="400" w:lineRule="exact" w:before="0" w:after="0"/>
-      </w:pPr>
-    </w:p>
-    <w:p>
-      <w:pPr>
-        <w:spacing w:line="400" w:lineRule="exact" w:before="0" w:after="0"/>
-        <w:ind w:left="190" w:hanging="190"/>
-      </w:pPr>
-      <w:r>
-        <w:rPr>
-          <w:rFonts w:ascii="KB금융 본문체 Light" w:hAnsi="KB금융 본문체 Light" w:eastAsia="KB금융 본문체 Light"/>
-          <w:b/>
-          <w:color w:val="1A1A1A"/>
-          <w:sz w:val="22"/>
-        </w:rPr>
-        <w:t>제31조(체재비)</w:t>
-      </w:r>
-      <w:r>
-        <w:rPr>
-          <w:rFonts w:ascii="KB금융 본문체 Light" w:hAnsi="KB금융 본문체 Light" w:eastAsia="KB금융 본문체 Light"/>
-          <w:b w:val="0"/>
-          <w:color w:val="1A1A1A"/>
-          <w:sz w:val="22"/>
-        </w:rPr>
-        <w:t xml:space="preserve"> 체재비는 기본체재비, 일당체재비 및 월당체재비로 구분하며, 다음 각 호에 따라 [별표 제4호]에서 정한 기준으로 지급한다.</w:t>
-      </w:r>
-    </w:p>
-    <w:p>
-      <w:pPr>
-        <w:spacing w:line="400" w:lineRule="exact" w:before="0" w:after="0"/>
-        <w:ind w:left="400"/>
-      </w:pPr>
-      <w:r>
-        <w:rPr>
-          <w:rFonts w:ascii="KB금융 본문체 Light" w:hAnsi="KB금융 본문체 Light" w:eastAsia="KB금융 본문체 Light"/>
-          <w:b w:val="0"/>
-          <w:color w:val="1A1A1A"/>
-          <w:sz w:val="22"/>
-        </w:rPr>
-        <w:t>1. 기본체재비는 여행준비와 목적지에서의 생활정착을 위하여 지급한다.</w:t>
-      </w:r>
-    </w:p>
-    <w:p>
-      <w:pPr>
-        <w:spacing w:line="400" w:lineRule="exact" w:before="0" w:after="0"/>
-        <w:ind w:left="400"/>
-      </w:pPr>
-      <w:r>
-        <w:rPr>
-          <w:rFonts w:ascii="KB금융 본문체 Light" w:hAnsi="KB금융 본문체 Light" w:eastAsia="KB금융 본문체 Light"/>
-          <w:b w:val="0"/>
-          <w:color w:val="1A1A1A"/>
-          <w:sz w:val="22"/>
-        </w:rPr>
-        <w:t>2. 일당체재비는 여행일수가 60일에 이르기까지 그 일수에 따라 지급하되, 30일을 초과하는 경우 그 초과일수에 대하여는 정액의 100분의 30을 감액하여 지급한다.</w:t>
-      </w:r>
-    </w:p>
-    <w:p>
-      <w:pPr>
-        <w:spacing w:line="400" w:lineRule="exact" w:before="0" w:after="0"/>
-        <w:ind w:left="400"/>
-      </w:pPr>
-      <w:r>
-        <w:rPr>
-          <w:rFonts w:ascii="KB금융 본문체 Light" w:hAnsi="KB금융 본문체 Light" w:eastAsia="KB금융 본문체 Light"/>
-          <w:b w:val="0"/>
-          <w:color w:val="1A1A1A"/>
-          <w:sz w:val="22"/>
-        </w:rPr>
-        <w:t>3. 월당체재비는 여행일수 60일을 초과하는 부분에 대하여 30일을 1개월로 계산한 월수에 따라 지급하며, 30일 미만의 체재일수는 월당체재비에 30일 미만의 체재일수를 곱한 금액을 30으로 나누어 지급한다.</w:t>
-      </w:r>
-    </w:p>
-    <w:p>
-      <w:pPr>
-        <w:spacing w:line="400" w:lineRule="exact" w:before="0" w:after="0"/>
-      </w:pPr>
-    </w:p>
-    <w:p>
-      <w:pPr>
-        <w:spacing w:line="400" w:lineRule="exact" w:before="0" w:after="0"/>
-        <w:ind w:left="190" w:hanging="190"/>
-      </w:pPr>
-      <w:r>
-        <w:rPr>
-          <w:rFonts w:ascii="KB금융 본문체 Light" w:hAnsi="KB금융 본문체 Light" w:eastAsia="KB금융 본문체 Light"/>
-          <w:b/>
-          <w:color w:val="1A1A1A"/>
-          <w:sz w:val="22"/>
-        </w:rPr>
-        <w:t>제32조(부대비용)</w:t>
-      </w:r>
-      <w:r>
-        <w:rPr>
-          <w:rFonts w:ascii="KB금융 본문체 Light" w:hAnsi="KB금융 본문체 Light" w:eastAsia="KB금융 본문체 Light"/>
-          <w:b w:val="0"/>
-          <w:color w:val="1A1A1A"/>
-          <w:sz w:val="22"/>
-        </w:rPr>
-        <w:t xml:space="preserve"> ① 여권 발급과 입국사증에 드는 수수료, 입국세 등 부대비용은 실비를 지급한다.</w:t>
-      </w:r>
-    </w:p>
-    <w:p>
-      <w:pPr>
-        <w:spacing w:line="400" w:lineRule="exact" w:before="0" w:after="0"/>
-        <w:ind w:left="200"/>
-      </w:pPr>
-      <w:r>
-        <w:rPr>
-          <w:rFonts w:ascii="KB금융 본문체 Light" w:hAnsi="KB금융 본문체 Light" w:eastAsia="KB금융 본문체 Light"/>
-          <w:b w:val="0"/>
-          <w:color w:val="1A1A1A"/>
-          <w:sz w:val="22"/>
-        </w:rPr>
-        <w:t>② 국외여행 중 질병이나 그 밖의 사고에 대비하여 보험에 가입하고 [별표 제6호]의 기준에 따른 보험료를 지급한다.</w:t>
-      </w:r>
-    </w:p>
-    <w:p>
-      <w:pPr>
-        <w:spacing w:line="400" w:lineRule="exact" w:before="0" w:after="0"/>
-      </w:pPr>
-    </w:p>
-    <w:p>
-      <w:pPr>
-        <w:spacing w:line="400" w:lineRule="exact" w:before="0" w:after="0"/>
-        <w:ind w:left="190" w:hanging="190"/>
-      </w:pPr>
-      <w:r>
-        <w:rPr>
-          <w:rFonts w:ascii="KB금융 본문체 Light" w:hAnsi="KB금융 본문체 Light" w:eastAsia="KB금융 본문체 Light"/>
-          <w:b/>
-          <w:color w:val="1A1A1A"/>
-          <w:sz w:val="22"/>
-        </w:rPr>
-        <w:t>제33조(여비지급의 특례 및 공제)</w:t>
-      </w:r>
-      <w:r>
-        <w:rPr>
-          <w:rFonts w:ascii="KB금융 본문체 Light" w:hAnsi="KB금융 본문체 Light" w:eastAsia="KB금융 본문체 Light"/>
-          <w:b w:val="0"/>
-          <w:color w:val="1A1A1A"/>
-          <w:sz w:val="22"/>
-        </w:rPr>
-        <w:t xml:space="preserve"> ① 파견처 또는 출장 상대처에서 경비의 일부 또는 전부(금전 외의 숙식 제공을 포함한다)를 부담하거나 여행업체에 경비를 일괄 지급하는 경우로서 그 금액이 이 규정에서 정한 여비에 미치지 못하는 경우에는 기본체재비의 100분의 50 범위에서 그 차액을 지급할 수 있다.</w:t>
-      </w:r>
-    </w:p>
-    <w:p>
-      <w:pPr>
-        <w:spacing w:line="400" w:lineRule="exact" w:before="0" w:after="0"/>
-        <w:ind w:left="200"/>
-      </w:pPr>
-      <w:r>
-        <w:rPr>
-          <w:rFonts w:ascii="KB금융 본문체 Light" w:hAnsi="KB금융 본문체 Light" w:eastAsia="KB금융 본문체 Light"/>
-          <w:b w:val="0"/>
-          <w:color w:val="1A1A1A"/>
-          <w:sz w:val="22"/>
-        </w:rPr>
-        <w:t>② 파견처 또는 출장 상대처가 숙식 제공 등의 방법으로 여비를 부담하여 그 금액을 산정할 수 없는 경우에는 일당체재비(월당체재비를 포함한다)의 구성비를 숙박비 100분의 45, 식비 100분의 30, 일비 100분의 25로 하여 산정한다.</w:t>
-      </w:r>
-    </w:p>
-    <w:p>
-      <w:pPr>
-        <w:spacing w:line="400" w:lineRule="exact" w:before="0" w:after="0"/>
-      </w:pPr>
-    </w:p>
-    <w:p>
-      <w:pPr>
-        <w:spacing w:line="400" w:lineRule="exact" w:before="0" w:after="0"/>
-        <w:jc w:val="center"/>
-      </w:pPr>
-      <w:r>
-        <w:rPr>
-          <w:rFonts w:ascii="KB금융 본문체 Medium" w:hAnsi="KB금융 본문체 Medium" w:eastAsia="KB금융 본문체 Medium"/>
-          <w:b/>
-          <w:color w:val="1A1A1A"/>
-          <w:sz w:val="26"/>
-        </w:rPr>
-        <w:t>제5장 보칙</w:t>
-      </w:r>
-    </w:p>
-    <w:p>
-      <w:pPr>
-        <w:spacing w:line="400" w:lineRule="exact" w:before="0" w:after="0"/>
-      </w:pPr>
-    </w:p>
-    <w:p>
-      <w:pPr>
-        <w:spacing w:line="400" w:lineRule="exact" w:before="0" w:after="0"/>
-        <w:ind w:left="190" w:hanging="190"/>
-      </w:pPr>
-      <w:r>
-        <w:rPr>
-          <w:rFonts w:ascii="KB금융 본문체 Light" w:hAnsi="KB금융 본문체 Light" w:eastAsia="KB금융 본문체 Light"/>
-          <w:b/>
-          <w:color w:val="1A1A1A"/>
-          <w:sz w:val="22"/>
-        </w:rPr>
-        <w:t>제34조(원격지 근무 교통비)</w:t>
-      </w:r>
-      <w:r>
-        <w:rPr>
-          <w:rFonts w:ascii="KB금융 본문체 Light" w:hAnsi="KB금융 본문체 Light" w:eastAsia="KB금융 본문체 Light"/>
-          <w:b w:val="0"/>
-          <w:color w:val="1A1A1A"/>
-          <w:sz w:val="22"/>
-        </w:rPr>
-        <w:t xml:space="preserve"> 근무지와 거주지가 서로 다른 특별시·광역시 또는 도에 속하는 임원 및 직원에게는 근무지와 거주지 간의 왕복 교통비를 주 1회에 한정하여 실비로 지원할 수 있다. 이 경우 주는 월요일부터 일요일까지로 한다. </w:t>
+        <w:t>제34조(위임)</w:t>
+      </w:r>
+      <w:r>
+        <w:rPr>
+          <w:rFonts w:ascii="KB금융 본문체 Light" w:hAnsi="KB금융 본문체 Light" w:eastAsia="KB금융 본문체 Light"/>
+          <w:b w:val="0"/>
+          <w:color w:val="1A1A1A"/>
+          <w:sz w:val="22"/>
+        </w:rPr>
+        <w:t xml:space="preserve"> 이 규정의 시행에 필요한 세부사항은 대표이사가 따로 정한다. </w:t>
       </w:r>
       <w:r>
         <w:rPr>
@@ -2032,7 +1972,7 @@
           <w:color w:val="B03030"/>
           <w:sz w:val="18"/>
         </w:rPr>
-        <w:t>&lt;확인 요망: 시행문으로만 운영해 온 지급 기준의 규정화. 「복지후생규정」 제18조 통근비와의 중복 지급 여부, 지급 위치(여비규정 또는 복지후생규정) 확정 필요&gt;</w:t>
+        <w:t>&lt;확인 요망: 현행 제29조 '별도로 정하는 바에 따른다'는 착지가 없는 위임이었음 — 위임 대상을 명시&gt;</w:t>
       </w:r>
     </w:p>
     <w:p>
@@ -2052,45 +1992,7 @@
           <w:color w:val="1A1A1A"/>
           <w:sz w:val="22"/>
         </w:rPr>
-        <w:t>제35조(위임)</w:t>
-      </w:r>
-      <w:r>
-        <w:rPr>
-          <w:rFonts w:ascii="KB금융 본문체 Light" w:hAnsi="KB금융 본문체 Light" w:eastAsia="KB금융 본문체 Light"/>
-          <w:b w:val="0"/>
-          <w:color w:val="1A1A1A"/>
-          <w:sz w:val="22"/>
-        </w:rPr>
-        <w:t xml:space="preserve"> 이 규정의 시행에 필요한 세부사항은 대표이사가 따로 정한다. </w:t>
-      </w:r>
-      <w:r>
-        <w:rPr>
-          <w:rFonts w:ascii="KB금융 본문체 Light" w:hAnsi="KB금융 본문체 Light" w:eastAsia="KB금융 본문체 Light"/>
-          <w:b w:val="0"/>
-          <w:color w:val="B03030"/>
-          <w:sz w:val="18"/>
-        </w:rPr>
-        <w:t>&lt;확인 요망: 현행 제29조 '별도로 정하는 바에 따른다'는 착지가 없는 위임이었음 — 위임 대상을 명시&gt;</w:t>
-      </w:r>
-    </w:p>
-    <w:p>
-      <w:pPr>
-        <w:spacing w:line="400" w:lineRule="exact" w:before="0" w:after="0"/>
-      </w:pPr>
-    </w:p>
-    <w:p>
-      <w:pPr>
-        <w:spacing w:line="400" w:lineRule="exact" w:before="0" w:after="0"/>
-        <w:ind w:left="190" w:hanging="190"/>
-      </w:pPr>
-      <w:r>
-        <w:rPr>
-          <w:rFonts w:ascii="KB금융 본문체 Light" w:hAnsi="KB금융 본문체 Light" w:eastAsia="KB금융 본문체 Light"/>
-          <w:b/>
-          <w:color w:val="1A1A1A"/>
-          <w:sz w:val="22"/>
-        </w:rPr>
-        <w:t>제36조(재검토기한)</w:t>
+        <w:t>제35조(재검토기한)</w:t>
       </w:r>
       <w:r>
         <w:rPr>

--- a/kb-sagyu/drafts/여비규정_전부개정안_v2_사규서식.docx
+++ b/kb-sagyu/drafts/여비규정_전부개정안_v2_사규서식.docx
@@ -98,60 +98,16 @@
           <w:color w:val="1A1A1A"/>
           <w:sz w:val="22"/>
         </w:rPr>
-        <w:t>제2조(적용범위)</w:t>
-      </w:r>
-      <w:r>
-        <w:rPr>
-          <w:rFonts w:ascii="KB금융 본문체 Light" w:hAnsi="KB금융 본문체 Light" w:eastAsia="KB금융 본문체 Light"/>
-          <w:b w:val="0"/>
-          <w:color w:val="1A1A1A"/>
-          <w:sz w:val="22"/>
-        </w:rPr>
-        <w:t xml:space="preserve"> ① 임원 및 직원이 임무수행을 위하여 국내 또는 국외를 여행할 때에는 이 규정에 따라 여비를 지급한다.</w:t>
-      </w:r>
-    </w:p>
-    <w:p>
-      <w:pPr>
-        <w:spacing w:line="400" w:lineRule="exact" w:before="0" w:after="0"/>
-        <w:ind w:left="200"/>
-      </w:pPr>
-      <w:r>
-        <w:rPr>
-          <w:rFonts w:ascii="KB금융 본문체 Light" w:hAnsi="KB금융 본문체 Light" w:eastAsia="KB금융 본문체 Light"/>
-          <w:b w:val="0"/>
-          <w:color w:val="1A1A1A"/>
-          <w:sz w:val="22"/>
-        </w:rPr>
-        <w:t>② 계약직원에 대하여는 그 대우에 상당하는 여비를 지급할 수 있다.</w:t>
-      </w:r>
-    </w:p>
-    <w:p>
-      <w:pPr>
-        <w:spacing w:line="400" w:lineRule="exact" w:before="0" w:after="0"/>
-      </w:pPr>
-    </w:p>
-    <w:p>
-      <w:pPr>
-        <w:spacing w:line="400" w:lineRule="exact" w:before="0" w:after="0"/>
-        <w:ind w:left="190" w:hanging="190"/>
-      </w:pPr>
-      <w:r>
-        <w:rPr>
-          <w:rFonts w:ascii="KB금융 본문체 Light" w:hAnsi="KB금융 본문체 Light" w:eastAsia="KB금융 본문체 Light"/>
-          <w:b/>
-          <w:color w:val="1A1A1A"/>
-          <w:sz w:val="22"/>
-        </w:rPr>
-        <w:t>제3조(다른 사규와의 관계)</w:t>
-      </w:r>
-      <w:r>
-        <w:rPr>
-          <w:rFonts w:ascii="KB금융 본문체 Light" w:hAnsi="KB금융 본문체 Light" w:eastAsia="KB금융 본문체 Light"/>
-          <w:b w:val="0"/>
-          <w:color w:val="1A1A1A"/>
-          <w:sz w:val="22"/>
-        </w:rPr>
-        <w:t xml:space="preserve"> 여비에 관하여 법령 또는 다른 사규에서 특별히 정한 것을 제외하고는 이 규정에서 정하는 바에 따른다. </w:t>
+        <w:t>제2조(정의)</w:t>
+      </w:r>
+      <w:r>
+        <w:rPr>
+          <w:rFonts w:ascii="KB금융 본문체 Light" w:hAnsi="KB금융 본문체 Light" w:eastAsia="KB금융 본문체 Light"/>
+          <w:b w:val="0"/>
+          <w:color w:val="1A1A1A"/>
+          <w:sz w:val="22"/>
+        </w:rPr>
+        <w:t xml:space="preserve"> 이 규정에서 사용하는 용어의 뜻은 다음 각 호와 같다. </w:t>
       </w:r>
       <w:r>
         <w:rPr>
@@ -160,314 +116,52 @@
           <w:color w:val="B03030"/>
           <w:sz w:val="18"/>
         </w:rPr>
-        <w:t>&lt;신설 — 총칙 표준 편제(「사규관리규정」 제9조제1호)&gt;</w:t>
-      </w:r>
-    </w:p>
-    <w:p>
-      <w:pPr>
-        <w:spacing w:line="400" w:lineRule="exact" w:before="0" w:after="0"/>
-      </w:pPr>
-    </w:p>
-    <w:p>
-      <w:pPr>
-        <w:spacing w:line="400" w:lineRule="exact" w:before="0" w:after="0"/>
-        <w:ind w:left="190" w:hanging="190"/>
-      </w:pPr>
-      <w:r>
-        <w:rPr>
-          <w:rFonts w:ascii="KB금융 본문체 Light" w:hAnsi="KB금융 본문체 Light" w:eastAsia="KB금융 본문체 Light"/>
-          <w:b/>
-          <w:color w:val="1A1A1A"/>
-          <w:sz w:val="22"/>
-        </w:rPr>
-        <w:t>제4조(여비의 종류)</w:t>
-      </w:r>
-      <w:r>
-        <w:rPr>
-          <w:rFonts w:ascii="KB금융 본문체 Light" w:hAnsi="KB금융 본문체 Light" w:eastAsia="KB금융 본문체 Light"/>
-          <w:b w:val="0"/>
-          <w:color w:val="1A1A1A"/>
-          <w:sz w:val="22"/>
-        </w:rPr>
-        <w:t xml:space="preserve"> 여비는 국내여비와 국외여비로 구분하고, 국내여비는 출장여비, 부임여비, 연수여비 및 그 밖의 여비로 한다.</w:t>
-      </w:r>
-    </w:p>
-    <w:p>
-      <w:pPr>
-        <w:spacing w:line="400" w:lineRule="exact" w:before="0" w:after="0"/>
-      </w:pPr>
-    </w:p>
-    <w:p>
-      <w:pPr>
-        <w:spacing w:line="400" w:lineRule="exact" w:before="0" w:after="0"/>
-        <w:ind w:left="190" w:hanging="190"/>
-      </w:pPr>
-      <w:r>
-        <w:rPr>
-          <w:rFonts w:ascii="KB금융 본문체 Light" w:hAnsi="KB금융 본문체 Light" w:eastAsia="KB금융 본문체 Light"/>
-          <w:b/>
-          <w:color w:val="1A1A1A"/>
-          <w:sz w:val="22"/>
-        </w:rPr>
-        <w:t>제5조(여비의 내용)</w:t>
-      </w:r>
-      <w:r>
-        <w:rPr>
-          <w:rFonts w:ascii="KB금융 본문체 Light" w:hAnsi="KB금융 본문체 Light" w:eastAsia="KB금융 본문체 Light"/>
-          <w:b w:val="0"/>
-          <w:color w:val="1A1A1A"/>
-          <w:sz w:val="22"/>
-        </w:rPr>
-        <w:t xml:space="preserve"> ① 국내여비는 교통비(항공운임·철도운임·선박운임·자동차운임을 말한다. 이하 같다), 일비, 숙박비, 식비, 가족여비 및 이전비로 한다.</w:t>
-      </w:r>
-    </w:p>
-    <w:p>
-      <w:pPr>
-        <w:spacing w:line="400" w:lineRule="exact" w:before="0" w:after="0"/>
-        <w:ind w:left="200"/>
-      </w:pPr>
-      <w:r>
-        <w:rPr>
-          <w:rFonts w:ascii="KB금융 본문체 Light" w:hAnsi="KB금융 본문체 Light" w:eastAsia="KB금융 본문체 Light"/>
-          <w:b w:val="0"/>
-          <w:color w:val="1A1A1A"/>
-          <w:sz w:val="22"/>
-        </w:rPr>
-        <w:t>② 국외여비는 교통비, 체재비 등으로 한다.</w:t>
-      </w:r>
-    </w:p>
-    <w:p>
-      <w:pPr>
-        <w:spacing w:line="400" w:lineRule="exact" w:before="0" w:after="0"/>
-      </w:pPr>
-    </w:p>
-    <w:p>
-      <w:pPr>
-        <w:spacing w:line="400" w:lineRule="exact" w:before="0" w:after="0"/>
-        <w:ind w:left="190" w:hanging="190"/>
-      </w:pPr>
-      <w:r>
-        <w:rPr>
-          <w:rFonts w:ascii="KB금융 본문체 Light" w:hAnsi="KB금융 본문체 Light" w:eastAsia="KB금융 본문체 Light"/>
-          <w:b/>
-          <w:color w:val="1A1A1A"/>
-          <w:sz w:val="22"/>
-        </w:rPr>
-        <w:t>제6조(계산기준)</w:t>
-      </w:r>
-      <w:r>
-        <w:rPr>
-          <w:rFonts w:ascii="KB금융 본문체 Light" w:hAnsi="KB금융 본문체 Light" w:eastAsia="KB금융 본문체 Light"/>
-          <w:b w:val="0"/>
-          <w:color w:val="1A1A1A"/>
-          <w:sz w:val="22"/>
-        </w:rPr>
-        <w:t xml:space="preserve"> ① 여비는 정해진 경로에 따라 정액 또는 실비로 계산한다. 다만, 업무 형편이나 천재지변 등 부득이한 사유로 정해진 경로로 여행하기 곤란한 경우에는 실제로 경유한 경로에 따라 지급할 수 있다.</w:t>
-      </w:r>
-    </w:p>
-    <w:p>
-      <w:pPr>
-        <w:spacing w:line="400" w:lineRule="exact" w:before="0" w:after="0"/>
-        <w:ind w:left="200"/>
-      </w:pPr>
-      <w:r>
-        <w:rPr>
-          <w:rFonts w:ascii="KB금융 본문체 Light" w:hAnsi="KB금융 본문체 Light" w:eastAsia="KB금융 본문체 Light"/>
-          <w:b w:val="0"/>
-          <w:color w:val="1A1A1A"/>
-          <w:sz w:val="22"/>
-        </w:rPr>
-        <w:t>② 일비와 식비는 일수에 따라, 숙박비는 숙박일수에 따라 지급한다.</w:t>
-      </w:r>
-    </w:p>
-    <w:p>
-      <w:pPr>
-        <w:spacing w:line="400" w:lineRule="exact" w:before="0" w:after="0"/>
-      </w:pPr>
-    </w:p>
-    <w:p>
-      <w:pPr>
-        <w:spacing w:line="400" w:lineRule="exact" w:before="0" w:after="0"/>
-        <w:ind w:left="190" w:hanging="190"/>
-      </w:pPr>
-      <w:r>
-        <w:rPr>
-          <w:rFonts w:ascii="KB금융 본문체 Light" w:hAnsi="KB금융 본문체 Light" w:eastAsia="KB금융 본문체 Light"/>
-          <w:b/>
-          <w:color w:val="1A1A1A"/>
-          <w:sz w:val="22"/>
-        </w:rPr>
-        <w:t>제7조(여비정액의 변경)</w:t>
-      </w:r>
-      <w:r>
-        <w:rPr>
-          <w:rFonts w:ascii="KB금융 본문체 Light" w:hAnsi="KB금융 본문체 Light" w:eastAsia="KB금융 본문체 Light"/>
-          <w:b w:val="0"/>
-          <w:color w:val="1A1A1A"/>
-          <w:sz w:val="22"/>
-        </w:rPr>
-        <w:t xml:space="preserve"> ① 여행 중 직급이 변경된 경우에는 그 발령일부터 변경된 직급에 따른 여비를 지급한다.</w:t>
-      </w:r>
-    </w:p>
-    <w:p>
-      <w:pPr>
-        <w:spacing w:line="400" w:lineRule="exact" w:before="0" w:after="0"/>
-        <w:ind w:left="200"/>
-      </w:pPr>
-      <w:r>
-        <w:rPr>
-          <w:rFonts w:ascii="KB금융 본문체 Light" w:hAnsi="KB금융 본문체 Light" w:eastAsia="KB금융 본문체 Light"/>
-          <w:b w:val="0"/>
-          <w:color w:val="1A1A1A"/>
-          <w:sz w:val="22"/>
-        </w:rPr>
-        <w:t>② 여행 중 여비의 정액이 개정된 경우에는 시행일부터 남은 여행기간에 대하여 개정된 여비를 지급한다.</w:t>
-      </w:r>
-    </w:p>
-    <w:p>
-      <w:pPr>
-        <w:spacing w:line="400" w:lineRule="exact" w:before="0" w:after="0"/>
-      </w:pPr>
-    </w:p>
-    <w:p>
-      <w:pPr>
-        <w:spacing w:line="400" w:lineRule="exact" w:before="0" w:after="0"/>
-        <w:ind w:left="190" w:hanging="190"/>
-      </w:pPr>
-      <w:r>
-        <w:rPr>
-          <w:rFonts w:ascii="KB금융 본문체 Light" w:hAnsi="KB금융 본문체 Light" w:eastAsia="KB금융 본문체 Light"/>
-          <w:b/>
-          <w:color w:val="1A1A1A"/>
-          <w:sz w:val="22"/>
-        </w:rPr>
-        <w:t>제8조(특례에 따른 실비지급)</w:t>
-      </w:r>
-      <w:r>
-        <w:rPr>
-          <w:rFonts w:ascii="KB금융 본문체 Light" w:hAnsi="KB금융 본문체 Light" w:eastAsia="KB금융 본문체 Light"/>
-          <w:b w:val="0"/>
-          <w:color w:val="1A1A1A"/>
-          <w:sz w:val="22"/>
-        </w:rPr>
-        <w:t xml:space="preserve"> 특별한 임무나 사유로 이 규정에 따른 정액여비만으로는 실비를 충당하기 곤란한 경우에는 대표이사의 승인을 받아 실비를 지급할 수 있다.</w:t>
-      </w:r>
-    </w:p>
-    <w:p>
-      <w:pPr>
-        <w:spacing w:line="400" w:lineRule="exact" w:before="0" w:after="0"/>
-      </w:pPr>
-    </w:p>
-    <w:p>
-      <w:pPr>
-        <w:spacing w:line="400" w:lineRule="exact" w:before="0" w:after="0"/>
-        <w:ind w:left="190" w:hanging="190"/>
-      </w:pPr>
-      <w:r>
-        <w:rPr>
-          <w:rFonts w:ascii="KB금융 본문체 Light" w:hAnsi="KB금융 본문체 Light" w:eastAsia="KB금융 본문체 Light"/>
-          <w:b/>
-          <w:color w:val="1A1A1A"/>
-          <w:sz w:val="22"/>
-        </w:rPr>
-        <w:t>제9조(수행직원의 여비)</w:t>
-      </w:r>
-      <w:r>
-        <w:rPr>
-          <w:rFonts w:ascii="KB금융 본문체 Light" w:hAnsi="KB금융 본문체 Light" w:eastAsia="KB금융 본문체 Light"/>
-          <w:b w:val="0"/>
-          <w:color w:val="1A1A1A"/>
-          <w:sz w:val="22"/>
-        </w:rPr>
-        <w:t xml:space="preserve"> ① 임원을 수행하는 직원에게는 임원에 준하여 여비를 지급할 수 있다.</w:t>
-      </w:r>
-    </w:p>
-    <w:p>
-      <w:pPr>
-        <w:spacing w:line="400" w:lineRule="exact" w:before="0" w:after="0"/>
-        <w:ind w:left="200"/>
-      </w:pPr>
-      <w:r>
-        <w:rPr>
-          <w:rFonts w:ascii="KB금융 본문체 Light" w:hAnsi="KB금융 본문체 Light" w:eastAsia="KB금융 본문체 Light"/>
-          <w:b w:val="0"/>
-          <w:color w:val="1A1A1A"/>
-          <w:sz w:val="22"/>
-        </w:rPr>
-        <w:t>② 직원이 같은 목적으로 함께 출장하는 경우 하급자에게는 일비(국외여비의 경우에는 기본체재비를 말한다)를 제외한 교통비, 식비 및 숙박비를 최고직급자와 같게 지급한다.</w:t>
-      </w:r>
-    </w:p>
-    <w:p>
-      <w:pPr>
-        <w:spacing w:line="400" w:lineRule="exact" w:before="0" w:after="0"/>
-        <w:ind w:left="200"/>
-      </w:pPr>
-      <w:r>
-        <w:rPr>
-          <w:rFonts w:ascii="KB금융 본문체 Light" w:hAnsi="KB금융 본문체 Light" w:eastAsia="KB금융 본문체 Light"/>
-          <w:b w:val="0"/>
-          <w:color w:val="1A1A1A"/>
-          <w:sz w:val="22"/>
-        </w:rPr>
-        <w:t>③ 감사부 직원이 감사를 위하여 상급자와 하급자가 함께 출장하는 경우에는 일행 중 최고직급자와 같은 여비를 지급한다.</w:t>
-      </w:r>
-    </w:p>
-    <w:p>
-      <w:pPr>
-        <w:spacing w:line="400" w:lineRule="exact" w:before="0" w:after="0"/>
-      </w:pPr>
-    </w:p>
-    <w:p>
-      <w:pPr>
-        <w:spacing w:line="400" w:lineRule="exact" w:before="0" w:after="0"/>
-        <w:ind w:left="190" w:hanging="190"/>
-      </w:pPr>
-      <w:r>
-        <w:rPr>
-          <w:rFonts w:ascii="KB금융 본문체 Light" w:hAnsi="KB금융 본문체 Light" w:eastAsia="KB금융 본문체 Light"/>
-          <w:b/>
-          <w:color w:val="1A1A1A"/>
-          <w:sz w:val="22"/>
-        </w:rPr>
-        <w:t>제10조(여비의 선급)</w:t>
-      </w:r>
-      <w:r>
-        <w:rPr>
-          <w:rFonts w:ascii="KB금융 본문체 Light" w:hAnsi="KB금융 본문체 Light" w:eastAsia="KB금융 본문체 Light"/>
-          <w:b w:val="0"/>
-          <w:color w:val="1A1A1A"/>
-          <w:sz w:val="22"/>
-        </w:rPr>
-        <w:t xml:space="preserve"> 여비는 실제 지급하여야 할 정액의 추정액 범위에서 미리 계산하여 지급할 수 있다.</w:t>
-      </w:r>
-    </w:p>
-    <w:p>
-      <w:pPr>
-        <w:spacing w:line="400" w:lineRule="exact" w:before="0" w:after="0"/>
-      </w:pPr>
-    </w:p>
-    <w:p>
-      <w:pPr>
-        <w:spacing w:line="400" w:lineRule="exact" w:before="0" w:after="0"/>
-        <w:ind w:left="190" w:hanging="190"/>
-      </w:pPr>
-      <w:r>
-        <w:rPr>
-          <w:rFonts w:ascii="KB금융 본문체 Light" w:hAnsi="KB금융 본문체 Light" w:eastAsia="KB금융 본문체 Light"/>
-          <w:b/>
-          <w:color w:val="1A1A1A"/>
-          <w:sz w:val="22"/>
-        </w:rPr>
-        <w:t>제11조(배우자 동반 출장 시 여비)</w:t>
-      </w:r>
-      <w:r>
-        <w:rPr>
-          <w:rFonts w:ascii="KB금융 본문체 Light" w:hAnsi="KB금융 본문체 Light" w:eastAsia="KB금융 본문체 Light"/>
-          <w:b w:val="0"/>
-          <w:color w:val="1A1A1A"/>
-          <w:sz w:val="22"/>
-        </w:rPr>
-        <w:t xml:space="preserve"> ① 임원 및 직원이 국내외 주요 회의 등에 참석할 때 업무수행상 배우자의 동반이 필요한 경우에는 대표이사의 승인을 받아 다음 각 호의 여비를 배우자에게 지급할 수 있다. </w:t>
+        <w:t>&lt;신설 — 현행은 출장·근무지·시내 등 핵심 용어가 모두 미정의&gt;</w:t>
+      </w:r>
+    </w:p>
+    <w:p>
+      <w:pPr>
+        <w:spacing w:line="400" w:lineRule="exact" w:before="0" w:after="0"/>
+        <w:ind w:left="400"/>
+      </w:pPr>
+      <w:r>
+        <w:rPr>
+          <w:rFonts w:ascii="KB금융 본문체 Light" w:hAnsi="KB금융 본문체 Light" w:eastAsia="KB금융 본문체 Light"/>
+          <w:b w:val="0"/>
+          <w:color w:val="1A1A1A"/>
+          <w:sz w:val="22"/>
+        </w:rPr>
+        <w:t>1. "출장"이란 임원 및 직원이 임무수행을 위하여 근무지를 벗어나 여행하는 것을 말한다. 다만, 통상적인 출퇴근은 제외한다.</w:t>
+      </w:r>
+    </w:p>
+    <w:p>
+      <w:pPr>
+        <w:spacing w:line="400" w:lineRule="exact" w:before="0" w:after="0"/>
+        <w:ind w:left="400"/>
+      </w:pPr>
+      <w:r>
+        <w:rPr>
+          <w:rFonts w:ascii="KB금융 본문체 Light" w:hAnsi="KB금융 본문체 Light" w:eastAsia="KB금융 본문체 Light"/>
+          <w:b w:val="0"/>
+          <w:color w:val="1A1A1A"/>
+          <w:sz w:val="22"/>
+        </w:rPr>
+        <w:t>2. "근무지"란 임원 및 직원이 소속된 부점의 소재지를 말한다.</w:t>
+      </w:r>
+    </w:p>
+    <w:p>
+      <w:pPr>
+        <w:spacing w:line="400" w:lineRule="exact" w:before="0" w:after="0"/>
+        <w:ind w:left="400"/>
+      </w:pPr>
+      <w:r>
+        <w:rPr>
+          <w:rFonts w:ascii="KB금융 본문체 Light" w:hAnsi="KB금융 본문체 Light" w:eastAsia="KB금융 본문체 Light"/>
+          <w:b w:val="0"/>
+          <w:color w:val="1A1A1A"/>
+          <w:sz w:val="22"/>
+        </w:rPr>
+        <w:t xml:space="preserve">3. "근무지 내 출장"이란 근무지와 같은 특별시·광역시·시 또는 군의 지역에서 하는 출장을 말한다. 이 경우 왕복 거리가 50킬로미터 미만인 인접 지역에서 하는 출장을 포함한다. </w:t>
       </w:r>
       <w:r>
         <w:rPr>
@@ -476,7 +170,7 @@
           <w:color w:val="B03030"/>
           <w:sz w:val="18"/>
         </w:rPr>
-        <w:t>&lt;신설 — 현행은 승인 절차 없이 지급 가능한 구조&gt;</w:t>
+        <w:t>&lt;확인 요망: 거리 기준 50km는 한전KDN 여비규정 제20조 기준 — 우리 본사·지점 구조에 맞는지 확인&gt;</w:t>
       </w:r>
     </w:p>
     <w:p>
@@ -491,7 +185,7 @@
           <w:color w:val="1A1A1A"/>
           <w:sz w:val="22"/>
         </w:rPr>
-        <w:t>1. 국내출장 : 본인과 같은 교통비 및 식비</w:t>
+        <w:t>4. "근무지 외 출장"이란 근무지 내 출장 외의 출장을 말한다.</w:t>
       </w:r>
     </w:p>
     <w:p>
@@ -506,7 +200,36 @@
           <w:color w:val="1A1A1A"/>
           <w:sz w:val="22"/>
         </w:rPr>
-        <w:t>2. 국외출장 : 본인과 같은 교통비 전액과 기본체재비 및 일당체재비의 2분의 1</w:t>
+        <w:t>5. "출장기간"이란 근무지를 출발한 때부터 근무지로 복귀한 때까지의 기간을 말한다.</w:t>
+      </w:r>
+    </w:p>
+    <w:p>
+      <w:pPr>
+        <w:spacing w:line="400" w:lineRule="exact" w:before="0" w:after="0"/>
+      </w:pPr>
+    </w:p>
+    <w:p>
+      <w:pPr>
+        <w:spacing w:line="400" w:lineRule="exact" w:before="0" w:after="0"/>
+        <w:ind w:left="190" w:hanging="190"/>
+      </w:pPr>
+      <w:r>
+        <w:rPr>
+          <w:rFonts w:ascii="KB금융 본문체 Light" w:hAnsi="KB금융 본문체 Light" w:eastAsia="KB금융 본문체 Light"/>
+          <w:b/>
+          <w:color w:val="1A1A1A"/>
+          <w:sz w:val="22"/>
+        </w:rPr>
+        <w:t>제3조(적용범위)</w:t>
+      </w:r>
+      <w:r>
+        <w:rPr>
+          <w:rFonts w:ascii="KB금융 본문체 Light" w:hAnsi="KB금융 본문체 Light" w:eastAsia="KB금융 본문체 Light"/>
+          <w:b w:val="0"/>
+          <w:color w:val="1A1A1A"/>
+          <w:sz w:val="22"/>
+        </w:rPr>
+        <w:t xml:space="preserve"> ① 임원 및 직원이 임무수행을 위하여 국내 또는 국외를 여행할 때에는 이 규정에 따라 여비를 지급한다.</w:t>
       </w:r>
     </w:p>
     <w:p>
@@ -521,27 +244,7 @@
           <w:color w:val="1A1A1A"/>
           <w:sz w:val="22"/>
         </w:rPr>
-        <w:t>② 제1항의 승인을 받으려는 경우에는 배우자 동반의 필요성과 소요 예상액을 적어 미리 신청하여야 한다.</w:t>
-      </w:r>
-    </w:p>
-    <w:p>
-      <w:pPr>
-        <w:spacing w:line="400" w:lineRule="exact" w:before="0" w:after="0"/>
-      </w:pPr>
-    </w:p>
-    <w:p>
-      <w:pPr>
-        <w:spacing w:line="400" w:lineRule="exact" w:before="0" w:after="0"/>
-        <w:jc w:val="center"/>
-      </w:pPr>
-      <w:r>
-        <w:rPr>
-          <w:rFonts w:ascii="KB금융 본문체 Medium" w:hAnsi="KB금융 본문체 Medium" w:eastAsia="KB금융 본문체 Medium"/>
-          <w:b/>
-          <w:color w:val="1A1A1A"/>
-          <w:sz w:val="24"/>
-        </w:rPr>
-        <w:t>제2장 출장의 절차</w:t>
+        <w:t>② 계약직원에 대하여는 그 대우에 상당하는 여비를 지급할 수 있다.</w:t>
       </w:r>
     </w:p>
     <w:p>
@@ -561,16 +264,16 @@
           <w:color w:val="1A1A1A"/>
           <w:sz w:val="22"/>
         </w:rPr>
-        <w:t>제12조(출장명령)</w:t>
-      </w:r>
-      <w:r>
-        <w:rPr>
-          <w:rFonts w:ascii="KB금융 본문체 Light" w:hAnsi="KB금융 본문체 Light" w:eastAsia="KB금융 본문체 Light"/>
-          <w:b w:val="0"/>
-          <w:color w:val="1A1A1A"/>
-          <w:sz w:val="22"/>
-        </w:rPr>
-        <w:t xml:space="preserve"> ① 출장은 소속 부점장의 출장명령에 따른다. 다만, 부점장의 출장은 차상위 결재권자의 명령에 따른다. </w:t>
+        <w:t>제4조(다른 사규와의 관계)</w:t>
+      </w:r>
+      <w:r>
+        <w:rPr>
+          <w:rFonts w:ascii="KB금융 본문체 Light" w:hAnsi="KB금융 본문체 Light" w:eastAsia="KB금융 본문체 Light"/>
+          <w:b w:val="0"/>
+          <w:color w:val="1A1A1A"/>
+          <w:sz w:val="22"/>
+        </w:rPr>
+        <w:t xml:space="preserve"> 여비에 관하여 법령 또는 다른 사규에서 특별히 정한 것을 제외하고는 이 규정에서 정하는 바에 따른다. </w:t>
       </w:r>
       <w:r>
         <w:rPr>
@@ -579,7 +282,65 @@
           <w:color w:val="B03030"/>
           <w:sz w:val="18"/>
         </w:rPr>
-        <w:t>&lt;신설 — 현행은 출장명령부를 사규 근거 없이 운용&gt;</w:t>
+        <w:t>&lt;신설 — 총칙 표준 편제(「사규관리규정」 제9조제1호)&gt;</w:t>
+      </w:r>
+    </w:p>
+    <w:p>
+      <w:pPr>
+        <w:spacing w:line="400" w:lineRule="exact" w:before="0" w:after="0"/>
+      </w:pPr>
+    </w:p>
+    <w:p>
+      <w:pPr>
+        <w:spacing w:line="400" w:lineRule="exact" w:before="0" w:after="0"/>
+        <w:ind w:left="190" w:hanging="190"/>
+      </w:pPr>
+      <w:r>
+        <w:rPr>
+          <w:rFonts w:ascii="KB금융 본문체 Light" w:hAnsi="KB금융 본문체 Light" w:eastAsia="KB금융 본문체 Light"/>
+          <w:b/>
+          <w:color w:val="1A1A1A"/>
+          <w:sz w:val="22"/>
+        </w:rPr>
+        <w:t>제5조(여비의 종류)</w:t>
+      </w:r>
+      <w:r>
+        <w:rPr>
+          <w:rFonts w:ascii="KB금융 본문체 Light" w:hAnsi="KB금융 본문체 Light" w:eastAsia="KB금융 본문체 Light"/>
+          <w:b w:val="0"/>
+          <w:color w:val="1A1A1A"/>
+          <w:sz w:val="22"/>
+        </w:rPr>
+        <w:t xml:space="preserve"> 여비는 국내여비와 국외여비로 구분하고, 국내여비는 출장여비, 부임여비, 연수여비 및 그 밖의 여비로 한다.</w:t>
+      </w:r>
+    </w:p>
+    <w:p>
+      <w:pPr>
+        <w:spacing w:line="400" w:lineRule="exact" w:before="0" w:after="0"/>
+      </w:pPr>
+    </w:p>
+    <w:p>
+      <w:pPr>
+        <w:spacing w:line="400" w:lineRule="exact" w:before="0" w:after="0"/>
+        <w:ind w:left="190" w:hanging="190"/>
+      </w:pPr>
+      <w:r>
+        <w:rPr>
+          <w:rFonts w:ascii="KB금융 본문체 Light" w:hAnsi="KB금융 본문체 Light" w:eastAsia="KB금융 본문체 Light"/>
+          <w:b/>
+          <w:color w:val="1A1A1A"/>
+          <w:sz w:val="22"/>
+        </w:rPr>
+        <w:t>제6조(여비의 내용)</w:t>
+      </w:r>
+      <w:r>
+        <w:rPr>
+          <w:rFonts w:ascii="KB금융 본문체 Light" w:hAnsi="KB금융 본문체 Light" w:eastAsia="KB금융 본문체 Light"/>
+          <w:b w:val="0"/>
+          <w:color w:val="1A1A1A"/>
+          <w:sz w:val="22"/>
+        </w:rPr>
+        <w:t xml:space="preserve"> ① 국내여비는 교통비(항공운임·철도운임·선박운임·자동차운임을 말한다. 이하 같다), 일비, 숙박비, 식비, 가족여비 및 이전비로 한다.</w:t>
       </w:r>
     </w:p>
     <w:p>
@@ -594,7 +355,36 @@
           <w:color w:val="1A1A1A"/>
           <w:sz w:val="22"/>
         </w:rPr>
-        <w:t>② 출장명령은 출장자, 출장지, 출장기간, 용무 및 출장의 구분(근무지 내·외)을 적은 출장명령부[서식 제1호]에 승인을 받는 것으로 한다.</w:t>
+        <w:t>② 국외여비는 교통비, 체재비 등으로 한다.</w:t>
+      </w:r>
+    </w:p>
+    <w:p>
+      <w:pPr>
+        <w:spacing w:line="400" w:lineRule="exact" w:before="0" w:after="0"/>
+      </w:pPr>
+    </w:p>
+    <w:p>
+      <w:pPr>
+        <w:spacing w:line="400" w:lineRule="exact" w:before="0" w:after="0"/>
+        <w:ind w:left="190" w:hanging="190"/>
+      </w:pPr>
+      <w:r>
+        <w:rPr>
+          <w:rFonts w:ascii="KB금융 본문체 Light" w:hAnsi="KB금융 본문체 Light" w:eastAsia="KB금융 본문체 Light"/>
+          <w:b/>
+          <w:color w:val="1A1A1A"/>
+          <w:sz w:val="22"/>
+        </w:rPr>
+        <w:t>제7조(계산기준)</w:t>
+      </w:r>
+      <w:r>
+        <w:rPr>
+          <w:rFonts w:ascii="KB금융 본문체 Light" w:hAnsi="KB금융 본문체 Light" w:eastAsia="KB금융 본문체 Light"/>
+          <w:b w:val="0"/>
+          <w:color w:val="1A1A1A"/>
+          <w:sz w:val="22"/>
+        </w:rPr>
+        <w:t xml:space="preserve"> ① 여비는 정해진 경로에 따라 정액 또는 실비로 계산한다. 다만, 업무 형편이나 천재지변 등 부득이한 사유로 정해진 경로로 여행하기 곤란한 경우에는 실제로 경유한 경로에 따라 지급할 수 있다.</w:t>
       </w:r>
     </w:p>
     <w:p>
@@ -609,7 +399,7 @@
           <w:color w:val="1A1A1A"/>
           <w:sz w:val="22"/>
         </w:rPr>
-        <w:t>③ 긴급한 사유로 미리 출장명령을 받을 수 없는 경우에는 사후에 지체 없이 승인을 받아야 한다.</w:t>
+        <w:t>② 일비와 식비는 일수에 따라, 숙박비는 숙박일수에 따라 지급한다.</w:t>
       </w:r>
     </w:p>
     <w:p>
@@ -629,16 +419,177 @@
           <w:color w:val="1A1A1A"/>
           <w:sz w:val="22"/>
         </w:rPr>
-        <w:t>제13조(복명 및 정산)</w:t>
-      </w:r>
-      <w:r>
-        <w:rPr>
-          <w:rFonts w:ascii="KB금융 본문체 Light" w:hAnsi="KB금융 본문체 Light" w:eastAsia="KB금융 본문체 Light"/>
-          <w:b w:val="0"/>
-          <w:color w:val="1A1A1A"/>
-          <w:sz w:val="22"/>
-        </w:rPr>
-        <w:t xml:space="preserve"> ① 출장자는 근무지에 복귀한 날부터 7일 이내에 출장명령부에 출장 결과를 적어 제출하고 여비를 정산하여야 한다. </w:t>
+        <w:t>제8조(여비정액의 변경)</w:t>
+      </w:r>
+      <w:r>
+        <w:rPr>
+          <w:rFonts w:ascii="KB금융 본문체 Light" w:hAnsi="KB금융 본문체 Light" w:eastAsia="KB금융 본문체 Light"/>
+          <w:b w:val="0"/>
+          <w:color w:val="1A1A1A"/>
+          <w:sz w:val="22"/>
+        </w:rPr>
+        <w:t xml:space="preserve"> ① 여행 중 직급이 변경된 경우에는 그 발령일부터 변경된 직급에 따른 여비를 지급한다.</w:t>
+      </w:r>
+    </w:p>
+    <w:p>
+      <w:pPr>
+        <w:spacing w:line="400" w:lineRule="exact" w:before="0" w:after="0"/>
+        <w:ind w:left="200"/>
+      </w:pPr>
+      <w:r>
+        <w:rPr>
+          <w:rFonts w:ascii="KB금융 본문체 Light" w:hAnsi="KB금융 본문체 Light" w:eastAsia="KB금융 본문체 Light"/>
+          <w:b w:val="0"/>
+          <w:color w:val="1A1A1A"/>
+          <w:sz w:val="22"/>
+        </w:rPr>
+        <w:t>② 여행 중 여비의 정액이 개정된 경우에는 시행일부터 남은 여행기간에 대하여 개정된 여비를 지급한다.</w:t>
+      </w:r>
+    </w:p>
+    <w:p>
+      <w:pPr>
+        <w:spacing w:line="400" w:lineRule="exact" w:before="0" w:after="0"/>
+      </w:pPr>
+    </w:p>
+    <w:p>
+      <w:pPr>
+        <w:spacing w:line="400" w:lineRule="exact" w:before="0" w:after="0"/>
+        <w:ind w:left="190" w:hanging="190"/>
+      </w:pPr>
+      <w:r>
+        <w:rPr>
+          <w:rFonts w:ascii="KB금융 본문체 Light" w:hAnsi="KB금융 본문체 Light" w:eastAsia="KB금융 본문체 Light"/>
+          <w:b/>
+          <w:color w:val="1A1A1A"/>
+          <w:sz w:val="22"/>
+        </w:rPr>
+        <w:t>제9조(특례에 따른 실비지급)</w:t>
+      </w:r>
+      <w:r>
+        <w:rPr>
+          <w:rFonts w:ascii="KB금융 본문체 Light" w:hAnsi="KB금융 본문체 Light" w:eastAsia="KB금융 본문체 Light"/>
+          <w:b w:val="0"/>
+          <w:color w:val="1A1A1A"/>
+          <w:sz w:val="22"/>
+        </w:rPr>
+        <w:t xml:space="preserve"> 특별한 임무나 사유로 이 규정에 따른 정액여비만으로는 실비를 충당하기 곤란한 경우에는 대표이사의 승인을 받아 실비를 지급할 수 있다.</w:t>
+      </w:r>
+    </w:p>
+    <w:p>
+      <w:pPr>
+        <w:spacing w:line="400" w:lineRule="exact" w:before="0" w:after="0"/>
+      </w:pPr>
+    </w:p>
+    <w:p>
+      <w:pPr>
+        <w:spacing w:line="400" w:lineRule="exact" w:before="0" w:after="0"/>
+        <w:ind w:left="190" w:hanging="190"/>
+      </w:pPr>
+      <w:r>
+        <w:rPr>
+          <w:rFonts w:ascii="KB금융 본문체 Light" w:hAnsi="KB금융 본문체 Light" w:eastAsia="KB금융 본문체 Light"/>
+          <w:b/>
+          <w:color w:val="1A1A1A"/>
+          <w:sz w:val="22"/>
+        </w:rPr>
+        <w:t>제10조(수행직원의 여비)</w:t>
+      </w:r>
+      <w:r>
+        <w:rPr>
+          <w:rFonts w:ascii="KB금융 본문체 Light" w:hAnsi="KB금융 본문체 Light" w:eastAsia="KB금융 본문체 Light"/>
+          <w:b w:val="0"/>
+          <w:color w:val="1A1A1A"/>
+          <w:sz w:val="22"/>
+        </w:rPr>
+        <w:t xml:space="preserve"> ① 임원을 수행하는 직원에게는 임원에 준하여 여비를 지급할 수 있다.</w:t>
+      </w:r>
+    </w:p>
+    <w:p>
+      <w:pPr>
+        <w:spacing w:line="400" w:lineRule="exact" w:before="0" w:after="0"/>
+        <w:ind w:left="200"/>
+      </w:pPr>
+      <w:r>
+        <w:rPr>
+          <w:rFonts w:ascii="KB금융 본문체 Light" w:hAnsi="KB금융 본문체 Light" w:eastAsia="KB금융 본문체 Light"/>
+          <w:b w:val="0"/>
+          <w:color w:val="1A1A1A"/>
+          <w:sz w:val="22"/>
+        </w:rPr>
+        <w:t>② 직원이 같은 목적으로 함께 출장하는 경우 하급자에게는 일비(국외여비의 경우에는 기본체재비를 말한다)를 제외한 교통비, 식비 및 숙박비를 최고직급자와 같게 지급한다.</w:t>
+      </w:r>
+    </w:p>
+    <w:p>
+      <w:pPr>
+        <w:spacing w:line="400" w:lineRule="exact" w:before="0" w:after="0"/>
+        <w:ind w:left="200"/>
+      </w:pPr>
+      <w:r>
+        <w:rPr>
+          <w:rFonts w:ascii="KB금융 본문체 Light" w:hAnsi="KB금융 본문체 Light" w:eastAsia="KB금융 본문체 Light"/>
+          <w:b w:val="0"/>
+          <w:color w:val="1A1A1A"/>
+          <w:sz w:val="22"/>
+        </w:rPr>
+        <w:t>③ 감사부 직원이 감사를 위하여 상급자와 하급자가 함께 출장하는 경우에는 일행 중 최고직급자와 같은 여비를 지급한다.</w:t>
+      </w:r>
+    </w:p>
+    <w:p>
+      <w:pPr>
+        <w:spacing w:line="400" w:lineRule="exact" w:before="0" w:after="0"/>
+      </w:pPr>
+    </w:p>
+    <w:p>
+      <w:pPr>
+        <w:spacing w:line="400" w:lineRule="exact" w:before="0" w:after="0"/>
+        <w:ind w:left="190" w:hanging="190"/>
+      </w:pPr>
+      <w:r>
+        <w:rPr>
+          <w:rFonts w:ascii="KB금융 본문체 Light" w:hAnsi="KB금융 본문체 Light" w:eastAsia="KB금융 본문체 Light"/>
+          <w:b/>
+          <w:color w:val="1A1A1A"/>
+          <w:sz w:val="22"/>
+        </w:rPr>
+        <w:t>제11조(여비의 선급)</w:t>
+      </w:r>
+      <w:r>
+        <w:rPr>
+          <w:rFonts w:ascii="KB금융 본문체 Light" w:hAnsi="KB금융 본문체 Light" w:eastAsia="KB금융 본문체 Light"/>
+          <w:b w:val="0"/>
+          <w:color w:val="1A1A1A"/>
+          <w:sz w:val="22"/>
+        </w:rPr>
+        <w:t xml:space="preserve"> 여비는 실제 지급하여야 할 정액의 추정액 범위에서 미리 계산하여 지급할 수 있다.</w:t>
+      </w:r>
+    </w:p>
+    <w:p>
+      <w:pPr>
+        <w:spacing w:line="400" w:lineRule="exact" w:before="0" w:after="0"/>
+      </w:pPr>
+    </w:p>
+    <w:p>
+      <w:pPr>
+        <w:spacing w:line="400" w:lineRule="exact" w:before="0" w:after="0"/>
+        <w:ind w:left="190" w:hanging="190"/>
+      </w:pPr>
+      <w:r>
+        <w:rPr>
+          <w:rFonts w:ascii="KB금융 본문체 Light" w:hAnsi="KB금융 본문체 Light" w:eastAsia="KB금융 본문체 Light"/>
+          <w:b/>
+          <w:color w:val="1A1A1A"/>
+          <w:sz w:val="22"/>
+        </w:rPr>
+        <w:t>제12조(배우자 동반 출장 시 여비)</w:t>
+      </w:r>
+      <w:r>
+        <w:rPr>
+          <w:rFonts w:ascii="KB금융 본문체 Light" w:hAnsi="KB금융 본문체 Light" w:eastAsia="KB금융 본문체 Light"/>
+          <w:b w:val="0"/>
+          <w:color w:val="1A1A1A"/>
+          <w:sz w:val="22"/>
+        </w:rPr>
+        <w:t xml:space="preserve"> ① 임원 및 직원이 국내외 주요 회의 등에 참석할 때 업무수행상 배우자의 동반이 필요한 경우에는 대표이사의 승인을 받아 다음 각 호의 여비를 배우자에게 지급할 수 있다. </w:t>
       </w:r>
       <w:r>
         <w:rPr>
@@ -647,7 +598,37 @@
           <w:color w:val="B03030"/>
           <w:sz w:val="18"/>
         </w:rPr>
-        <w:t>&lt;신설 — 정산 기한·증빙 의무의 규범 근거 부재 해소(한전KDN 여비규정 제6조 참고)&gt;</w:t>
+        <w:t>&lt;신설 — 현행은 승인 절차 없이 지급 가능한 구조&gt;</w:t>
+      </w:r>
+    </w:p>
+    <w:p>
+      <w:pPr>
+        <w:spacing w:line="400" w:lineRule="exact" w:before="0" w:after="0"/>
+        <w:ind w:left="400"/>
+      </w:pPr>
+      <w:r>
+        <w:rPr>
+          <w:rFonts w:ascii="KB금융 본문체 Light" w:hAnsi="KB금융 본문체 Light" w:eastAsia="KB금융 본문체 Light"/>
+          <w:b w:val="0"/>
+          <w:color w:val="1A1A1A"/>
+          <w:sz w:val="22"/>
+        </w:rPr>
+        <w:t>1. 국내출장 : 본인과 같은 교통비 및 식비</w:t>
+      </w:r>
+    </w:p>
+    <w:p>
+      <w:pPr>
+        <w:spacing w:line="400" w:lineRule="exact" w:before="0" w:after="0"/>
+        <w:ind w:left="400"/>
+      </w:pPr>
+      <w:r>
+        <w:rPr>
+          <w:rFonts w:ascii="KB금융 본문체 Light" w:hAnsi="KB금융 본문체 Light" w:eastAsia="KB금융 본문체 Light"/>
+          <w:b w:val="0"/>
+          <w:color w:val="1A1A1A"/>
+          <w:sz w:val="22"/>
+        </w:rPr>
+        <w:t>2. 국외출장 : 본인과 같은 교통비 전액과 기본체재비 및 일당체재비의 2분의 1</w:t>
       </w:r>
     </w:p>
     <w:p>
@@ -662,37 +643,7 @@
           <w:color w:val="1A1A1A"/>
           <w:sz w:val="22"/>
         </w:rPr>
-        <w:t>② 제1항에 따라 정산할 때에는 승차권, 영수증 등 실비를 증명하는 서류를 첨부하여야 한다. 다만, 제15조에 따라 정액을 지급하는 근무지 내 출장의 경우에는 그러하지 아니하다.</w:t>
-      </w:r>
-    </w:p>
-    <w:p>
-      <w:pPr>
-        <w:spacing w:line="400" w:lineRule="exact" w:before="0" w:after="0"/>
-        <w:ind w:left="200"/>
-      </w:pPr>
-      <w:r>
-        <w:rPr>
-          <w:rFonts w:ascii="KB금융 본문체 Light" w:hAnsi="KB금융 본문체 Light" w:eastAsia="KB금융 본문체 Light"/>
-          <w:b w:val="0"/>
-          <w:color w:val="1A1A1A"/>
-          <w:sz w:val="22"/>
-        </w:rPr>
-        <w:t>③ 제1항의 기한이 지난 후에 여비를 청구하는 경우에는 그 사유를 적어 소속 부점장의 확인을 받아야 한다.</w:t>
-      </w:r>
-    </w:p>
-    <w:p>
-      <w:pPr>
-        <w:spacing w:line="400" w:lineRule="exact" w:before="0" w:after="0"/>
-        <w:ind w:left="200"/>
-      </w:pPr>
-      <w:r>
-        <w:rPr>
-          <w:rFonts w:ascii="KB금융 본문체 Light" w:hAnsi="KB금융 본문체 Light" w:eastAsia="KB금융 본문체 Light"/>
-          <w:b w:val="0"/>
-          <w:color w:val="1A1A1A"/>
-          <w:sz w:val="22"/>
-        </w:rPr>
-        <w:t>④ 출장이 취소되거나 출장기간이 변경된 경우에는 미리 지급받은 여비를 지체 없이 정산하여야 한다.</w:t>
+        <w:t>② 제1항의 승인을 받으려는 경우에는 배우자 동반의 필요성과 소요 예상액을 적어 미리 신청하여야 한다.</w:t>
       </w:r>
     </w:p>
     <w:p>
@@ -710,29 +661,9 @@
           <w:rFonts w:ascii="KB금융 본문체 Medium" w:hAnsi="KB금융 본문체 Medium" w:eastAsia="KB금융 본문체 Medium"/>
           <w:b/>
           <w:color w:val="1A1A1A"/>
-          <w:sz w:val="26"/>
-        </w:rPr>
-        <w:t>제3장 국내여비</w:t>
-      </w:r>
-    </w:p>
-    <w:p>
-      <w:pPr>
-        <w:spacing w:line="400" w:lineRule="exact" w:before="0" w:after="0"/>
-      </w:pPr>
-    </w:p>
-    <w:p>
-      <w:pPr>
-        <w:spacing w:line="400" w:lineRule="exact" w:before="0" w:after="0"/>
-        <w:jc w:val="center"/>
-      </w:pPr>
-      <w:r>
-        <w:rPr>
-          <w:rFonts w:ascii="KB금융 본문체 Medium" w:hAnsi="KB금융 본문체 Medium" w:eastAsia="KB금융 본문체 Medium"/>
-          <w:b/>
-          <w:color w:val="1A1A1A"/>
           <w:sz w:val="24"/>
         </w:rPr>
-        <w:t>제1절 출장여비</w:t>
+        <w:t>제2장 출장의 절차</w:t>
       </w:r>
     </w:p>
     <w:p>
@@ -752,16 +683,16 @@
           <w:color w:val="1A1A1A"/>
           <w:sz w:val="22"/>
         </w:rPr>
-        <w:t>제14조(지급기준)</w:t>
-      </w:r>
-      <w:r>
-        <w:rPr>
-          <w:rFonts w:ascii="KB금융 본문체 Light" w:hAnsi="KB금융 본문체 Light" w:eastAsia="KB금융 본문체 Light"/>
-          <w:b w:val="0"/>
-          <w:color w:val="1A1A1A"/>
-          <w:sz w:val="22"/>
-        </w:rPr>
-        <w:t xml:space="preserve"> ① 출장은 근무지와 같은 특별시·광역시·시 또는 군의 지역에서 하는 출장(왕복 거리가 50킬로미터 미만인 인접 지역에서 하는 출장을 포함한다. 이하 "근무지 내 출장"이라 한다)과 그 밖의 출장(이하 "근무지 외 출장"이라 한다)으로 구분한다. </w:t>
+        <w:t>제13조(출장명령)</w:t>
+      </w:r>
+      <w:r>
+        <w:rPr>
+          <w:rFonts w:ascii="KB금융 본문체 Light" w:hAnsi="KB금융 본문체 Light" w:eastAsia="KB금융 본문체 Light"/>
+          <w:b w:val="0"/>
+          <w:color w:val="1A1A1A"/>
+          <w:sz w:val="22"/>
+        </w:rPr>
+        <w:t xml:space="preserve"> ① 출장은 소속 부점장의 출장명령에 따른다. 다만, 부점장의 출장은 차상위 결재권자의 명령에 따른다. </w:t>
       </w:r>
       <w:r>
         <w:rPr>
@@ -770,7 +701,7 @@
           <w:color w:val="B03030"/>
           <w:sz w:val="18"/>
         </w:rPr>
-        <w:t>&lt;확인 요망: 거리 기준 50km는 한전KDN 여비규정 제20조 기준 — 본사·지점 구조인 우리 회사에 맞는지 확인&gt;</w:t>
+        <w:t>&lt;신설 — 현행은 출장명령부를 사규 근거 없이 운용&gt;</w:t>
       </w:r>
     </w:p>
     <w:p>
@@ -785,7 +716,7 @@
           <w:color w:val="1A1A1A"/>
           <w:sz w:val="22"/>
         </w:rPr>
-        <w:t>② 근무지 외 출장의 여비는 [별표 제1호]의 국내여비정액표에 따라 교통비, 일비, 숙박비 및 식비를 지급한다.</w:t>
+        <w:t>② 출장명령은 출장자, 출장지, 출장기간, 용무 및 출장의 구분(근무지 내·외)을 적은 출장명령부[서식 제1호]에 승인을 받는 것으로 한다.</w:t>
       </w:r>
     </w:p>
     <w:p>
@@ -800,7 +731,36 @@
           <w:color w:val="1A1A1A"/>
           <w:sz w:val="22"/>
         </w:rPr>
-        <w:t xml:space="preserve">③ 항공기는 철도 등 다른 교통수단을 이용하기 어렵거나 이용하는 것이 현저히 비효율적인 경우에 이용할 수 있다. 다만, 임원의 경우에는 그러하지 아니하다. </w:t>
+        <w:t>③ 긴급한 사유로 미리 출장명령을 받을 수 없는 경우에는 사후에 지체 없이 승인을 받아야 한다.</w:t>
+      </w:r>
+    </w:p>
+    <w:p>
+      <w:pPr>
+        <w:spacing w:line="400" w:lineRule="exact" w:before="0" w:after="0"/>
+      </w:pPr>
+    </w:p>
+    <w:p>
+      <w:pPr>
+        <w:spacing w:line="400" w:lineRule="exact" w:before="0" w:after="0"/>
+        <w:ind w:left="190" w:hanging="190"/>
+      </w:pPr>
+      <w:r>
+        <w:rPr>
+          <w:rFonts w:ascii="KB금융 본문체 Light" w:hAnsi="KB금융 본문체 Light" w:eastAsia="KB금융 본문체 Light"/>
+          <w:b/>
+          <w:color w:val="1A1A1A"/>
+          <w:sz w:val="22"/>
+        </w:rPr>
+        <w:t>제14조(복명 및 정산)</w:t>
+      </w:r>
+      <w:r>
+        <w:rPr>
+          <w:rFonts w:ascii="KB금융 본문체 Light" w:hAnsi="KB금융 본문체 Light" w:eastAsia="KB금융 본문체 Light"/>
+          <w:b w:val="0"/>
+          <w:color w:val="1A1A1A"/>
+          <w:sz w:val="22"/>
+        </w:rPr>
+        <w:t xml:space="preserve"> ① 출장자는 근무지에 복귀한 날부터 7일 이내에 출장명령부에 출장 결과를 적어 제출하고 여비를 정산하여야 한다. </w:t>
       </w:r>
       <w:r>
         <w:rPr>
@@ -809,7 +769,7 @@
           <w:color w:val="B03030"/>
           <w:sz w:val="18"/>
         </w:rPr>
-        <w:t>&lt;확인 요망: 현행 단서('제주도를 제외하고 긴급 시 담당임원 승인')는 별표 제1호가 전 직급에 이코노미석을 정한 것과 충돌 — KTX 보편화를 반영한 문안으로 정비&gt;</w:t>
+        <w:t>&lt;신설 — 정산 기한·증빙 의무의 규범 근거 부재 해소(한전KDN 여비규정 제6조 참고)&gt;</w:t>
       </w:r>
     </w:p>
     <w:p>
@@ -824,7 +784,7 @@
           <w:color w:val="1A1A1A"/>
           <w:sz w:val="22"/>
         </w:rPr>
-        <w:t>④ 회사 차량을 이용하여 여행하는 구간에 대하여는 교통비를 지급하지 아니한다. 다만, 통행료·주차료 등은 실비로 지급한다.</w:t>
+        <w:t>② 제1항에 따라 정산할 때에는 승차권, 영수증 등 실비를 증명하는 서류를 첨부하여야 한다. 다만, 제16조에 따라 정액을 지급하는 근무지 내 출장의 경우에는 그러하지 아니하다.</w:t>
       </w:r>
     </w:p>
     <w:p>
@@ -839,7 +799,62 @@
           <w:color w:val="1A1A1A"/>
           <w:sz w:val="22"/>
         </w:rPr>
-        <w:t>⑤ 자가운전보조금 지급대상자에게는 근무지 내 출장의 여비를 지급하지 아니한다.</w:t>
+        <w:t>③ 제1항의 기한이 지난 후에 여비를 청구하는 경우에는 그 사유를 적어 소속 부점장의 확인을 받아야 한다.</w:t>
+      </w:r>
+    </w:p>
+    <w:p>
+      <w:pPr>
+        <w:spacing w:line="400" w:lineRule="exact" w:before="0" w:after="0"/>
+        <w:ind w:left="200"/>
+      </w:pPr>
+      <w:r>
+        <w:rPr>
+          <w:rFonts w:ascii="KB금융 본문체 Light" w:hAnsi="KB금융 본문체 Light" w:eastAsia="KB금융 본문체 Light"/>
+          <w:b w:val="0"/>
+          <w:color w:val="1A1A1A"/>
+          <w:sz w:val="22"/>
+        </w:rPr>
+        <w:t>④ 출장이 취소되거나 출장기간이 변경된 경우에는 미리 지급받은 여비를 지체 없이 정산하여야 한다.</w:t>
+      </w:r>
+    </w:p>
+    <w:p>
+      <w:pPr>
+        <w:spacing w:line="400" w:lineRule="exact" w:before="0" w:after="0"/>
+      </w:pPr>
+    </w:p>
+    <w:p>
+      <w:pPr>
+        <w:spacing w:line="400" w:lineRule="exact" w:before="0" w:after="0"/>
+        <w:jc w:val="center"/>
+      </w:pPr>
+      <w:r>
+        <w:rPr>
+          <w:rFonts w:ascii="KB금융 본문체 Medium" w:hAnsi="KB금융 본문체 Medium" w:eastAsia="KB금융 본문체 Medium"/>
+          <w:b/>
+          <w:color w:val="1A1A1A"/>
+          <w:sz w:val="26"/>
+        </w:rPr>
+        <w:t>제3장 국내여비</w:t>
+      </w:r>
+    </w:p>
+    <w:p>
+      <w:pPr>
+        <w:spacing w:line="400" w:lineRule="exact" w:before="0" w:after="0"/>
+      </w:pPr>
+    </w:p>
+    <w:p>
+      <w:pPr>
+        <w:spacing w:line="400" w:lineRule="exact" w:before="0" w:after="0"/>
+        <w:jc w:val="center"/>
+      </w:pPr>
+      <w:r>
+        <w:rPr>
+          <w:rFonts w:ascii="KB금융 본문체 Medium" w:hAnsi="KB금융 본문체 Medium" w:eastAsia="KB금융 본문체 Medium"/>
+          <w:b/>
+          <w:color w:val="1A1A1A"/>
+          <w:sz w:val="24"/>
+        </w:rPr>
+        <w:t>제1절 출장여비</w:t>
       </w:r>
     </w:p>
     <w:p>
@@ -859,16 +874,31 @@
           <w:color w:val="1A1A1A"/>
           <w:sz w:val="22"/>
         </w:rPr>
-        <w:t>제15조(근무지 내 출장의 여비)</w:t>
-      </w:r>
-      <w:r>
-        <w:rPr>
-          <w:rFonts w:ascii="KB금융 본문체 Light" w:hAnsi="KB금융 본문체 Light" w:eastAsia="KB금융 본문체 Light"/>
-          <w:b w:val="0"/>
-          <w:color w:val="1A1A1A"/>
-          <w:sz w:val="22"/>
-        </w:rPr>
-        <w:t xml:space="preserve"> ① 근무지 내 출장의 여비는 출장 1회당 [별표 제1호]에서 정하는 금액을 정액으로 지급하며, 그 금액에는 교통비, 일비 및 식비가 포함된 것으로 본다. </w:t>
+        <w:t>제15조(지급기준)</w:t>
+      </w:r>
+      <w:r>
+        <w:rPr>
+          <w:rFonts w:ascii="KB금융 본문체 Light" w:hAnsi="KB금융 본문체 Light" w:eastAsia="KB금융 본문체 Light"/>
+          <w:b w:val="0"/>
+          <w:color w:val="1A1A1A"/>
+          <w:sz w:val="22"/>
+        </w:rPr>
+        <w:t xml:space="preserve"> ① 근무지 외 출장의 여비는 [별표 제1호]의 국내여비정액표에 따라 교통비, 일비, 숙박비 및 식비를 지급한다.</w:t>
+      </w:r>
+    </w:p>
+    <w:p>
+      <w:pPr>
+        <w:spacing w:line="400" w:lineRule="exact" w:before="0" w:after="0"/>
+        <w:ind w:left="200"/>
+      </w:pPr>
+      <w:r>
+        <w:rPr>
+          <w:rFonts w:ascii="KB금융 본문체 Light" w:hAnsi="KB금융 본문체 Light" w:eastAsia="KB금융 본문체 Light"/>
+          <w:b w:val="0"/>
+          <w:color w:val="1A1A1A"/>
+          <w:sz w:val="22"/>
+        </w:rPr>
+        <w:t xml:space="preserve">② 항공기는 철도 등 다른 교통수단을 이용하기 어렵거나 이용하는 것이 현저히 비효율적인 경우에 이용할 수 있다. 다만, 임원의 경우에는 그러하지 아니하다. </w:t>
       </w:r>
       <w:r>
         <w:rPr>
@@ -877,7 +907,7 @@
           <w:color w:val="B03030"/>
           <w:sz w:val="18"/>
         </w:rPr>
-        <w:t>&lt;확인 요망: 정액 금액(안) — 회계·예산 협의 후 별표에 반영. 현행 6시간 이상 출장 시 지급액(일비 20,000원 + 교통비 실비) 수준을 기준으로 검토&gt;</w:t>
+        <w:t>&lt;확인 요망: 현행 단서('제주도를 제외하고 긴급 시 담당임원 승인')는 별표 제1호가 전 직급에 이코노미석을 정한 것과 충돌 — KTX 보편화를 반영한 문안으로 정비&gt;</w:t>
       </w:r>
     </w:p>
     <w:p>
@@ -892,7 +922,7 @@
           <w:color w:val="1A1A1A"/>
           <w:sz w:val="22"/>
         </w:rPr>
-        <w:t>② 제1항에도 불구하고 업무상 부득이하게 숙박한 경우에는 숙박비와 식비를 실비로 지급한다.</w:t>
+        <w:t>③ 회사 차량을 이용하여 여행하는 구간에 대하여는 교통비를 지급하지 아니한다. 다만, 통행료·주차료 등은 실비로 지급한다.</w:t>
       </w:r>
     </w:p>
     <w:p>
@@ -907,7 +937,36 @@
           <w:color w:val="1A1A1A"/>
           <w:sz w:val="22"/>
         </w:rPr>
-        <w:t xml:space="preserve">③ 소속 부점장이 일상적·반복적으로 수행하는 고유업무로 인정하는 경우에는 근무지 외 출장에 대해서도 제1항에 따른 정액을 지급할 수 있다. </w:t>
+        <w:t>④ 자가운전보조금 지급대상자에게는 근무지 내 출장의 여비를 지급하지 아니한다.</w:t>
+      </w:r>
+    </w:p>
+    <w:p>
+      <w:pPr>
+        <w:spacing w:line="400" w:lineRule="exact" w:before="0" w:after="0"/>
+      </w:pPr>
+    </w:p>
+    <w:p>
+      <w:pPr>
+        <w:spacing w:line="400" w:lineRule="exact" w:before="0" w:after="0"/>
+        <w:ind w:left="190" w:hanging="190"/>
+      </w:pPr>
+      <w:r>
+        <w:rPr>
+          <w:rFonts w:ascii="KB금융 본문체 Light" w:hAnsi="KB금융 본문체 Light" w:eastAsia="KB금융 본문체 Light"/>
+          <w:b/>
+          <w:color w:val="1A1A1A"/>
+          <w:sz w:val="22"/>
+        </w:rPr>
+        <w:t>제16조(근무지 내 출장의 여비)</w:t>
+      </w:r>
+      <w:r>
+        <w:rPr>
+          <w:rFonts w:ascii="KB금융 본문체 Light" w:hAnsi="KB금융 본문체 Light" w:eastAsia="KB금융 본문체 Light"/>
+          <w:b w:val="0"/>
+          <w:color w:val="1A1A1A"/>
+          <w:sz w:val="22"/>
+        </w:rPr>
+        <w:t xml:space="preserve"> ① 근무지 내 출장의 여비는 출장 1회당 [별표 제1호]에서 정하는 금액을 정액으로 지급하며, 그 금액에는 교통비, 일비 및 식비가 포함된 것으로 본다. </w:t>
       </w:r>
       <w:r>
         <w:rPr>
@@ -916,7 +975,7 @@
           <w:color w:val="B03030"/>
           <w:sz w:val="18"/>
         </w:rPr>
-        <w:t>&lt;신설 — 채권추심·조사 등 상시 외근 업무에 정식 출장여비가 지급되는 것을 방지(한전KDN 여비규정 제20조제4항 참고)&gt;</w:t>
+        <w:t>&lt;확인 요망: 정액 금액(안) — 회계·예산 협의 후 별표에 반영. 현행 6시간 이상 출장 시 지급액(일비 20,000원 + 교통비 실비) 수준을 기준으로 검토&gt;</w:t>
       </w:r>
     </w:p>
     <w:p>
@@ -924,6 +983,30 @@
         <w:spacing w:line="400" w:lineRule="exact" w:before="0" w:after="0"/>
         <w:ind w:left="200"/>
       </w:pPr>
+      <w:r>
+        <w:rPr>
+          <w:rFonts w:ascii="KB금융 본문체 Light" w:hAnsi="KB금융 본문체 Light" w:eastAsia="KB금융 본문체 Light"/>
+          <w:b w:val="0"/>
+          <w:color w:val="1A1A1A"/>
+          <w:sz w:val="22"/>
+        </w:rPr>
+        <w:t>② 제1항에도 불구하고 업무상 부득이하게 숙박한 경우에는 숙박비와 식비를 실비로 지급한다.</w:t>
+      </w:r>
+    </w:p>
+    <w:p>
+      <w:pPr>
+        <w:spacing w:line="400" w:lineRule="exact" w:before="0" w:after="0"/>
+        <w:ind w:left="200"/>
+      </w:pPr>
+      <w:r>
+        <w:rPr>
+          <w:rFonts w:ascii="KB금융 본문체 Light" w:hAnsi="KB금융 본문체 Light" w:eastAsia="KB금융 본문체 Light"/>
+          <w:b w:val="0"/>
+          <w:color w:val="1A1A1A"/>
+          <w:sz w:val="22"/>
+        </w:rPr>
+        <w:t xml:space="preserve">③ 소속 부점장이 일상적·반복적으로 수행하는 고유업무로 인정하는 경우에는 근무지 외 출장에 대해서도 제1항에 따른 정액을 지급할 수 있다. </w:t>
+      </w:r>
       <w:r>
         <w:rPr>
           <w:rFonts w:ascii="KB금융 본문체 Light" w:hAnsi="KB금융 본문체 Light" w:eastAsia="KB금융 본문체 Light"/>
@@ -931,37 +1014,14 @@
           <w:color w:val="B03030"/>
           <w:sz w:val="18"/>
         </w:rPr>
-        <w:t>※ 종전 제12조(당일출장여비)의 소요시간 3구간(3시간 미만·3시간 이상·6시간 이상) 기준은 폐지한다. 소요시간은 출장자의 신고 외에 확인할 방법이 없어 지급 요건으로서 검증이 불가능하다.</w:t>
-      </w:r>
-    </w:p>
-    <w:p>
-      <w:pPr>
-        <w:spacing w:line="400" w:lineRule="exact" w:before="0" w:after="0"/>
-      </w:pPr>
-    </w:p>
-    <w:p>
-      <w:pPr>
-        <w:spacing w:line="400" w:lineRule="exact" w:before="0" w:after="0"/>
-        <w:ind w:left="190" w:hanging="190"/>
-      </w:pPr>
-      <w:r>
-        <w:rPr>
-          <w:rFonts w:ascii="KB금융 본문체 Light" w:hAnsi="KB금융 본문체 Light" w:eastAsia="KB금융 본문체 Light"/>
-          <w:b/>
-          <w:color w:val="1A1A1A"/>
-          <w:sz w:val="22"/>
-        </w:rPr>
-        <w:t>제16조(해당 등급이 없는 경우의 운임)</w:t>
-      </w:r>
-      <w:r>
-        <w:rPr>
-          <w:rFonts w:ascii="KB금융 본문체 Light" w:hAnsi="KB금융 본문체 Light" w:eastAsia="KB금융 본문체 Light"/>
-          <w:b w:val="0"/>
-          <w:color w:val="1A1A1A"/>
-          <w:sz w:val="22"/>
-        </w:rPr>
-        <w:t xml:space="preserve"> 철도운임과 선박운임의 경우 해당 등급의 운행이 없을 때에는 실비를 지급한다. </w:t>
-      </w:r>
+        <w:t>&lt;신설 — 채권추심·조사 등 상시 외근 업무에 정식 출장여비가 지급되는 것을 방지(한전KDN 여비규정 제20조제4항 참고)&gt;</w:t>
+      </w:r>
+    </w:p>
+    <w:p>
+      <w:pPr>
+        <w:spacing w:line="400" w:lineRule="exact" w:before="0" w:after="0"/>
+        <w:ind w:left="200"/>
+      </w:pPr>
       <w:r>
         <w:rPr>
           <w:rFonts w:ascii="KB금융 본문체 Light" w:hAnsi="KB금융 본문체 Light" w:eastAsia="KB금융 본문체 Light"/>
@@ -969,7 +1029,7 @@
           <w:color w:val="B03030"/>
           <w:sz w:val="18"/>
         </w:rPr>
-        <w:t>&lt;확인 요망: 현행 철도는 등급제가 아니므로 별표 제1호의 '최특급(특실정액)' 표기와 함께 현행 좌석 기준으로 정비 필요&gt;</w:t>
+        <w:t>※ 종전 제12조(당일출장여비)의 소요시간 3구간(3시간 미만·3시간 이상·6시간 이상) 기준은 폐지한다. 소요시간은 출장자의 신고 외에 확인할 방법이 없어 지급 요건으로서 검증이 불가능하다.</w:t>
       </w:r>
     </w:p>
     <w:p>
@@ -989,258 +1049,16 @@
           <w:color w:val="1A1A1A"/>
           <w:sz w:val="22"/>
         </w:rPr>
-        <w:t>제17조(장기출장여비)</w:t>
-      </w:r>
-      <w:r>
-        <w:rPr>
-          <w:rFonts w:ascii="KB금융 본문체 Light" w:hAnsi="KB금융 본문체 Light" w:eastAsia="KB금융 본문체 Light"/>
-          <w:b w:val="0"/>
-          <w:color w:val="1A1A1A"/>
-          <w:sz w:val="22"/>
-        </w:rPr>
-        <w:t xml:space="preserve"> 같은 지역에서 15일을 초과하여 체재하는 경우 일비와 숙박비는 그 초과일수에 대하여 [별표 제3호]의 장기출장여비를 지급한다.</w:t>
-      </w:r>
-    </w:p>
-    <w:p>
-      <w:pPr>
-        <w:spacing w:line="400" w:lineRule="exact" w:before="0" w:after="0"/>
-      </w:pPr>
-    </w:p>
-    <w:p>
-      <w:pPr>
-        <w:spacing w:line="400" w:lineRule="exact" w:before="0" w:after="0"/>
-        <w:jc w:val="center"/>
-      </w:pPr>
-      <w:r>
-        <w:rPr>
-          <w:rFonts w:ascii="KB금융 본문체 Medium" w:hAnsi="KB금융 본문체 Medium" w:eastAsia="KB금융 본문체 Medium"/>
-          <w:b/>
-          <w:color w:val="1A1A1A"/>
-          <w:sz w:val="24"/>
-        </w:rPr>
-        <w:t>제2절 부임여비</w:t>
-      </w:r>
-    </w:p>
-    <w:p>
-      <w:pPr>
-        <w:spacing w:line="400" w:lineRule="exact" w:before="0" w:after="0"/>
-      </w:pPr>
-    </w:p>
-    <w:p>
-      <w:pPr>
-        <w:spacing w:line="400" w:lineRule="exact" w:before="0" w:after="0"/>
-        <w:ind w:left="190" w:hanging="190"/>
-      </w:pPr>
-      <w:r>
-        <w:rPr>
-          <w:rFonts w:ascii="KB금융 본문체 Light" w:hAnsi="KB금융 본문체 Light" w:eastAsia="KB금융 본문체 Light"/>
-          <w:b/>
-          <w:color w:val="1A1A1A"/>
-          <w:sz w:val="22"/>
-        </w:rPr>
-        <w:t>제18조(지급기준)</w:t>
-      </w:r>
-      <w:r>
-        <w:rPr>
-          <w:rFonts w:ascii="KB금융 본문체 Light" w:hAnsi="KB금융 본문체 Light" w:eastAsia="KB금융 본문체 Light"/>
-          <w:b w:val="0"/>
-          <w:color w:val="1A1A1A"/>
-          <w:sz w:val="22"/>
-        </w:rPr>
-        <w:t xml:space="preserve"> ① 전근, 신규채용 등으로 새로운 근무지에 부임한 직원에게는 본인부임여비, 가족여비 및 이전비를 지급한다.</w:t>
-      </w:r>
-    </w:p>
-    <w:p>
-      <w:pPr>
-        <w:spacing w:line="400" w:lineRule="exact" w:before="0" w:after="0"/>
-        <w:ind w:left="200"/>
-      </w:pPr>
-      <w:r>
-        <w:rPr>
-          <w:rFonts w:ascii="KB금융 본문체 Light" w:hAnsi="KB금융 본문체 Light" w:eastAsia="KB금융 본문체 Light"/>
-          <w:b w:val="0"/>
-          <w:color w:val="1A1A1A"/>
-          <w:sz w:val="22"/>
-        </w:rPr>
-        <w:t>② 새로운 근무지와 종전 근무지가 같은 행정구역(시 또는 군을 말한다)인 경우와 같은 행정구역은 아니더라도 통상적인 출퇴근이 가능한 지역인 경우에는 부임여비를 지급하지 아니한다.</w:t>
-      </w:r>
-    </w:p>
-    <w:p>
-      <w:pPr>
-        <w:spacing w:line="400" w:lineRule="exact" w:before="0" w:after="0"/>
-        <w:ind w:left="200"/>
-      </w:pPr>
-      <w:r>
-        <w:rPr>
-          <w:rFonts w:ascii="KB금융 본문체 Light" w:hAnsi="KB금융 본문체 Light" w:eastAsia="KB금융 본문체 Light"/>
-          <w:b w:val="0"/>
-          <w:color w:val="1A1A1A"/>
-          <w:sz w:val="22"/>
-        </w:rPr>
-        <w:t>③ 부임에 걸리는 여행일수는 1일로 계산하며, 부임여비는 전입 부점에서 부담함을 원칙으로 한다.</w:t>
-      </w:r>
-    </w:p>
-    <w:p>
-      <w:pPr>
-        <w:spacing w:line="400" w:lineRule="exact" w:before="0" w:after="0"/>
-      </w:pPr>
-    </w:p>
-    <w:p>
-      <w:pPr>
-        <w:spacing w:line="400" w:lineRule="exact" w:before="0" w:after="0"/>
-        <w:ind w:left="190" w:hanging="190"/>
-      </w:pPr>
-      <w:r>
-        <w:rPr>
-          <w:rFonts w:ascii="KB금융 본문체 Light" w:hAnsi="KB금융 본문체 Light" w:eastAsia="KB금융 본문체 Light"/>
-          <w:b/>
-          <w:color w:val="1A1A1A"/>
-          <w:sz w:val="22"/>
-        </w:rPr>
-        <w:t>제19조(본인부임여비)</w:t>
-      </w:r>
-      <w:r>
-        <w:rPr>
-          <w:rFonts w:ascii="KB금융 본문체 Light" w:hAnsi="KB금융 본문체 Light" w:eastAsia="KB금융 본문체 Light"/>
-          <w:b w:val="0"/>
-          <w:color w:val="1A1A1A"/>
-          <w:sz w:val="22"/>
-        </w:rPr>
-        <w:t xml:space="preserve"> 본인이 부임할 때에는 [별표 제1호]에 따라 교통비, 일비 및 식비의 정액을 지급하되, 다음 각 호의 구간을 적용한다.</w:t>
-      </w:r>
-    </w:p>
-    <w:p>
-      <w:pPr>
-        <w:spacing w:line="400" w:lineRule="exact" w:before="0" w:after="0"/>
-        <w:ind w:left="400"/>
-      </w:pPr>
-      <w:r>
-        <w:rPr>
-          <w:rFonts w:ascii="KB금융 본문체 Light" w:hAnsi="KB금융 본문체 Light" w:eastAsia="KB금융 본문체 Light"/>
-          <w:b w:val="0"/>
-          <w:color w:val="1A1A1A"/>
-          <w:sz w:val="22"/>
-        </w:rPr>
-        <w:t>1. 전근직원 : 종전 근무지부터 새로운 근무지까지</w:t>
-      </w:r>
-    </w:p>
-    <w:p>
-      <w:pPr>
-        <w:spacing w:line="400" w:lineRule="exact" w:before="0" w:after="0"/>
-        <w:ind w:left="400"/>
-      </w:pPr>
-      <w:r>
-        <w:rPr>
-          <w:rFonts w:ascii="KB금융 본문체 Light" w:hAnsi="KB금융 본문체 Light" w:eastAsia="KB금융 본문체 Light"/>
-          <w:b w:val="0"/>
-          <w:color w:val="1A1A1A"/>
-          <w:sz w:val="22"/>
-        </w:rPr>
-        <w:t>2. 복직직원 : 거주지부터 부임지까지</w:t>
-      </w:r>
-    </w:p>
-    <w:p>
-      <w:pPr>
-        <w:spacing w:line="400" w:lineRule="exact" w:before="0" w:after="0"/>
-        <w:ind w:left="400"/>
-      </w:pPr>
-      <w:r>
-        <w:rPr>
-          <w:rFonts w:ascii="KB금융 본문체 Light" w:hAnsi="KB금융 본문체 Light" w:eastAsia="KB금융 본문체 Light"/>
-          <w:b w:val="0"/>
-          <w:color w:val="1A1A1A"/>
-          <w:sz w:val="22"/>
-        </w:rPr>
-        <w:t>3. 신규채용직원 : 발령장 교부지부터 부임지까지</w:t>
-      </w:r>
-    </w:p>
-    <w:p>
-      <w:pPr>
-        <w:spacing w:line="400" w:lineRule="exact" w:before="0" w:after="0"/>
-        <w:ind w:left="400"/>
-      </w:pPr>
-      <w:r>
-        <w:rPr>
-          <w:rFonts w:ascii="KB금융 본문체 Light" w:hAnsi="KB금융 본문체 Light" w:eastAsia="KB금융 본문체 Light"/>
-          <w:b w:val="0"/>
-          <w:color w:val="1A1A1A"/>
-          <w:sz w:val="22"/>
-        </w:rPr>
-        <w:t>4. 수습직원 : 실무실습통지서 교부지부터 실무수습지까지 직원에 준하는 여비</w:t>
-      </w:r>
-    </w:p>
-    <w:p>
-      <w:pPr>
-        <w:spacing w:line="400" w:lineRule="exact" w:before="0" w:after="0"/>
-      </w:pPr>
-    </w:p>
-    <w:p>
-      <w:pPr>
-        <w:spacing w:line="400" w:lineRule="exact" w:before="0" w:after="0"/>
-        <w:ind w:left="190" w:hanging="190"/>
-      </w:pPr>
-      <w:r>
-        <w:rPr>
-          <w:rFonts w:ascii="KB금융 본문체 Light" w:hAnsi="KB금융 본문체 Light" w:eastAsia="KB금융 본문체 Light"/>
-          <w:b/>
-          <w:color w:val="1A1A1A"/>
-          <w:sz w:val="22"/>
-        </w:rPr>
-        <w:t>제20조(가족여비)</w:t>
-      </w:r>
-      <w:r>
-        <w:rPr>
-          <w:rFonts w:ascii="KB금융 본문체 Light" w:hAnsi="KB금융 본문체 Light" w:eastAsia="KB금융 본문체 Light"/>
-          <w:b w:val="0"/>
-          <w:color w:val="1A1A1A"/>
-          <w:sz w:val="22"/>
-        </w:rPr>
-        <w:t xml:space="preserve"> ① 직원이 부임할 때 부양가족을 동반하거나 부임 후 1년 이내에 그 부양가족을 이전시키는 경우에는 부양가족 1명마다 [별표 제1호]에 따라 다음 각 호와 같이 지급한다.</w:t>
-      </w:r>
-    </w:p>
-    <w:p>
-      <w:pPr>
-        <w:spacing w:line="400" w:lineRule="exact" w:before="0" w:after="0"/>
-        <w:ind w:left="400"/>
-      </w:pPr>
-      <w:r>
-        <w:rPr>
-          <w:rFonts w:ascii="KB금융 본문체 Light" w:hAnsi="KB금융 본문체 Light" w:eastAsia="KB금융 본문체 Light"/>
-          <w:b w:val="0"/>
-          <w:color w:val="1A1A1A"/>
-          <w:sz w:val="22"/>
-        </w:rPr>
-        <w:t>1. 교통비 : 정액을 지급하되, 할인 대상자에게는 그 해당 금액만 지급하고 면제 대상자에게는 지급하지 아니한다.</w:t>
-      </w:r>
-    </w:p>
-    <w:p>
-      <w:pPr>
-        <w:spacing w:line="400" w:lineRule="exact" w:before="0" w:after="0"/>
-        <w:ind w:left="400"/>
-      </w:pPr>
-      <w:r>
-        <w:rPr>
-          <w:rFonts w:ascii="KB금융 본문체 Light" w:hAnsi="KB금융 본문체 Light" w:eastAsia="KB금융 본문체 Light"/>
-          <w:b w:val="0"/>
-          <w:color w:val="1A1A1A"/>
-          <w:sz w:val="22"/>
-        </w:rPr>
-        <w:t>2. 일비 및 식비 : 6세 이상 부양가족에게는 정액을, 6세 미만 부양가족에게는 정액의 2분의 1을 지급한다.</w:t>
-      </w:r>
-    </w:p>
-    <w:p>
-      <w:pPr>
-        <w:spacing w:line="400" w:lineRule="exact" w:before="0" w:after="0"/>
-        <w:ind w:left="200"/>
-      </w:pPr>
-      <w:r>
-        <w:rPr>
-          <w:rFonts w:ascii="KB금융 본문체 Light" w:hAnsi="KB금융 본문체 Light" w:eastAsia="KB금융 본문체 Light"/>
-          <w:b w:val="0"/>
-          <w:color w:val="1A1A1A"/>
-          <w:sz w:val="22"/>
-        </w:rPr>
-        <w:t xml:space="preserve">② 제1항에서 "부양가족"이란 배우자, 직계존비속 및 19세 미만의 형제자매로서 함께 사는 사람을 말한다. </w:t>
+        <w:t>제17조(해당 등급이 없는 경우의 운임)</w:t>
+      </w:r>
+      <w:r>
+        <w:rPr>
+          <w:rFonts w:ascii="KB금융 본문체 Light" w:hAnsi="KB금융 본문체 Light" w:eastAsia="KB금융 본문체 Light"/>
+          <w:b w:val="0"/>
+          <w:color w:val="1A1A1A"/>
+          <w:sz w:val="22"/>
+        </w:rPr>
+        <w:t xml:space="preserve"> 철도운임과 선박운임의 경우 해당 등급의 운행이 없을 때에는 실비를 지급한다. </w:t>
       </w:r>
       <w:r>
         <w:rPr>
@@ -1249,7 +1067,7 @@
           <w:color w:val="B03030"/>
           <w:sz w:val="18"/>
         </w:rPr>
-        <w:t>&lt;확인 요망: 현행 '만 20세 미만'을 민법상 성년 기준(19세)에 맞춤 — 다른 사규의 부양가족 기준과 정합 확인&gt;</w:t>
+        <w:t>&lt;확인 요망: 현행 철도는 등급제가 아니므로 별표 제1호의 '최특급(특실정액)' 표기와 함께 현행 좌석 기준으로 정비 필요&gt;</w:t>
       </w:r>
     </w:p>
     <w:p>
@@ -1269,16 +1087,124 @@
           <w:color w:val="1A1A1A"/>
           <w:sz w:val="22"/>
         </w:rPr>
-        <w:t>제21조(이전비)</w:t>
-      </w:r>
-      <w:r>
-        <w:rPr>
-          <w:rFonts w:ascii="KB금융 본문체 Light" w:hAnsi="KB금융 본문체 Light" w:eastAsia="KB금융 본문체 Light"/>
-          <w:b w:val="0"/>
-          <w:color w:val="1A1A1A"/>
-          <w:sz w:val="22"/>
-        </w:rPr>
-        <w:t xml:space="preserve"> 이전비는 [별표 제2호]에서 정하는 바에 따라 다음 각 호와 같이 지급한다.</w:t>
+        <w:t>제18조(장기출장여비)</w:t>
+      </w:r>
+      <w:r>
+        <w:rPr>
+          <w:rFonts w:ascii="KB금융 본문체 Light" w:hAnsi="KB금융 본문체 Light" w:eastAsia="KB금융 본문체 Light"/>
+          <w:b w:val="0"/>
+          <w:color w:val="1A1A1A"/>
+          <w:sz w:val="22"/>
+        </w:rPr>
+        <w:t xml:space="preserve"> 같은 지역에서 15일을 초과하여 체재하는 경우 일비와 숙박비는 그 초과일수에 대하여 [별표 제3호]의 장기출장여비를 지급한다.</w:t>
+      </w:r>
+    </w:p>
+    <w:p>
+      <w:pPr>
+        <w:spacing w:line="400" w:lineRule="exact" w:before="0" w:after="0"/>
+      </w:pPr>
+    </w:p>
+    <w:p>
+      <w:pPr>
+        <w:spacing w:line="400" w:lineRule="exact" w:before="0" w:after="0"/>
+        <w:jc w:val="center"/>
+      </w:pPr>
+      <w:r>
+        <w:rPr>
+          <w:rFonts w:ascii="KB금융 본문체 Medium" w:hAnsi="KB금융 본문체 Medium" w:eastAsia="KB금융 본문체 Medium"/>
+          <w:b/>
+          <w:color w:val="1A1A1A"/>
+          <w:sz w:val="24"/>
+        </w:rPr>
+        <w:t>제2절 부임여비</w:t>
+      </w:r>
+    </w:p>
+    <w:p>
+      <w:pPr>
+        <w:spacing w:line="400" w:lineRule="exact" w:before="0" w:after="0"/>
+      </w:pPr>
+    </w:p>
+    <w:p>
+      <w:pPr>
+        <w:spacing w:line="400" w:lineRule="exact" w:before="0" w:after="0"/>
+        <w:ind w:left="190" w:hanging="190"/>
+      </w:pPr>
+      <w:r>
+        <w:rPr>
+          <w:rFonts w:ascii="KB금융 본문체 Light" w:hAnsi="KB금융 본문체 Light" w:eastAsia="KB금융 본문체 Light"/>
+          <w:b/>
+          <w:color w:val="1A1A1A"/>
+          <w:sz w:val="22"/>
+        </w:rPr>
+        <w:t>제19조(지급기준)</w:t>
+      </w:r>
+      <w:r>
+        <w:rPr>
+          <w:rFonts w:ascii="KB금융 본문체 Light" w:hAnsi="KB금융 본문체 Light" w:eastAsia="KB금융 본문체 Light"/>
+          <w:b w:val="0"/>
+          <w:color w:val="1A1A1A"/>
+          <w:sz w:val="22"/>
+        </w:rPr>
+        <w:t xml:space="preserve"> ① 전근, 신규채용 등으로 새로운 근무지에 부임한 직원에게는 본인부임여비, 가족여비 및 이전비를 지급한다.</w:t>
+      </w:r>
+    </w:p>
+    <w:p>
+      <w:pPr>
+        <w:spacing w:line="400" w:lineRule="exact" w:before="0" w:after="0"/>
+        <w:ind w:left="200"/>
+      </w:pPr>
+      <w:r>
+        <w:rPr>
+          <w:rFonts w:ascii="KB금융 본문체 Light" w:hAnsi="KB금융 본문체 Light" w:eastAsia="KB금융 본문체 Light"/>
+          <w:b w:val="0"/>
+          <w:color w:val="1A1A1A"/>
+          <w:sz w:val="22"/>
+        </w:rPr>
+        <w:t>② 새로운 근무지와 종전 근무지가 같은 행정구역(시 또는 군을 말한다)인 경우와 같은 행정구역은 아니더라도 통상적인 출퇴근이 가능한 지역인 경우에는 부임여비를 지급하지 아니한다.</w:t>
+      </w:r>
+    </w:p>
+    <w:p>
+      <w:pPr>
+        <w:spacing w:line="400" w:lineRule="exact" w:before="0" w:after="0"/>
+        <w:ind w:left="200"/>
+      </w:pPr>
+      <w:r>
+        <w:rPr>
+          <w:rFonts w:ascii="KB금융 본문체 Light" w:hAnsi="KB금융 본문체 Light" w:eastAsia="KB금융 본문체 Light"/>
+          <w:b w:val="0"/>
+          <w:color w:val="1A1A1A"/>
+          <w:sz w:val="22"/>
+        </w:rPr>
+        <w:t>③ 부임에 걸리는 여행일수는 1일로 계산하며, 부임여비는 전입 부점에서 부담함을 원칙으로 한다.</w:t>
+      </w:r>
+    </w:p>
+    <w:p>
+      <w:pPr>
+        <w:spacing w:line="400" w:lineRule="exact" w:before="0" w:after="0"/>
+      </w:pPr>
+    </w:p>
+    <w:p>
+      <w:pPr>
+        <w:spacing w:line="400" w:lineRule="exact" w:before="0" w:after="0"/>
+        <w:ind w:left="190" w:hanging="190"/>
+      </w:pPr>
+      <w:r>
+        <w:rPr>
+          <w:rFonts w:ascii="KB금융 본문체 Light" w:hAnsi="KB금융 본문체 Light" w:eastAsia="KB금융 본문체 Light"/>
+          <w:b/>
+          <w:color w:val="1A1A1A"/>
+          <w:sz w:val="22"/>
+        </w:rPr>
+        <w:t>제20조(본인부임여비)</w:t>
+      </w:r>
+      <w:r>
+        <w:rPr>
+          <w:rFonts w:ascii="KB금융 본문체 Light" w:hAnsi="KB금융 본문체 Light" w:eastAsia="KB금융 본문체 Light"/>
+          <w:b w:val="0"/>
+          <w:color w:val="1A1A1A"/>
+          <w:sz w:val="22"/>
+        </w:rPr>
+        <w:t xml:space="preserve"> 본인이 부임할 때에는 [별표 제1호]에 따라 교통비, 일비 및 식비의 정액을 지급하되, 다음 각 호의 구간을 적용한다.</w:t>
       </w:r>
     </w:p>
     <w:p>
@@ -1293,7 +1219,7 @@
           <w:color w:val="1A1A1A"/>
           <w:sz w:val="22"/>
         </w:rPr>
-        <w:t>1. 부임할 때 부양가족을 동반하는 경우 : 이전비 정액의 전액</w:t>
+        <w:t>1. 전근직원 : 종전 근무지부터 새로운 근무지까지</w:t>
       </w:r>
     </w:p>
     <w:p>
@@ -1308,7 +1234,7 @@
           <w:color w:val="1A1A1A"/>
           <w:sz w:val="22"/>
         </w:rPr>
-        <w:t>2. 부양가족이 있는 직원이 단신으로 부임하는 경우 : 이전비 정액의 2분의 1을 지급하고, 1년 이내에 부양가족을 이전시킬 때 잔액 지급</w:t>
+        <w:t>2. 복직직원 : 거주지부터 부임지까지</w:t>
       </w:r>
     </w:p>
     <w:p>
@@ -1323,7 +1249,22 @@
           <w:color w:val="1A1A1A"/>
           <w:sz w:val="22"/>
         </w:rPr>
-        <w:t>3. 가족이 없는 직원이 단신으로 부임하는 경우 : 이전비 정액의 2분의 1</w:t>
+        <w:t>3. 신규채용직원 : 발령장 교부지부터 부임지까지</w:t>
+      </w:r>
+    </w:p>
+    <w:p>
+      <w:pPr>
+        <w:spacing w:line="400" w:lineRule="exact" w:before="0" w:after="0"/>
+        <w:ind w:left="400"/>
+      </w:pPr>
+      <w:r>
+        <w:rPr>
+          <w:rFonts w:ascii="KB금융 본문체 Light" w:hAnsi="KB금융 본문체 Light" w:eastAsia="KB금융 본문체 Light"/>
+          <w:b w:val="0"/>
+          <w:color w:val="1A1A1A"/>
+          <w:sz w:val="22"/>
+        </w:rPr>
+        <w:t>4. 수습직원 : 실무실습통지서 교부지부터 실무수습지까지 직원에 준하는 여비</w:t>
       </w:r>
     </w:p>
     <w:p>
@@ -1343,16 +1284,46 @@
           <w:color w:val="1A1A1A"/>
           <w:sz w:val="22"/>
         </w:rPr>
-        <w:t>제22조(지급기한 및 증빙서류의 제출)</w:t>
-      </w:r>
-      <w:r>
-        <w:rPr>
-          <w:rFonts w:ascii="KB금융 본문체 Light" w:hAnsi="KB금융 본문체 Light" w:eastAsia="KB금융 본문체 Light"/>
-          <w:b w:val="0"/>
-          <w:color w:val="1A1A1A"/>
-          <w:sz w:val="22"/>
-        </w:rPr>
-        <w:t xml:space="preserve"> ① 부임여비의 지급기한은 발령일부터 1년 이내로 하며, 발령일 현재의 지급기준에 따른다.</w:t>
+        <w:t>제21조(가족여비)</w:t>
+      </w:r>
+      <w:r>
+        <w:rPr>
+          <w:rFonts w:ascii="KB금융 본문체 Light" w:hAnsi="KB금융 본문체 Light" w:eastAsia="KB금융 본문체 Light"/>
+          <w:b w:val="0"/>
+          <w:color w:val="1A1A1A"/>
+          <w:sz w:val="22"/>
+        </w:rPr>
+        <w:t xml:space="preserve"> ① 직원이 부임할 때 부양가족을 동반하거나 부임 후 1년 이내에 그 부양가족을 이전시키는 경우에는 부양가족 1명마다 [별표 제1호]에 따라 다음 각 호와 같이 지급한다.</w:t>
+      </w:r>
+    </w:p>
+    <w:p>
+      <w:pPr>
+        <w:spacing w:line="400" w:lineRule="exact" w:before="0" w:after="0"/>
+        <w:ind w:left="400"/>
+      </w:pPr>
+      <w:r>
+        <w:rPr>
+          <w:rFonts w:ascii="KB금융 본문체 Light" w:hAnsi="KB금융 본문체 Light" w:eastAsia="KB금융 본문체 Light"/>
+          <w:b w:val="0"/>
+          <w:color w:val="1A1A1A"/>
+          <w:sz w:val="22"/>
+        </w:rPr>
+        <w:t>1. 교통비 : 정액을 지급하되, 할인 대상자에게는 그 해당 금액만 지급하고 면제 대상자에게는 지급하지 아니한다.</w:t>
+      </w:r>
+    </w:p>
+    <w:p>
+      <w:pPr>
+        <w:spacing w:line="400" w:lineRule="exact" w:before="0" w:after="0"/>
+        <w:ind w:left="400"/>
+      </w:pPr>
+      <w:r>
+        <w:rPr>
+          <w:rFonts w:ascii="KB금융 본문체 Light" w:hAnsi="KB금융 본문체 Light" w:eastAsia="KB금융 본문체 Light"/>
+          <w:b w:val="0"/>
+          <w:color w:val="1A1A1A"/>
+          <w:sz w:val="22"/>
+        </w:rPr>
+        <w:t>2. 일비 및 식비 : 6세 이상 부양가족에게는 정액을, 6세 미만 부양가족에게는 정액의 2분의 1을 지급한다.</w:t>
       </w:r>
     </w:p>
     <w:p>
@@ -1367,237 +1338,7 @@
           <w:color w:val="1A1A1A"/>
           <w:sz w:val="22"/>
         </w:rPr>
-        <w:t>② 가족여비와 가족 동반에 따른 이전비를 신청하는 경우에는 실제로 전입 및 이전을 완료하고 주민등록표를 제출하여야 한다.</w:t>
-      </w:r>
-    </w:p>
-    <w:p>
-      <w:pPr>
-        <w:spacing w:line="400" w:lineRule="exact" w:before="0" w:after="0"/>
-      </w:pPr>
-    </w:p>
-    <w:p>
-      <w:pPr>
-        <w:spacing w:line="400" w:lineRule="exact" w:before="0" w:after="0"/>
-        <w:jc w:val="center"/>
-      </w:pPr>
-      <w:r>
-        <w:rPr>
-          <w:rFonts w:ascii="KB금융 본문체 Medium" w:hAnsi="KB금융 본문체 Medium" w:eastAsia="KB금융 본문체 Medium"/>
-          <w:b/>
-          <w:color w:val="1A1A1A"/>
-          <w:sz w:val="24"/>
-        </w:rPr>
-        <w:t>제3절 연수여비</w:t>
-      </w:r>
-    </w:p>
-    <w:p>
-      <w:pPr>
-        <w:spacing w:line="400" w:lineRule="exact" w:before="0" w:after="0"/>
-      </w:pPr>
-    </w:p>
-    <w:p>
-      <w:pPr>
-        <w:spacing w:line="400" w:lineRule="exact" w:before="0" w:after="0"/>
-        <w:ind w:left="190" w:hanging="190"/>
-      </w:pPr>
-      <w:r>
-        <w:rPr>
-          <w:rFonts w:ascii="KB금융 본문체 Light" w:hAnsi="KB금융 본문체 Light" w:eastAsia="KB금융 본문체 Light"/>
-          <w:b/>
-          <w:color w:val="1A1A1A"/>
-          <w:sz w:val="22"/>
-        </w:rPr>
-        <w:t>제23조(연수여비)</w:t>
-      </w:r>
-      <w:r>
-        <w:rPr>
-          <w:rFonts w:ascii="KB금융 본문체 Light" w:hAnsi="KB금융 본문체 Light" w:eastAsia="KB금융 본문체 Light"/>
-          <w:b w:val="0"/>
-          <w:color w:val="1A1A1A"/>
-          <w:sz w:val="22"/>
-        </w:rPr>
-        <w:t xml:space="preserve"> ① 직원이 회사 밖의 연수에 참가할 때에는 출장여비에 준하여 여비를 지급하되, [별표 제1호]의 범위에서 지급기준을 달리 적용할 수 있다.</w:t>
-      </w:r>
-    </w:p>
-    <w:p>
-      <w:pPr>
-        <w:spacing w:line="400" w:lineRule="exact" w:before="0" w:after="0"/>
-        <w:ind w:left="200"/>
-      </w:pPr>
-      <w:r>
-        <w:rPr>
-          <w:rFonts w:ascii="KB금융 본문체 Light" w:hAnsi="KB금융 본문체 Light" w:eastAsia="KB금융 본문체 Light"/>
-          <w:b w:val="0"/>
-          <w:color w:val="1A1A1A"/>
-          <w:sz w:val="22"/>
-        </w:rPr>
-        <w:t>② 연수기관에서 교통편의나 숙식을 제공하는 등 여비의 일부 또는 전부를 제공하는 경우에는 해당 여비를 차감하거나 지급하지 아니할 수 있다.</w:t>
-      </w:r>
-    </w:p>
-    <w:p>
-      <w:pPr>
-        <w:spacing w:line="400" w:lineRule="exact" w:before="0" w:after="0"/>
-      </w:pPr>
-    </w:p>
-    <w:p>
-      <w:pPr>
-        <w:spacing w:line="400" w:lineRule="exact" w:before="0" w:after="0"/>
-        <w:jc w:val="center"/>
-      </w:pPr>
-      <w:r>
-        <w:rPr>
-          <w:rFonts w:ascii="KB금융 본문체 Medium" w:hAnsi="KB금융 본문체 Medium" w:eastAsia="KB금융 본문체 Medium"/>
-          <w:b/>
-          <w:color w:val="1A1A1A"/>
-          <w:sz w:val="24"/>
-        </w:rPr>
-        <w:t>제4절 그 밖의 여비</w:t>
-      </w:r>
-    </w:p>
-    <w:p>
-      <w:pPr>
-        <w:spacing w:line="400" w:lineRule="exact" w:before="0" w:after="0"/>
-      </w:pPr>
-    </w:p>
-    <w:p>
-      <w:pPr>
-        <w:spacing w:line="400" w:lineRule="exact" w:before="0" w:after="0"/>
-        <w:ind w:left="190" w:hanging="190"/>
-      </w:pPr>
-      <w:r>
-        <w:rPr>
-          <w:rFonts w:ascii="KB금융 본문체 Light" w:hAnsi="KB금융 본문체 Light" w:eastAsia="KB금융 본문체 Light"/>
-          <w:b/>
-          <w:color w:val="1A1A1A"/>
-          <w:sz w:val="22"/>
-        </w:rPr>
-        <w:t>제24조(휴직자·퇴직자의 여비)</w:t>
-      </w:r>
-      <w:r>
-        <w:rPr>
-          <w:rFonts w:ascii="KB금융 본문체 Light" w:hAnsi="KB금융 본문체 Light" w:eastAsia="KB금융 본문체 Light"/>
-          <w:b w:val="0"/>
-          <w:color w:val="1A1A1A"/>
-          <w:sz w:val="22"/>
-        </w:rPr>
-        <w:t xml:space="preserve"> ① 직원이 국내외 업무여행 중 휴직하거나 퇴직한 경우에는 그 통지를 받은 곳부터 종전 근무지까지 종전 직위에 해당하는 여비를 지급한다.</w:t>
-      </w:r>
-    </w:p>
-    <w:p>
-      <w:pPr>
-        <w:spacing w:line="400" w:lineRule="exact" w:before="0" w:after="0"/>
-        <w:ind w:left="200"/>
-      </w:pPr>
-      <w:r>
-        <w:rPr>
-          <w:rFonts w:ascii="KB금융 본문체 Light" w:hAnsi="KB금융 본문체 Light" w:eastAsia="KB금융 본문체 Light"/>
-          <w:b w:val="0"/>
-          <w:color w:val="1A1A1A"/>
-          <w:sz w:val="22"/>
-        </w:rPr>
-        <w:t>② 휴직하거나 퇴직한 사람에게 사무인계 또는 잔무정리 등을 위하여 여행을 명한 경우에는 종전 직위에 해당하는 여비를 지급한다.</w:t>
-      </w:r>
-    </w:p>
-    <w:p>
-      <w:pPr>
-        <w:spacing w:line="400" w:lineRule="exact" w:before="0" w:after="0"/>
-      </w:pPr>
-    </w:p>
-    <w:p>
-      <w:pPr>
-        <w:spacing w:line="400" w:lineRule="exact" w:before="0" w:after="0"/>
-        <w:ind w:left="190" w:hanging="190"/>
-      </w:pPr>
-      <w:r>
-        <w:rPr>
-          <w:rFonts w:ascii="KB금융 본문체 Light" w:hAnsi="KB금융 본문체 Light" w:eastAsia="KB금융 본문체 Light"/>
-          <w:b/>
-          <w:color w:val="1A1A1A"/>
-          <w:sz w:val="22"/>
-        </w:rPr>
-        <w:t>제25조(여행 중 부상자의 여비)</w:t>
-      </w:r>
-      <w:r>
-        <w:rPr>
-          <w:rFonts w:ascii="KB금융 본문체 Light" w:hAnsi="KB금융 본문체 Light" w:eastAsia="KB금융 본문체 Light"/>
-          <w:b w:val="0"/>
-          <w:color w:val="1A1A1A"/>
-          <w:sz w:val="22"/>
-        </w:rPr>
-        <w:t xml:space="preserve"> 업무여행 중 질병이나 부상으로 가족의 간호가 필요하다고 인정되는 경우에는 가족 1명에 한정하여 본인과 같은 등급의 왕복여비를 지급한다.</w:t>
-      </w:r>
-    </w:p>
-    <w:p>
-      <w:pPr>
-        <w:spacing w:line="400" w:lineRule="exact" w:before="0" w:after="0"/>
-      </w:pPr>
-    </w:p>
-    <w:p>
-      <w:pPr>
-        <w:spacing w:line="400" w:lineRule="exact" w:before="0" w:after="0"/>
-        <w:ind w:left="190" w:hanging="190"/>
-      </w:pPr>
-      <w:r>
-        <w:rPr>
-          <w:rFonts w:ascii="KB금융 본문체 Light" w:hAnsi="KB금융 본문체 Light" w:eastAsia="KB금융 본문체 Light"/>
-          <w:b/>
-          <w:color w:val="1A1A1A"/>
-          <w:sz w:val="22"/>
-        </w:rPr>
-        <w:t>제26조(여행 중 사망자의 여비)</w:t>
-      </w:r>
-      <w:r>
-        <w:rPr>
-          <w:rFonts w:ascii="KB금융 본문체 Light" w:hAnsi="KB금융 본문체 Light" w:eastAsia="KB금융 본문체 Light"/>
-          <w:b w:val="0"/>
-          <w:color w:val="1A1A1A"/>
-          <w:sz w:val="22"/>
-        </w:rPr>
-        <w:t xml:space="preserve"> ① 국내 업무여행 중 사망한 경우에는 부임 중인 경우에는 종전 근무지부터 부임지를 경유하여 생활근거지까지, 출장 또는 연수 중인 경우에는 근무지부터 출장지 또는 연수지를 경유하여 생활근거지까지 본인 직위 또는 종전 직위의 여비에 해당하는 금액의 2배를 유가족에게 지급한다.</w:t>
-      </w:r>
-    </w:p>
-    <w:p>
-      <w:pPr>
-        <w:spacing w:line="400" w:lineRule="exact" w:before="0" w:after="0"/>
-        <w:ind w:left="200"/>
-      </w:pPr>
-      <w:r>
-        <w:rPr>
-          <w:rFonts w:ascii="KB금융 본문체 Light" w:hAnsi="KB금융 본문체 Light" w:eastAsia="KB금융 본문체 Light"/>
-          <w:b w:val="0"/>
-          <w:color w:val="1A1A1A"/>
-          <w:sz w:val="22"/>
-        </w:rPr>
-        <w:t>② 국외여행 또는 체재 중 사망한 경우에는 [별표 제5호]에 따른 여비액을 유가족에게 지급한다.</w:t>
-      </w:r>
-    </w:p>
-    <w:p>
-      <w:pPr>
-        <w:spacing w:line="400" w:lineRule="exact" w:before="0" w:after="0"/>
-      </w:pPr>
-    </w:p>
-    <w:p>
-      <w:pPr>
-        <w:spacing w:line="400" w:lineRule="exact" w:before="0" w:after="0"/>
-        <w:ind w:left="190" w:hanging="190"/>
-      </w:pPr>
-      <w:r>
-        <w:rPr>
-          <w:rFonts w:ascii="KB금융 본문체 Light" w:hAnsi="KB금융 본문체 Light" w:eastAsia="KB금융 본문체 Light"/>
-          <w:b/>
-          <w:color w:val="1A1A1A"/>
-          <w:sz w:val="22"/>
-        </w:rPr>
-        <w:t>제27조(준용)</w:t>
-      </w:r>
-      <w:r>
-        <w:rPr>
-          <w:rFonts w:ascii="KB금융 본문체 Light" w:hAnsi="KB금융 본문체 Light" w:eastAsia="KB금융 본문체 Light"/>
-          <w:b w:val="0"/>
-          <w:color w:val="1A1A1A"/>
-          <w:sz w:val="22"/>
-        </w:rPr>
-        <w:t xml:space="preserve"> ① 정년만기 또는 회사 형편으로 퇴직하는 사람에 대하여는 퇴직일부터 2개월 이내에 근무지부터 등록기준지 또는 생활근거지까지 실제로 이주하는 경우에 한정하여 종전 직위에 상당하는 부임에 준하는 여비를 지급할 수 있다. 다만, 근속 3년 미만인 사람과 징계로 해직된 사람은 제외한다. </w:t>
+        <w:t xml:space="preserve">② 제1항에서 "부양가족"이란 배우자, 직계존비속 및 19세 미만의 형제자매로서 함께 사는 사람을 말한다. </w:t>
       </w:r>
       <w:r>
         <w:rPr>
@@ -1606,7 +1347,110 @@
           <w:color w:val="B03030"/>
           <w:sz w:val="18"/>
         </w:rPr>
-        <w:t>&lt;확인 요망: 현행 '본적지'는 호주제 폐지(2008)로 없어진 개념이므로 '등록기준지'로 정비&gt;</w:t>
+        <w:t>&lt;확인 요망: 현행 '만 20세 미만'을 민법상 성년 기준(19세)에 맞춤 — 다른 사규의 부양가족 기준과 정합 확인&gt;</w:t>
+      </w:r>
+    </w:p>
+    <w:p>
+      <w:pPr>
+        <w:spacing w:line="400" w:lineRule="exact" w:before="0" w:after="0"/>
+      </w:pPr>
+    </w:p>
+    <w:p>
+      <w:pPr>
+        <w:spacing w:line="400" w:lineRule="exact" w:before="0" w:after="0"/>
+        <w:ind w:left="190" w:hanging="190"/>
+      </w:pPr>
+      <w:r>
+        <w:rPr>
+          <w:rFonts w:ascii="KB금융 본문체 Light" w:hAnsi="KB금융 본문체 Light" w:eastAsia="KB금융 본문체 Light"/>
+          <w:b/>
+          <w:color w:val="1A1A1A"/>
+          <w:sz w:val="22"/>
+        </w:rPr>
+        <w:t>제22조(이전비)</w:t>
+      </w:r>
+      <w:r>
+        <w:rPr>
+          <w:rFonts w:ascii="KB금융 본문체 Light" w:hAnsi="KB금융 본문체 Light" w:eastAsia="KB금융 본문체 Light"/>
+          <w:b w:val="0"/>
+          <w:color w:val="1A1A1A"/>
+          <w:sz w:val="22"/>
+        </w:rPr>
+        <w:t xml:space="preserve"> 이전비는 [별표 제2호]에서 정하는 바에 따라 다음 각 호와 같이 지급한다.</w:t>
+      </w:r>
+    </w:p>
+    <w:p>
+      <w:pPr>
+        <w:spacing w:line="400" w:lineRule="exact" w:before="0" w:after="0"/>
+        <w:ind w:left="400"/>
+      </w:pPr>
+      <w:r>
+        <w:rPr>
+          <w:rFonts w:ascii="KB금융 본문체 Light" w:hAnsi="KB금융 본문체 Light" w:eastAsia="KB금융 본문체 Light"/>
+          <w:b w:val="0"/>
+          <w:color w:val="1A1A1A"/>
+          <w:sz w:val="22"/>
+        </w:rPr>
+        <w:t>1. 부임할 때 부양가족을 동반하는 경우 : 이전비 정액의 전액</w:t>
+      </w:r>
+    </w:p>
+    <w:p>
+      <w:pPr>
+        <w:spacing w:line="400" w:lineRule="exact" w:before="0" w:after="0"/>
+        <w:ind w:left="400"/>
+      </w:pPr>
+      <w:r>
+        <w:rPr>
+          <w:rFonts w:ascii="KB금융 본문체 Light" w:hAnsi="KB금융 본문체 Light" w:eastAsia="KB금융 본문체 Light"/>
+          <w:b w:val="0"/>
+          <w:color w:val="1A1A1A"/>
+          <w:sz w:val="22"/>
+        </w:rPr>
+        <w:t>2. 부양가족이 있는 직원이 단신으로 부임하는 경우 : 이전비 정액의 2분의 1을 지급하고, 1년 이내에 부양가족을 이전시킬 때 잔액 지급</w:t>
+      </w:r>
+    </w:p>
+    <w:p>
+      <w:pPr>
+        <w:spacing w:line="400" w:lineRule="exact" w:before="0" w:after="0"/>
+        <w:ind w:left="400"/>
+      </w:pPr>
+      <w:r>
+        <w:rPr>
+          <w:rFonts w:ascii="KB금융 본문체 Light" w:hAnsi="KB금융 본문체 Light" w:eastAsia="KB금융 본문체 Light"/>
+          <w:b w:val="0"/>
+          <w:color w:val="1A1A1A"/>
+          <w:sz w:val="22"/>
+        </w:rPr>
+        <w:t>3. 가족이 없는 직원이 단신으로 부임하는 경우 : 이전비 정액의 2분의 1</w:t>
+      </w:r>
+    </w:p>
+    <w:p>
+      <w:pPr>
+        <w:spacing w:line="400" w:lineRule="exact" w:before="0" w:after="0"/>
+      </w:pPr>
+    </w:p>
+    <w:p>
+      <w:pPr>
+        <w:spacing w:line="400" w:lineRule="exact" w:before="0" w:after="0"/>
+        <w:ind w:left="190" w:hanging="190"/>
+      </w:pPr>
+      <w:r>
+        <w:rPr>
+          <w:rFonts w:ascii="KB금융 본문체 Light" w:hAnsi="KB금융 본문체 Light" w:eastAsia="KB금융 본문체 Light"/>
+          <w:b/>
+          <w:color w:val="1A1A1A"/>
+          <w:sz w:val="22"/>
+        </w:rPr>
+        <w:t>제23조(지급기한 및 증빙서류의 제출)</w:t>
+      </w:r>
+      <w:r>
+        <w:rPr>
+          <w:rFonts w:ascii="KB금융 본문체 Light" w:hAnsi="KB금융 본문체 Light" w:eastAsia="KB금융 본문체 Light"/>
+          <w:b w:val="0"/>
+          <w:color w:val="1A1A1A"/>
+          <w:sz w:val="22"/>
+        </w:rPr>
+        <w:t xml:space="preserve"> ① 부임여비의 지급기한은 발령일부터 1년 이내로 하며, 발령일 현재의 지급기준에 따른다.</w:t>
       </w:r>
     </w:p>
     <w:p>
@@ -1621,7 +1465,7 @@
           <w:color w:val="1A1A1A"/>
           <w:sz w:val="22"/>
         </w:rPr>
-        <w:t>② 제1항은 직원이 사망한 경우에도 준용하며, 그 여비는 유가족에게 지급한다.</w:t>
+        <w:t>② 가족여비와 가족 동반에 따른 이전비를 신청하는 경우에는 실제로 전입 및 이전을 완료하고 주민등록표를 제출하여야 한다.</w:t>
       </w:r>
     </w:p>
     <w:p>
@@ -1639,9 +1483,9 @@
           <w:rFonts w:ascii="KB금융 본문체 Medium" w:hAnsi="KB금융 본문체 Medium" w:eastAsia="KB금융 본문체 Medium"/>
           <w:b/>
           <w:color w:val="1A1A1A"/>
-          <w:sz w:val="26"/>
-        </w:rPr>
-        <w:t>제4장 국외여비</w:t>
+          <w:sz w:val="24"/>
+        </w:rPr>
+        <w:t>제3절 연수여비</w:t>
       </w:r>
     </w:p>
     <w:p>
@@ -1661,16 +1505,16 @@
           <w:color w:val="1A1A1A"/>
           <w:sz w:val="22"/>
         </w:rPr>
-        <w:t>제28조(지급기준)</w:t>
-      </w:r>
-      <w:r>
-        <w:rPr>
-          <w:rFonts w:ascii="KB금융 본문체 Light" w:hAnsi="KB금융 본문체 Light" w:eastAsia="KB금융 본문체 Light"/>
-          <w:b w:val="0"/>
-          <w:color w:val="1A1A1A"/>
-          <w:sz w:val="22"/>
-        </w:rPr>
-        <w:t xml:space="preserve"> ① 국외여행의 여비 지급 대상 기간은 육로로 출국하는 경우에는 국내 최종역, 해로로 출국하는 경우에는 국내 항만, 공로로 출국하는 경우에는 국내 공항을 출발할 때부터 도착할 때까지로 한다.</w:t>
+        <w:t>제24조(연수여비)</w:t>
+      </w:r>
+      <w:r>
+        <w:rPr>
+          <w:rFonts w:ascii="KB금융 본문체 Light" w:hAnsi="KB금융 본문체 Light" w:eastAsia="KB금융 본문체 Light"/>
+          <w:b w:val="0"/>
+          <w:color w:val="1A1A1A"/>
+          <w:sz w:val="22"/>
+        </w:rPr>
+        <w:t xml:space="preserve"> ① 직원이 회사 밖의 연수에 참가할 때에는 출장여비에 준하여 여비를 지급하되, [별표 제1호]의 범위에서 지급기준을 달리 적용할 수 있다.</w:t>
       </w:r>
     </w:p>
     <w:p>
@@ -1685,7 +1529,27 @@
           <w:color w:val="1A1A1A"/>
           <w:sz w:val="22"/>
         </w:rPr>
-        <w:t>② 여비는 지급일 현재의 현찰매도율로 환산하여 원화로 지급할 수 있다.</w:t>
+        <w:t>② 연수기관에서 교통편의나 숙식을 제공하는 등 여비의 일부 또는 전부를 제공하는 경우에는 해당 여비를 차감하거나 지급하지 아니할 수 있다.</w:t>
+      </w:r>
+    </w:p>
+    <w:p>
+      <w:pPr>
+        <w:spacing w:line="400" w:lineRule="exact" w:before="0" w:after="0"/>
+      </w:pPr>
+    </w:p>
+    <w:p>
+      <w:pPr>
+        <w:spacing w:line="400" w:lineRule="exact" w:before="0" w:after="0"/>
+        <w:jc w:val="center"/>
+      </w:pPr>
+      <w:r>
+        <w:rPr>
+          <w:rFonts w:ascii="KB금융 본문체 Medium" w:hAnsi="KB금융 본문체 Medium" w:eastAsia="KB금융 본문체 Medium"/>
+          <w:b/>
+          <w:color w:val="1A1A1A"/>
+          <w:sz w:val="24"/>
+        </w:rPr>
+        <w:t>제4절 그 밖의 여비</w:t>
       </w:r>
     </w:p>
     <w:p>
@@ -1705,16 +1569,31 @@
           <w:color w:val="1A1A1A"/>
           <w:sz w:val="22"/>
         </w:rPr>
-        <w:t>제29조(교통비)</w:t>
-      </w:r>
-      <w:r>
-        <w:rPr>
-          <w:rFonts w:ascii="KB금융 본문체 Light" w:hAnsi="KB금융 본문체 Light" w:eastAsia="KB금융 본문체 Light"/>
-          <w:b w:val="0"/>
-          <w:color w:val="1A1A1A"/>
-          <w:sz w:val="22"/>
-        </w:rPr>
-        <w:t xml:space="preserve"> 국외여행의 교통비는 [별표 제4호]에 따라 지급한다.</w:t>
+        <w:t>제25조(휴직자·퇴직자의 여비)</w:t>
+      </w:r>
+      <w:r>
+        <w:rPr>
+          <w:rFonts w:ascii="KB금융 본문체 Light" w:hAnsi="KB금융 본문체 Light" w:eastAsia="KB금융 본문체 Light"/>
+          <w:b w:val="0"/>
+          <w:color w:val="1A1A1A"/>
+          <w:sz w:val="22"/>
+        </w:rPr>
+        <w:t xml:space="preserve"> ① 직원이 국내외 업무여행 중 휴직하거나 퇴직한 경우에는 그 통지를 받은 곳부터 종전 근무지까지 종전 직위에 해당하는 여비를 지급한다.</w:t>
+      </w:r>
+    </w:p>
+    <w:p>
+      <w:pPr>
+        <w:spacing w:line="400" w:lineRule="exact" w:before="0" w:after="0"/>
+        <w:ind w:left="200"/>
+      </w:pPr>
+      <w:r>
+        <w:rPr>
+          <w:rFonts w:ascii="KB금융 본문체 Light" w:hAnsi="KB금융 본문체 Light" w:eastAsia="KB금융 본문체 Light"/>
+          <w:b w:val="0"/>
+          <w:color w:val="1A1A1A"/>
+          <w:sz w:val="22"/>
+        </w:rPr>
+        <w:t>② 휴직하거나 퇴직한 사람에게 사무인계 또는 잔무정리 등을 위하여 여행을 명한 경우에는 종전 직위에 해당하는 여비를 지급한다.</w:t>
       </w:r>
     </w:p>
     <w:p>
@@ -1734,61 +1613,16 @@
           <w:color w:val="1A1A1A"/>
           <w:sz w:val="22"/>
         </w:rPr>
-        <w:t>제30조(체재비)</w:t>
-      </w:r>
-      <w:r>
-        <w:rPr>
-          <w:rFonts w:ascii="KB금융 본문체 Light" w:hAnsi="KB금융 본문체 Light" w:eastAsia="KB금융 본문체 Light"/>
-          <w:b w:val="0"/>
-          <w:color w:val="1A1A1A"/>
-          <w:sz w:val="22"/>
-        </w:rPr>
-        <w:t xml:space="preserve"> 체재비는 기본체재비, 일당체재비 및 월당체재비로 구분하며, 다음 각 호에 따라 [별표 제4호]에서 정한 기준으로 지급한다.</w:t>
-      </w:r>
-    </w:p>
-    <w:p>
-      <w:pPr>
-        <w:spacing w:line="400" w:lineRule="exact" w:before="0" w:after="0"/>
-        <w:ind w:left="400"/>
-      </w:pPr>
-      <w:r>
-        <w:rPr>
-          <w:rFonts w:ascii="KB금융 본문체 Light" w:hAnsi="KB금융 본문체 Light" w:eastAsia="KB금융 본문체 Light"/>
-          <w:b w:val="0"/>
-          <w:color w:val="1A1A1A"/>
-          <w:sz w:val="22"/>
-        </w:rPr>
-        <w:t>1. 기본체재비는 여행준비와 목적지에서의 생활정착을 위하여 지급한다.</w:t>
-      </w:r>
-    </w:p>
-    <w:p>
-      <w:pPr>
-        <w:spacing w:line="400" w:lineRule="exact" w:before="0" w:after="0"/>
-        <w:ind w:left="400"/>
-      </w:pPr>
-      <w:r>
-        <w:rPr>
-          <w:rFonts w:ascii="KB금융 본문체 Light" w:hAnsi="KB금융 본문체 Light" w:eastAsia="KB금융 본문체 Light"/>
-          <w:b w:val="0"/>
-          <w:color w:val="1A1A1A"/>
-          <w:sz w:val="22"/>
-        </w:rPr>
-        <w:t>2. 일당체재비는 여행일수가 60일에 이르기까지 그 일수에 따라 지급하되, 30일을 초과하는 경우 그 초과일수에 대하여는 정액의 100분의 30을 감액하여 지급한다.</w:t>
-      </w:r>
-    </w:p>
-    <w:p>
-      <w:pPr>
-        <w:spacing w:line="400" w:lineRule="exact" w:before="0" w:after="0"/>
-        <w:ind w:left="400"/>
-      </w:pPr>
-      <w:r>
-        <w:rPr>
-          <w:rFonts w:ascii="KB금융 본문체 Light" w:hAnsi="KB금융 본문체 Light" w:eastAsia="KB금융 본문체 Light"/>
-          <w:b w:val="0"/>
-          <w:color w:val="1A1A1A"/>
-          <w:sz w:val="22"/>
-        </w:rPr>
-        <w:t>3. 월당체재비는 여행일수 60일을 초과하는 부분에 대하여 30일을 1개월로 계산한 월수에 따라 지급하며, 30일 미만의 체재일수는 월당체재비에 30일 미만의 체재일수를 곱한 금액을 30으로 나누어 지급한다.</w:t>
+        <w:t>제26조(여행 중 부상자의 여비)</w:t>
+      </w:r>
+      <w:r>
+        <w:rPr>
+          <w:rFonts w:ascii="KB금융 본문체 Light" w:hAnsi="KB금융 본문체 Light" w:eastAsia="KB금융 본문체 Light"/>
+          <w:b w:val="0"/>
+          <w:color w:val="1A1A1A"/>
+          <w:sz w:val="22"/>
+        </w:rPr>
+        <w:t xml:space="preserve"> 업무여행 중 질병이나 부상으로 가족의 간호가 필요하다고 인정되는 경우에는 가족 1명에 한정하여 본인과 같은 등급의 왕복여비를 지급한다.</w:t>
       </w:r>
     </w:p>
     <w:p>
@@ -1808,16 +1642,16 @@
           <w:color w:val="1A1A1A"/>
           <w:sz w:val="22"/>
         </w:rPr>
-        <w:t>제31조(부대비용)</w:t>
-      </w:r>
-      <w:r>
-        <w:rPr>
-          <w:rFonts w:ascii="KB금융 본문체 Light" w:hAnsi="KB금융 본문체 Light" w:eastAsia="KB금융 본문체 Light"/>
-          <w:b w:val="0"/>
-          <w:color w:val="1A1A1A"/>
-          <w:sz w:val="22"/>
-        </w:rPr>
-        <w:t xml:space="preserve"> ① 여권 발급과 입국사증에 드는 수수료, 입국세 등 부대비용은 실비를 지급한다.</w:t>
+        <w:t>제27조(여행 중 사망자의 여비)</w:t>
+      </w:r>
+      <w:r>
+        <w:rPr>
+          <w:rFonts w:ascii="KB금융 본문체 Light" w:hAnsi="KB금융 본문체 Light" w:eastAsia="KB금융 본문체 Light"/>
+          <w:b w:val="0"/>
+          <w:color w:val="1A1A1A"/>
+          <w:sz w:val="22"/>
+        </w:rPr>
+        <w:t xml:space="preserve"> ① 국내 업무여행 중 사망한 경우에는 부임 중인 경우에는 종전 근무지부터 부임지를 경유하여 생활근거지까지, 출장 또는 연수 중인 경우에는 근무지부터 출장지 또는 연수지를 경유하여 생활근거지까지 본인 직위 또는 종전 직위의 여비에 해당하는 금액의 2배를 유가족에게 지급한다.</w:t>
       </w:r>
     </w:p>
     <w:p>
@@ -1832,7 +1666,7 @@
           <w:color w:val="1A1A1A"/>
           <w:sz w:val="22"/>
         </w:rPr>
-        <w:t>② 국외여행 중 질병이나 그 밖의 사고에 대비하여 보험에 가입하고 [별표 제6호]의 기준에 따른 보험료를 지급한다.</w:t>
+        <w:t>② 국외여행 또는 체재 중 사망한 경우에는 [별표 제5호]에 따른 여비액을 유가족에게 지급한다.</w:t>
       </w:r>
     </w:p>
     <w:p>
@@ -1852,80 +1686,16 @@
           <w:color w:val="1A1A1A"/>
           <w:sz w:val="22"/>
         </w:rPr>
-        <w:t>제32조(여비지급의 특례 및 공제)</w:t>
-      </w:r>
-      <w:r>
-        <w:rPr>
-          <w:rFonts w:ascii="KB금융 본문체 Light" w:hAnsi="KB금융 본문체 Light" w:eastAsia="KB금융 본문체 Light"/>
-          <w:b w:val="0"/>
-          <w:color w:val="1A1A1A"/>
-          <w:sz w:val="22"/>
-        </w:rPr>
-        <w:t xml:space="preserve"> ① 파견처 또는 출장 상대처에서 경비의 일부 또는 전부(금전 외의 숙식 제공을 포함한다)를 부담하거나 여행업체에 경비를 일괄 지급하는 경우로서 그 금액이 이 규정에서 정한 여비에 미치지 못하는 경우에는 기본체재비의 100분의 50 범위에서 그 차액을 지급할 수 있다.</w:t>
-      </w:r>
-    </w:p>
-    <w:p>
-      <w:pPr>
-        <w:spacing w:line="400" w:lineRule="exact" w:before="0" w:after="0"/>
-        <w:ind w:left="200"/>
-      </w:pPr>
-      <w:r>
-        <w:rPr>
-          <w:rFonts w:ascii="KB금융 본문체 Light" w:hAnsi="KB금융 본문체 Light" w:eastAsia="KB금융 본문체 Light"/>
-          <w:b w:val="0"/>
-          <w:color w:val="1A1A1A"/>
-          <w:sz w:val="22"/>
-        </w:rPr>
-        <w:t>② 파견처 또는 출장 상대처가 숙식 제공 등의 방법으로 여비를 부담하여 그 금액을 산정할 수 없는 경우에는 일당체재비(월당체재비를 포함한다)의 구성비를 숙박비 100분의 45, 식비 100분의 30, 일비 100분의 25로 하여 산정한다.</w:t>
-      </w:r>
-    </w:p>
-    <w:p>
-      <w:pPr>
-        <w:spacing w:line="400" w:lineRule="exact" w:before="0" w:after="0"/>
-      </w:pPr>
-    </w:p>
-    <w:p>
-      <w:pPr>
-        <w:spacing w:line="400" w:lineRule="exact" w:before="0" w:after="0"/>
-        <w:jc w:val="center"/>
-      </w:pPr>
-      <w:r>
-        <w:rPr>
-          <w:rFonts w:ascii="KB금융 본문체 Medium" w:hAnsi="KB금융 본문체 Medium" w:eastAsia="KB금융 본문체 Medium"/>
-          <w:b/>
-          <w:color w:val="1A1A1A"/>
-          <w:sz w:val="26"/>
-        </w:rPr>
-        <w:t>제5장 보칙</w:t>
-      </w:r>
-    </w:p>
-    <w:p>
-      <w:pPr>
-        <w:spacing w:line="400" w:lineRule="exact" w:before="0" w:after="0"/>
-      </w:pPr>
-    </w:p>
-    <w:p>
-      <w:pPr>
-        <w:spacing w:line="400" w:lineRule="exact" w:before="0" w:after="0"/>
-        <w:ind w:left="190" w:hanging="190"/>
-      </w:pPr>
-      <w:r>
-        <w:rPr>
-          <w:rFonts w:ascii="KB금융 본문체 Light" w:hAnsi="KB금융 본문체 Light" w:eastAsia="KB금융 본문체 Light"/>
-          <w:b/>
-          <w:color w:val="1A1A1A"/>
-          <w:sz w:val="22"/>
-        </w:rPr>
-        <w:t>제33조(원격지 근무 교통비)</w:t>
-      </w:r>
-      <w:r>
-        <w:rPr>
-          <w:rFonts w:ascii="KB금융 본문체 Light" w:hAnsi="KB금융 본문체 Light" w:eastAsia="KB금융 본문체 Light"/>
-          <w:b w:val="0"/>
-          <w:color w:val="1A1A1A"/>
-          <w:sz w:val="22"/>
-        </w:rPr>
-        <w:t xml:space="preserve"> 근무지와 거주지가 서로 다른 특별시·광역시 또는 도에 속하는 임원 및 직원에게는 근무지와 거주지 간의 왕복 교통비를 주 1회에 한정하여 실비로 지원할 수 있다. 이 경우 주는 월요일부터 일요일까지로 한다. </w:t>
+        <w:t>제28조(준용)</w:t>
+      </w:r>
+      <w:r>
+        <w:rPr>
+          <w:rFonts w:ascii="KB금융 본문체 Light" w:hAnsi="KB금융 본문체 Light" w:eastAsia="KB금융 본문체 Light"/>
+          <w:b w:val="0"/>
+          <w:color w:val="1A1A1A"/>
+          <w:sz w:val="22"/>
+        </w:rPr>
+        <w:t xml:space="preserve"> ① 정년만기 또는 회사 형편으로 퇴직하는 사람에 대하여는 퇴직일부터 2개월 이내에 근무지부터 등록기준지 또는 생활근거지까지 실제로 이주하는 경우에 한정하여 종전 직위에 상당하는 부임에 준하는 여비를 지급할 수 있다. 다만, 근속 3년 미만인 사람과 징계로 해직된 사람은 제외한다. </w:t>
       </w:r>
       <w:r>
         <w:rPr>
@@ -1934,7 +1704,42 @@
           <w:color w:val="B03030"/>
           <w:sz w:val="18"/>
         </w:rPr>
-        <w:t>&lt;확인 요망: 시행문으로만 운영해 온 지급 기준의 규정화. 「복지후생규정」 제18조 통근비와의 중복 지급 여부, 지급 위치(여비규정 또는 복지후생규정) 확정 필요&gt;</w:t>
+        <w:t>&lt;확인 요망: 현행 '본적지'는 호주제 폐지(2008)로 없어진 개념이므로 '등록기준지'로 정비&gt;</w:t>
+      </w:r>
+    </w:p>
+    <w:p>
+      <w:pPr>
+        <w:spacing w:line="400" w:lineRule="exact" w:before="0" w:after="0"/>
+        <w:ind w:left="200"/>
+      </w:pPr>
+      <w:r>
+        <w:rPr>
+          <w:rFonts w:ascii="KB금융 본문체 Light" w:hAnsi="KB금융 본문체 Light" w:eastAsia="KB금융 본문체 Light"/>
+          <w:b w:val="0"/>
+          <w:color w:val="1A1A1A"/>
+          <w:sz w:val="22"/>
+        </w:rPr>
+        <w:t>② 제1항은 직원이 사망한 경우에도 준용하며, 그 여비는 유가족에게 지급한다.</w:t>
+      </w:r>
+    </w:p>
+    <w:p>
+      <w:pPr>
+        <w:spacing w:line="400" w:lineRule="exact" w:before="0" w:after="0"/>
+      </w:pPr>
+    </w:p>
+    <w:p>
+      <w:pPr>
+        <w:spacing w:line="400" w:lineRule="exact" w:before="0" w:after="0"/>
+        <w:jc w:val="center"/>
+      </w:pPr>
+      <w:r>
+        <w:rPr>
+          <w:rFonts w:ascii="KB금융 본문체 Medium" w:hAnsi="KB금융 본문체 Medium" w:eastAsia="KB금융 본문체 Medium"/>
+          <w:b/>
+          <w:color w:val="1A1A1A"/>
+          <w:sz w:val="26"/>
+        </w:rPr>
+        <w:t>제4장 국외여비</w:t>
       </w:r>
     </w:p>
     <w:p>
@@ -1954,16 +1759,271 @@
           <w:color w:val="1A1A1A"/>
           <w:sz w:val="22"/>
         </w:rPr>
-        <w:t>제34조(위임)</w:t>
-      </w:r>
-      <w:r>
-        <w:rPr>
-          <w:rFonts w:ascii="KB금융 본문체 Light" w:hAnsi="KB금융 본문체 Light" w:eastAsia="KB금융 본문체 Light"/>
-          <w:b w:val="0"/>
-          <w:color w:val="1A1A1A"/>
-          <w:sz w:val="22"/>
-        </w:rPr>
-        <w:t xml:space="preserve"> 이 규정의 시행에 필요한 세부사항은 대표이사가 따로 정한다. </w:t>
+        <w:t>제29조(지급기준)</w:t>
+      </w:r>
+      <w:r>
+        <w:rPr>
+          <w:rFonts w:ascii="KB금융 본문체 Light" w:hAnsi="KB금융 본문체 Light" w:eastAsia="KB금융 본문체 Light"/>
+          <w:b w:val="0"/>
+          <w:color w:val="1A1A1A"/>
+          <w:sz w:val="22"/>
+        </w:rPr>
+        <w:t xml:space="preserve"> ① 국외여행의 여비 지급 대상 기간은 육로로 출국하는 경우에는 국내 최종역, 해로로 출국하는 경우에는 국내 항만, 공로로 출국하는 경우에는 국내 공항을 출발할 때부터 도착할 때까지로 한다.</w:t>
+      </w:r>
+    </w:p>
+    <w:p>
+      <w:pPr>
+        <w:spacing w:line="400" w:lineRule="exact" w:before="0" w:after="0"/>
+        <w:ind w:left="200"/>
+      </w:pPr>
+      <w:r>
+        <w:rPr>
+          <w:rFonts w:ascii="KB금융 본문체 Light" w:hAnsi="KB금융 본문체 Light" w:eastAsia="KB금융 본문체 Light"/>
+          <w:b w:val="0"/>
+          <w:color w:val="1A1A1A"/>
+          <w:sz w:val="22"/>
+        </w:rPr>
+        <w:t>② 여비는 지급일 현재의 현찰매도율로 환산하여 원화로 지급할 수 있다.</w:t>
+      </w:r>
+    </w:p>
+    <w:p>
+      <w:pPr>
+        <w:spacing w:line="400" w:lineRule="exact" w:before="0" w:after="0"/>
+      </w:pPr>
+    </w:p>
+    <w:p>
+      <w:pPr>
+        <w:spacing w:line="400" w:lineRule="exact" w:before="0" w:after="0"/>
+        <w:ind w:left="190" w:hanging="190"/>
+      </w:pPr>
+      <w:r>
+        <w:rPr>
+          <w:rFonts w:ascii="KB금융 본문체 Light" w:hAnsi="KB금융 본문체 Light" w:eastAsia="KB금융 본문체 Light"/>
+          <w:b/>
+          <w:color w:val="1A1A1A"/>
+          <w:sz w:val="22"/>
+        </w:rPr>
+        <w:t>제30조(교통비)</w:t>
+      </w:r>
+      <w:r>
+        <w:rPr>
+          <w:rFonts w:ascii="KB금융 본문체 Light" w:hAnsi="KB금융 본문체 Light" w:eastAsia="KB금융 본문체 Light"/>
+          <w:b w:val="0"/>
+          <w:color w:val="1A1A1A"/>
+          <w:sz w:val="22"/>
+        </w:rPr>
+        <w:t xml:space="preserve"> 국외여행의 교통비는 [별표 제4호]에 따라 지급한다.</w:t>
+      </w:r>
+    </w:p>
+    <w:p>
+      <w:pPr>
+        <w:spacing w:line="400" w:lineRule="exact" w:before="0" w:after="0"/>
+      </w:pPr>
+    </w:p>
+    <w:p>
+      <w:pPr>
+        <w:spacing w:line="400" w:lineRule="exact" w:before="0" w:after="0"/>
+        <w:ind w:left="190" w:hanging="190"/>
+      </w:pPr>
+      <w:r>
+        <w:rPr>
+          <w:rFonts w:ascii="KB금융 본문체 Light" w:hAnsi="KB금융 본문체 Light" w:eastAsia="KB금융 본문체 Light"/>
+          <w:b/>
+          <w:color w:val="1A1A1A"/>
+          <w:sz w:val="22"/>
+        </w:rPr>
+        <w:t>제31조(체재비)</w:t>
+      </w:r>
+      <w:r>
+        <w:rPr>
+          <w:rFonts w:ascii="KB금융 본문체 Light" w:hAnsi="KB금융 본문체 Light" w:eastAsia="KB금융 본문체 Light"/>
+          <w:b w:val="0"/>
+          <w:color w:val="1A1A1A"/>
+          <w:sz w:val="22"/>
+        </w:rPr>
+        <w:t xml:space="preserve"> 체재비는 기본체재비, 일당체재비 및 월당체재비로 구분하며, 다음 각 호에 따라 [별표 제4호]에서 정한 기준으로 지급한다.</w:t>
+      </w:r>
+    </w:p>
+    <w:p>
+      <w:pPr>
+        <w:spacing w:line="400" w:lineRule="exact" w:before="0" w:after="0"/>
+        <w:ind w:left="400"/>
+      </w:pPr>
+      <w:r>
+        <w:rPr>
+          <w:rFonts w:ascii="KB금융 본문체 Light" w:hAnsi="KB금융 본문체 Light" w:eastAsia="KB금융 본문체 Light"/>
+          <w:b w:val="0"/>
+          <w:color w:val="1A1A1A"/>
+          <w:sz w:val="22"/>
+        </w:rPr>
+        <w:t>1. 기본체재비는 여행준비와 목적지에서의 생활정착을 위하여 지급한다.</w:t>
+      </w:r>
+    </w:p>
+    <w:p>
+      <w:pPr>
+        <w:spacing w:line="400" w:lineRule="exact" w:before="0" w:after="0"/>
+        <w:ind w:left="400"/>
+      </w:pPr>
+      <w:r>
+        <w:rPr>
+          <w:rFonts w:ascii="KB금융 본문체 Light" w:hAnsi="KB금융 본문체 Light" w:eastAsia="KB금융 본문체 Light"/>
+          <w:b w:val="0"/>
+          <w:color w:val="1A1A1A"/>
+          <w:sz w:val="22"/>
+        </w:rPr>
+        <w:t>2. 일당체재비는 여행일수가 60일에 이르기까지 그 일수에 따라 지급하되, 30일을 초과하는 경우 그 초과일수에 대하여는 정액의 100분의 30을 감액하여 지급한다.</w:t>
+      </w:r>
+    </w:p>
+    <w:p>
+      <w:pPr>
+        <w:spacing w:line="400" w:lineRule="exact" w:before="0" w:after="0"/>
+        <w:ind w:left="400"/>
+      </w:pPr>
+      <w:r>
+        <w:rPr>
+          <w:rFonts w:ascii="KB금융 본문체 Light" w:hAnsi="KB금융 본문체 Light" w:eastAsia="KB금융 본문체 Light"/>
+          <w:b w:val="0"/>
+          <w:color w:val="1A1A1A"/>
+          <w:sz w:val="22"/>
+        </w:rPr>
+        <w:t>3. 월당체재비는 여행일수 60일을 초과하는 부분에 대하여 30일을 1개월로 계산한 월수에 따라 지급하며, 30일 미만의 체재일수는 월당체재비에 30일 미만의 체재일수를 곱한 금액을 30으로 나누어 지급한다.</w:t>
+      </w:r>
+    </w:p>
+    <w:p>
+      <w:pPr>
+        <w:spacing w:line="400" w:lineRule="exact" w:before="0" w:after="0"/>
+      </w:pPr>
+    </w:p>
+    <w:p>
+      <w:pPr>
+        <w:spacing w:line="400" w:lineRule="exact" w:before="0" w:after="0"/>
+        <w:ind w:left="190" w:hanging="190"/>
+      </w:pPr>
+      <w:r>
+        <w:rPr>
+          <w:rFonts w:ascii="KB금융 본문체 Light" w:hAnsi="KB금융 본문체 Light" w:eastAsia="KB금융 본문체 Light"/>
+          <w:b/>
+          <w:color w:val="1A1A1A"/>
+          <w:sz w:val="22"/>
+        </w:rPr>
+        <w:t>제32조(부대비용)</w:t>
+      </w:r>
+      <w:r>
+        <w:rPr>
+          <w:rFonts w:ascii="KB금융 본문체 Light" w:hAnsi="KB금융 본문체 Light" w:eastAsia="KB금융 본문체 Light"/>
+          <w:b w:val="0"/>
+          <w:color w:val="1A1A1A"/>
+          <w:sz w:val="22"/>
+        </w:rPr>
+        <w:t xml:space="preserve"> ① 여권 발급과 입국사증에 드는 수수료, 입국세 등 부대비용은 실비를 지급한다.</w:t>
+      </w:r>
+    </w:p>
+    <w:p>
+      <w:pPr>
+        <w:spacing w:line="400" w:lineRule="exact" w:before="0" w:after="0"/>
+        <w:ind w:left="200"/>
+      </w:pPr>
+      <w:r>
+        <w:rPr>
+          <w:rFonts w:ascii="KB금융 본문체 Light" w:hAnsi="KB금융 본문체 Light" w:eastAsia="KB금융 본문체 Light"/>
+          <w:b w:val="0"/>
+          <w:color w:val="1A1A1A"/>
+          <w:sz w:val="22"/>
+        </w:rPr>
+        <w:t>② 국외여행 중 질병이나 그 밖의 사고에 대비하여 보험에 가입하고 [별표 제6호]의 기준에 따른 보험료를 지급한다.</w:t>
+      </w:r>
+    </w:p>
+    <w:p>
+      <w:pPr>
+        <w:spacing w:line="400" w:lineRule="exact" w:before="0" w:after="0"/>
+      </w:pPr>
+    </w:p>
+    <w:p>
+      <w:pPr>
+        <w:spacing w:line="400" w:lineRule="exact" w:before="0" w:after="0"/>
+        <w:ind w:left="190" w:hanging="190"/>
+      </w:pPr>
+      <w:r>
+        <w:rPr>
+          <w:rFonts w:ascii="KB금융 본문체 Light" w:hAnsi="KB금융 본문체 Light" w:eastAsia="KB금융 본문체 Light"/>
+          <w:b/>
+          <w:color w:val="1A1A1A"/>
+          <w:sz w:val="22"/>
+        </w:rPr>
+        <w:t>제33조(여비지급의 특례 및 공제)</w:t>
+      </w:r>
+      <w:r>
+        <w:rPr>
+          <w:rFonts w:ascii="KB금융 본문체 Light" w:hAnsi="KB금융 본문체 Light" w:eastAsia="KB금융 본문체 Light"/>
+          <w:b w:val="0"/>
+          <w:color w:val="1A1A1A"/>
+          <w:sz w:val="22"/>
+        </w:rPr>
+        <w:t xml:space="preserve"> ① 파견처 또는 출장 상대처에서 경비의 일부 또는 전부(금전 외의 숙식 제공을 포함한다)를 부담하거나 여행업체에 경비를 일괄 지급하는 경우로서 그 금액이 이 규정에서 정한 여비에 미치지 못하는 경우에는 기본체재비의 100분의 50 범위에서 그 차액을 지급할 수 있다.</w:t>
+      </w:r>
+    </w:p>
+    <w:p>
+      <w:pPr>
+        <w:spacing w:line="400" w:lineRule="exact" w:before="0" w:after="0"/>
+        <w:ind w:left="200"/>
+      </w:pPr>
+      <w:r>
+        <w:rPr>
+          <w:rFonts w:ascii="KB금융 본문체 Light" w:hAnsi="KB금융 본문체 Light" w:eastAsia="KB금융 본문체 Light"/>
+          <w:b w:val="0"/>
+          <w:color w:val="1A1A1A"/>
+          <w:sz w:val="22"/>
+        </w:rPr>
+        <w:t>② 파견처 또는 출장 상대처가 숙식 제공 등의 방법으로 여비를 부담하여 그 금액을 산정할 수 없는 경우에는 일당체재비(월당체재비를 포함한다)의 구성비를 숙박비 100분의 45, 식비 100분의 30, 일비 100분의 25로 하여 산정한다.</w:t>
+      </w:r>
+    </w:p>
+    <w:p>
+      <w:pPr>
+        <w:spacing w:line="400" w:lineRule="exact" w:before="0" w:after="0"/>
+      </w:pPr>
+    </w:p>
+    <w:p>
+      <w:pPr>
+        <w:spacing w:line="400" w:lineRule="exact" w:before="0" w:after="0"/>
+        <w:jc w:val="center"/>
+      </w:pPr>
+      <w:r>
+        <w:rPr>
+          <w:rFonts w:ascii="KB금융 본문체 Medium" w:hAnsi="KB금융 본문체 Medium" w:eastAsia="KB금융 본문체 Medium"/>
+          <w:b/>
+          <w:color w:val="1A1A1A"/>
+          <w:sz w:val="26"/>
+        </w:rPr>
+        <w:t>제5장 보칙</w:t>
+      </w:r>
+    </w:p>
+    <w:p>
+      <w:pPr>
+        <w:spacing w:line="400" w:lineRule="exact" w:before="0" w:after="0"/>
+      </w:pPr>
+    </w:p>
+    <w:p>
+      <w:pPr>
+        <w:spacing w:line="400" w:lineRule="exact" w:before="0" w:after="0"/>
+        <w:ind w:left="190" w:hanging="190"/>
+      </w:pPr>
+      <w:r>
+        <w:rPr>
+          <w:rFonts w:ascii="KB금융 본문체 Light" w:hAnsi="KB금융 본문체 Light" w:eastAsia="KB금융 본문체 Light"/>
+          <w:b/>
+          <w:color w:val="1A1A1A"/>
+          <w:sz w:val="22"/>
+        </w:rPr>
+        <w:t>제34조(원격지 근무 교통비)</w:t>
+      </w:r>
+      <w:r>
+        <w:rPr>
+          <w:rFonts w:ascii="KB금융 본문체 Light" w:hAnsi="KB금융 본문체 Light" w:eastAsia="KB금융 본문체 Light"/>
+          <w:b w:val="0"/>
+          <w:color w:val="1A1A1A"/>
+          <w:sz w:val="22"/>
+        </w:rPr>
+        <w:t xml:space="preserve"> 근무지와 거주지가 서로 다른 특별시·광역시 또는 도에 속하는 임원 및 직원에게는 근무지와 거주지 간의 왕복 교통비를 주 1회에 한정하여 실비로 지원할 수 있다. 이 경우 주는 월요일부터 일요일까지로 한다. </w:t>
       </w:r>
       <w:r>
         <w:rPr>
@@ -1972,6 +2032,44 @@
           <w:color w:val="B03030"/>
           <w:sz w:val="18"/>
         </w:rPr>
+        <w:t>&lt;확인 요망: 시행문으로만 운영해 온 지급 기준의 규정화. 「복지후생규정」 제18조 통근비와의 중복 지급 여부, 지급 위치(여비규정 또는 복지후생규정) 확정 필요&gt;</w:t>
+      </w:r>
+    </w:p>
+    <w:p>
+      <w:pPr>
+        <w:spacing w:line="400" w:lineRule="exact" w:before="0" w:after="0"/>
+      </w:pPr>
+    </w:p>
+    <w:p>
+      <w:pPr>
+        <w:spacing w:line="400" w:lineRule="exact" w:before="0" w:after="0"/>
+        <w:ind w:left="190" w:hanging="190"/>
+      </w:pPr>
+      <w:r>
+        <w:rPr>
+          <w:rFonts w:ascii="KB금융 본문체 Light" w:hAnsi="KB금융 본문체 Light" w:eastAsia="KB금융 본문체 Light"/>
+          <w:b/>
+          <w:color w:val="1A1A1A"/>
+          <w:sz w:val="22"/>
+        </w:rPr>
+        <w:t>제35조(위임)</w:t>
+      </w:r>
+      <w:r>
+        <w:rPr>
+          <w:rFonts w:ascii="KB금융 본문체 Light" w:hAnsi="KB금융 본문체 Light" w:eastAsia="KB금융 본문체 Light"/>
+          <w:b w:val="0"/>
+          <w:color w:val="1A1A1A"/>
+          <w:sz w:val="22"/>
+        </w:rPr>
+        <w:t xml:space="preserve"> 이 규정의 시행에 필요한 세부사항은 대표이사가 따로 정한다. </w:t>
+      </w:r>
+      <w:r>
+        <w:rPr>
+          <w:rFonts w:ascii="KB금융 본문체 Light" w:hAnsi="KB금융 본문체 Light" w:eastAsia="KB금융 본문체 Light"/>
+          <w:b w:val="0"/>
+          <w:color w:val="B03030"/>
+          <w:sz w:val="18"/>
+        </w:rPr>
         <w:t>&lt;확인 요망: 현행 제29조 '별도로 정하는 바에 따른다'는 착지가 없는 위임이었음 — 위임 대상을 명시&gt;</w:t>
       </w:r>
     </w:p>
@@ -1992,7 +2090,7 @@
           <w:color w:val="1A1A1A"/>
           <w:sz w:val="22"/>
         </w:rPr>
-        <w:t>제35조(재검토기한)</w:t>
+        <w:t>제36조(재검토기한)</w:t>
       </w:r>
       <w:r>
         <w:rPr>
